--- a/courseware/LP-CompTIA Network+ (N10-009).docx
+++ b/courseware/LP-CompTIA Network+ (N10-009).docx
@@ -100,6 +100,45 @@
     </w:p>
     <w:p>
       <w:pPr>
+        <w:jc w:val="center"/>
+      </w:pPr>
+      <w:r>
+        <w:drawing>
+          <wp:inline xmlns:a="http://schemas.openxmlformats.org/drawingml/2006/main" xmlns:pic="http://schemas.openxmlformats.org/drawingml/2006/picture">
+            <wp:extent cx="914400" cy="478971"/>
+            <wp:docPr id="2" name="Picture 2"/>
+            <wp:cNvGraphicFramePr>
+              <a:graphicFrameLocks noChangeAspect="1"/>
+            </wp:cNvGraphicFramePr>
+            <a:graphic>
+              <a:graphicData uri="http://schemas.openxmlformats.org/drawingml/2006/picture">
+                <pic:pic>
+                  <pic:nvPicPr>
+                    <pic:cNvPr id="0" name="comptia-network-badge.png"/>
+                    <pic:cNvPicPr/>
+                  </pic:nvPicPr>
+                  <pic:blipFill>
+                    <a:blip r:embed="rId10"/>
+                    <a:stretch>
+                      <a:fillRect/>
+                    </a:stretch>
+                  </pic:blipFill>
+                  <pic:spPr>
+                    <a:xfrm>
+                      <a:off x="0" y="0"/>
+                      <a:ext cx="914400" cy="478971"/>
+                    </a:xfrm>
+                    <a:prstGeom prst="rect"/>
+                  </pic:spPr>
+                </pic:pic>
+              </a:graphicData>
+            </a:graphic>
+          </wp:inline>
+        </w:drawing>
+      </w:r>
+    </w:p>
+    <w:p>
+      <w:pPr>
         <w:spacing w:before="80" w:after="40"/>
         <w:jc w:val="center"/>
       </w:pPr>
@@ -179,7 +218,7 @@
           <w:color w:val="1F6FEB"/>
           <w:sz w:val="24"/>
         </w:rPr>
-        <w:t>Version 1.0</w:t>
+        <w:t>Version 2.0</w:t>
       </w:r>
     </w:p>
     <w:p>
@@ -322,7 +361,65 @@
               <w:rPr>
                 <w:sz w:val="19"/>
               </w:rPr>
-              <w:t>Initial release — Network+ (N10-009) 5-day lesson plan aligned to the 36 labs and the course deck.</w:t>
+              <w:t>Initial release — Network+ (N10-009) 5-day lesson plan aligned to the 36 hands-on labs.</w:t>
+            </w:r>
+          </w:p>
+        </w:tc>
+        <w:tc>
+          <w:tcPr>
+            <w:tcW w:type="dxa" w:w="2160"/>
+          </w:tcPr>
+          <w:p>
+            <w:r/>
+            <w:r>
+              <w:rPr>
+                <w:sz w:val="19"/>
+              </w:rPr>
+              <w:t>Dr. Alfred Ang</w:t>
+            </w:r>
+          </w:p>
+        </w:tc>
+      </w:tr>
+      <w:tr>
+        <w:tc>
+          <w:tcPr>
+            <w:tcW w:type="dxa" w:w="2160"/>
+          </w:tcPr>
+          <w:p>
+            <w:r/>
+            <w:r>
+              <w:rPr>
+                <w:sz w:val="19"/>
+              </w:rPr>
+              <w:t>2.0</w:t>
+            </w:r>
+          </w:p>
+        </w:tc>
+        <w:tc>
+          <w:tcPr>
+            <w:tcW w:type="dxa" w:w="2160"/>
+          </w:tcPr>
+          <w:p>
+            <w:r/>
+            <w:r>
+              <w:rPr>
+                <w:sz w:val="19"/>
+              </w:rPr>
+              <w:t>19 August 2026</w:t>
+            </w:r>
+          </w:p>
+        </w:tc>
+        <w:tc>
+          <w:tcPr>
+            <w:tcW w:type="dxa" w:w="2160"/>
+          </w:tcPr>
+          <w:p>
+            <w:r/>
+            <w:r>
+              <w:rPr>
+                <w:sz w:val="19"/>
+              </w:rPr>
+              <w:t>Regenerated against the v2 visual slide deck (five N10-009 domains, per-lab folders, TIS web ed-tools: IP Calculator, PCAP Analyzer, Cybersecurity Simulator, Regex Generator). Slide references updated to the new deck.</w:t>
             </w:r>
           </w:p>
         </w:tc>
@@ -361,12 +458,317 @@
       </w:r>
     </w:p>
     <w:p>
+      <w:pPr>
+        <w:tabs>
+          <w:tab w:pos="9072" w:val="right" w:leader="dot"/>
+        </w:tabs>
+        <w:spacing w:after="60"/>
+      </w:pPr>
       <w:r>
-        <w:fldChar w:fldCharType="begin"/>
-        <w:instrText xml:space="preserve">TOC \o "1-3" \h \z \u</w:instrText>
-        <w:fldChar w:fldCharType="separate"/>
-        <w:t>Right-click and choose “Update Field”, or press F9, to build the table of contents.</w:t>
-        <w:fldChar w:fldCharType="end"/>
+        <w:rPr>
+          <w:rFonts w:ascii="Arial" w:hAnsi="Arial"/>
+          <w:b/>
+          <w:color w:val="333333"/>
+          <w:sz w:val="22"/>
+        </w:rPr>
+        <w:t>Course Information</w:t>
+        <w:tab/>
+        <w:t>4</w:t>
+      </w:r>
+    </w:p>
+    <w:p>
+      <w:pPr>
+        <w:tabs>
+          <w:tab w:pos="9072" w:val="right" w:leader="dot"/>
+        </w:tabs>
+        <w:spacing w:after="60"/>
+      </w:pPr>
+      <w:r>
+        <w:rPr>
+          <w:rFonts w:ascii="Arial" w:hAnsi="Arial"/>
+          <w:b/>
+          <w:color w:val="333333"/>
+          <w:sz w:val="22"/>
+        </w:rPr>
+        <w:t>Learning Outcomes</w:t>
+        <w:tab/>
+        <w:t>4</w:t>
+      </w:r>
+    </w:p>
+    <w:p>
+      <w:pPr>
+        <w:tabs>
+          <w:tab w:pos="9072" w:val="right" w:leader="dot"/>
+        </w:tabs>
+        <w:spacing w:after="60"/>
+      </w:pPr>
+      <w:r>
+        <w:rPr>
+          <w:rFonts w:ascii="Arial" w:hAnsi="Arial"/>
+          <w:b/>
+          <w:color w:val="333333"/>
+          <w:sz w:val="22"/>
+        </w:rPr>
+        <w:t>Assessment</w:t>
+        <w:tab/>
+        <w:t>4</w:t>
+      </w:r>
+    </w:p>
+    <w:p>
+      <w:pPr>
+        <w:tabs>
+          <w:tab w:pos="9072" w:val="right" w:leader="dot"/>
+        </w:tabs>
+        <w:spacing w:after="60"/>
+      </w:pPr>
+      <w:r>
+        <w:rPr>
+          <w:rFonts w:ascii="Arial" w:hAnsi="Arial"/>
+          <w:b/>
+          <w:color w:val="333333"/>
+          <w:sz w:val="22"/>
+        </w:rPr>
+        <w:t>Course Schedule</w:t>
+        <w:tab/>
+        <w:t>5</w:t>
+      </w:r>
+    </w:p>
+    <w:p>
+      <w:pPr>
+        <w:tabs>
+          <w:tab w:pos="9072" w:val="right" w:leader="dot"/>
+        </w:tabs>
+        <w:spacing w:after="60"/>
+        <w:ind w:left="432"/>
+      </w:pPr>
+      <w:r>
+        <w:rPr>
+          <w:rFonts w:ascii="Arial" w:hAnsi="Arial"/>
+          <w:b w:val="0"/>
+          <w:color w:val="333333"/>
+          <w:sz w:val="21"/>
+        </w:rPr>
+        <w:t>Day 1 — Networking Concepts</w:t>
+        <w:tab/>
+        <w:t>5</w:t>
+      </w:r>
+    </w:p>
+    <w:p>
+      <w:pPr>
+        <w:tabs>
+          <w:tab w:pos="9072" w:val="right" w:leader="dot"/>
+        </w:tabs>
+        <w:spacing w:after="60"/>
+        <w:ind w:left="432"/>
+      </w:pPr>
+      <w:r>
+        <w:rPr>
+          <w:rFonts w:ascii="Arial" w:hAnsi="Arial"/>
+          <w:b w:val="0"/>
+          <w:color w:val="333333"/>
+          <w:sz w:val="21"/>
+        </w:rPr>
+        <w:t>Day 2 — Network Implementation</w:t>
+        <w:tab/>
+        <w:t>5</w:t>
+      </w:r>
+    </w:p>
+    <w:p>
+      <w:pPr>
+        <w:tabs>
+          <w:tab w:pos="9072" w:val="right" w:leader="dot"/>
+        </w:tabs>
+        <w:spacing w:after="60"/>
+        <w:ind w:left="432"/>
+      </w:pPr>
+      <w:r>
+        <w:rPr>
+          <w:rFonts w:ascii="Arial" w:hAnsi="Arial"/>
+          <w:b w:val="0"/>
+          <w:color w:val="333333"/>
+          <w:sz w:val="21"/>
+        </w:rPr>
+        <w:t>Day 3 — Network Operations</w:t>
+        <w:tab/>
+        <w:t>6</w:t>
+      </w:r>
+    </w:p>
+    <w:p>
+      <w:pPr>
+        <w:tabs>
+          <w:tab w:pos="9072" w:val="right" w:leader="dot"/>
+        </w:tabs>
+        <w:spacing w:after="60"/>
+        <w:ind w:left="432"/>
+      </w:pPr>
+      <w:r>
+        <w:rPr>
+          <w:rFonts w:ascii="Arial" w:hAnsi="Arial"/>
+          <w:b w:val="0"/>
+          <w:color w:val="333333"/>
+          <w:sz w:val="21"/>
+        </w:rPr>
+        <w:t>Day 4 — Network Security</w:t>
+        <w:tab/>
+        <w:t>7</w:t>
+      </w:r>
+    </w:p>
+    <w:p>
+      <w:pPr>
+        <w:tabs>
+          <w:tab w:pos="9072" w:val="right" w:leader="dot"/>
+        </w:tabs>
+        <w:spacing w:after="60"/>
+        <w:ind w:left="432"/>
+      </w:pPr>
+      <w:r>
+        <w:rPr>
+          <w:rFonts w:ascii="Arial" w:hAnsi="Arial"/>
+          <w:b w:val="0"/>
+          <w:color w:val="333333"/>
+          <w:sz w:val="21"/>
+        </w:rPr>
+        <w:t>Day 5 — Network Troubleshooting &amp; Assessment</w:t>
+        <w:tab/>
+        <w:t>7</w:t>
+      </w:r>
+    </w:p>
+    <w:p>
+      <w:pPr>
+        <w:tabs>
+          <w:tab w:pos="9072" w:val="right" w:leader="dot"/>
+        </w:tabs>
+        <w:spacing w:after="60"/>
+      </w:pPr>
+      <w:r>
+        <w:rPr>
+          <w:rFonts w:ascii="Arial" w:hAnsi="Arial"/>
+          <w:b/>
+          <w:color w:val="333333"/>
+          <w:sz w:val="22"/>
+        </w:rPr>
+        <w:t>Topic-by-Topic Breakdown</w:t>
+        <w:tab/>
+        <w:t>8</w:t>
+      </w:r>
+    </w:p>
+    <w:p>
+      <w:pPr>
+        <w:tabs>
+          <w:tab w:pos="9072" w:val="right" w:leader="dot"/>
+        </w:tabs>
+        <w:spacing w:after="60"/>
+        <w:ind w:left="432"/>
+      </w:pPr>
+      <w:r>
+        <w:rPr>
+          <w:rFonts w:ascii="Arial" w:hAnsi="Arial"/>
+          <w:b w:val="0"/>
+          <w:color w:val="333333"/>
+          <w:sz w:val="21"/>
+        </w:rPr>
+        <w:t>Domain 1.0 — Networking Concepts  (23%)   ·   Slides 18–33</w:t>
+        <w:tab/>
+        <w:t>8</w:t>
+      </w:r>
+    </w:p>
+    <w:p>
+      <w:pPr>
+        <w:tabs>
+          <w:tab w:pos="9072" w:val="right" w:leader="dot"/>
+        </w:tabs>
+        <w:spacing w:after="60"/>
+        <w:ind w:left="432"/>
+      </w:pPr>
+      <w:r>
+        <w:rPr>
+          <w:rFonts w:ascii="Arial" w:hAnsi="Arial"/>
+          <w:b w:val="0"/>
+          <w:color w:val="333333"/>
+          <w:sz w:val="21"/>
+        </w:rPr>
+        <w:t>Domain 2.0 — Network Implementation  (20%)   ·   Slides 134–153</w:t>
+        <w:tab/>
+        <w:t>10</w:t>
+      </w:r>
+    </w:p>
+    <w:p>
+      <w:pPr>
+        <w:tabs>
+          <w:tab w:pos="9072" w:val="right" w:leader="dot"/>
+        </w:tabs>
+        <w:spacing w:after="60"/>
+        <w:ind w:left="432"/>
+      </w:pPr>
+      <w:r>
+        <w:rPr>
+          <w:rFonts w:ascii="Arial" w:hAnsi="Arial"/>
+          <w:b w:val="0"/>
+          <w:color w:val="333333"/>
+          <w:sz w:val="21"/>
+        </w:rPr>
+        <w:t>Domain 3.0 — Network Operations  (19%)   ·   Slides 233–261</w:t>
+        <w:tab/>
+        <w:t>11</w:t>
+      </w:r>
+    </w:p>
+    <w:p>
+      <w:pPr>
+        <w:tabs>
+          <w:tab w:pos="9072" w:val="right" w:leader="dot"/>
+        </w:tabs>
+        <w:spacing w:after="60"/>
+        <w:ind w:left="432"/>
+      </w:pPr>
+      <w:r>
+        <w:rPr>
+          <w:rFonts w:ascii="Arial" w:hAnsi="Arial"/>
+          <w:b w:val="0"/>
+          <w:color w:val="333333"/>
+          <w:sz w:val="21"/>
+        </w:rPr>
+        <w:t>Domain 4.0 — Network Security  (14%)   ·   Slides 322–335</w:t>
+        <w:tab/>
+        <w:t>12</w:t>
+      </w:r>
+    </w:p>
+    <w:p>
+      <w:pPr>
+        <w:tabs>
+          <w:tab w:pos="9072" w:val="right" w:leader="dot"/>
+        </w:tabs>
+        <w:spacing w:after="60"/>
+        <w:ind w:left="432"/>
+      </w:pPr>
+      <w:r>
+        <w:rPr>
+          <w:rFonts w:ascii="Arial" w:hAnsi="Arial"/>
+          <w:b w:val="0"/>
+          <w:color w:val="333333"/>
+          <w:sz w:val="21"/>
+        </w:rPr>
+        <w:t>Domain 5.0 — Network Troubleshooting  (24%)   ·   Slides 405–432</w:t>
+        <w:tab/>
+        <w:t>13</w:t>
+      </w:r>
+    </w:p>
+    <w:p>
+      <w:pPr>
+        <w:tabs>
+          <w:tab w:pos="9072" w:val="right" w:leader="dot"/>
+        </w:tabs>
+        <w:spacing w:after="60"/>
+      </w:pPr>
+      <w:r>
+        <w:rPr>
+          <w:rFonts w:ascii="Arial" w:hAnsi="Arial"/>
+          <w:b/>
+          <w:color w:val="333333"/>
+          <w:sz w:val="22"/>
+        </w:rPr>
+        <w:t>Lab Reference (aligned to exam domains)</w:t>
+        <w:tab/>
+        <w:t>14</w:t>
       </w:r>
     </w:p>
     <w:p>
@@ -547,7 +949,7 @@
               <w:rPr>
                 <w:sz w:val="20"/>
               </w:rPr>
-              <w:t>9:00 am – 6:00 pm (1-hour lunch; tea breaks within training time)</w:t>
+              <w:t>9:30 am – 6:30 pm (1-hour lunch; tea breaks within training time)</w:t>
             </w:r>
           </w:p>
         </w:tc>
@@ -579,7 +981,7 @@
               <w:rPr>
                 <w:sz w:val="20"/>
               </w:rPr>
-              <w:t>Instructor-led, hands-on labs on the Killercoda Ubuntu Playground</w:t>
+              <w:t>Instructor-led, hands-on labs on the Killercoda Ubuntu Playground and free TIS web tools</w:t>
             </w:r>
           </w:p>
         </w:tc>
@@ -638,7 +1040,7 @@
         <w:rPr>
           <w:sz w:val="21"/>
         </w:rPr>
-        <w:t>LO1: Explain networking concepts — the OSI model, IPv4/IPv6 addressing and subnetting, ports and protocols, DNS and DHCP, network topologies, architectures and cloud connectivity.</w:t>
+        <w:t>LO1: Explain networking concepts — the OSI model, network appliances, cloud concepts, ports and protocols, traffic types, transmission media, transceivers and connectors, network topologies and IPv4/IPv6 addressing and subnetting. (K1, K2)</w:t>
       </w:r>
     </w:p>
     <w:p>
@@ -649,7 +1051,7 @@
         <w:rPr>
           <w:sz w:val="21"/>
         </w:rPr>
-        <w:t>LO2: Implement networks — static and dynamic routing, 802.1Q VLANs, trunking, link aggregation, NAT/PAT, wireless, and core DHCP and DNS services.</w:t>
+        <w:t>LO2: Implement networks — static and dynamic routing (BGP, EIGRP, OSPF), NAT/PAT, 802.1Q VLANs, trunking, spanning tree, link aggregation, wireless devices and physical installation considerations. (K3, A1, A2)</w:t>
       </w:r>
     </w:p>
     <w:p>
@@ -660,7 +1062,7 @@
         <w:rPr>
           <w:sz w:val="21"/>
         </w:rPr>
-        <w:t>LO3: Operate and maintain networks — SNMP monitoring, flow analysis, centralized logging and SIEM, time synchronization, configuration backup and performance baselining.</w:t>
+        <w:t>LO3: Operate and maintain networks — documentation and IPAM, life-cycle and change management, configuration backup and baselines, SNMP/flow/log monitoring, disaster recovery, DHCP/DNS/NTP network services and secure access methods. (K4, A3, A4)</w:t>
       </w:r>
     </w:p>
     <w:p>
@@ -671,7 +1073,7 @@
         <w:rPr>
           <w:sz w:val="21"/>
         </w:rPr>
-        <w:t>LO4: Secure networks — firewalls, ACLs, IDS/IPS, TLS certificates, SSH hardening, VPNs, port scanning and access control.</w:t>
+        <w:t>LO4: Secure networks — encryption and PKI, IAM/MFA/SSO, RADIUS/TACACS+, physical security, deception technologies, segmentation, common attacks and defence features such as hardening, NAC, ACLs and screened subnets. (K5, A5)</w:t>
       </w:r>
     </w:p>
     <w:p>
@@ -682,7 +1084,7 @@
         <w:rPr>
           <w:sz w:val="21"/>
         </w:rPr>
-        <w:t>LO5: Troubleshoot networks — apply the CompTIA seven-step methodology using layer-by-layer diagnostics, connectivity tools and packet capture.</w:t>
+        <w:t>LO5: Troubleshoot networks — apply the CompTIA troubleshooting methodology with the right tools to cabling, interface, switching, routing, service and performance issues. (K6, A6)</w:t>
       </w:r>
     </w:p>
     <w:p>
@@ -712,7 +1114,7 @@
         <w:rPr>
           <w:sz w:val="21"/>
         </w:rPr>
-        <w:t>Practical Performance (PP) — hands-on networking tasks, 1 hour, open book.</w:t>
+        <w:t>Practical Performance (PP) — hands-on networking tasks, 90 minutes, open book.</w:t>
       </w:r>
     </w:p>
     <w:p>
@@ -734,7 +1136,7 @@
         <w:rPr>
           <w:sz w:val="21"/>
         </w:rPr>
-        <w:t>Final assessment is conducted on Day 5 from 4:00 pm (WA 4:00–5:00 pm, PP 5:00–6:00 pm).</w:t>
+        <w:t>Final assessment is conducted on Day 5 from 4:00 pm (WA 4:00–5:00 pm, PP 5:00–6:30 pm).</w:t>
       </w:r>
     </w:p>
     <w:p>
@@ -769,7 +1171,7 @@
     </w:p>
     <w:p>
       <w:r>
-        <w:t>The Slides column gives the matching page range in the course deck so the trainer can run each session directly from the slides.</w:t>
+        <w:t>The Slides column gives the matching page range in the course deck (CompTIA Network+ (N10-009)-v2.0.pptx) so the trainer can run each session directly from the deck.</w:t>
       </w:r>
     </w:p>
     <w:p>
@@ -796,7 +1198,7 @@
       <w:tr>
         <w:tc>
           <w:tcPr>
-            <w:tcW w:type="dxa" w:w="1512"/>
+            <w:tcW w:type="dxa" w:w="1440"/>
             <w:shd w:val="clear" w:color="auto" w:fill="1F6FEB"/>
           </w:tcPr>
           <w:p>
@@ -814,7 +1216,7 @@
         </w:tc>
         <w:tc>
           <w:tcPr>
-            <w:tcW w:type="dxa" w:w="1080"/>
+            <w:tcW w:type="dxa" w:w="1152"/>
             <w:shd w:val="clear" w:color="auto" w:fill="1F6FEB"/>
           </w:tcPr>
           <w:p>
@@ -832,7 +1234,7 @@
         </w:tc>
         <w:tc>
           <w:tcPr>
-            <w:tcW w:type="dxa" w:w="5976"/>
+            <w:tcW w:type="dxa" w:w="5760"/>
             <w:shd w:val="clear" w:color="auto" w:fill="1F6FEB"/>
           </w:tcPr>
           <w:p>
@@ -850,7 +1252,7 @@
         </w:tc>
         <w:tc>
           <w:tcPr>
-            <w:tcW w:type="dxa" w:w="1368"/>
+            <w:tcW w:type="dxa" w:w="1584"/>
             <w:shd w:val="clear" w:color="auto" w:fill="1F6FEB"/>
           </w:tcPr>
           <w:p>
@@ -870,7 +1272,7 @@
       <w:tr>
         <w:tc>
           <w:tcPr>
-            <w:tcW w:type="dxa" w:w="1512"/>
+            <w:tcW w:type="dxa" w:w="1440"/>
             <w:shd w:val="clear" w:color="auto" w:fill="F3F5F8"/>
           </w:tcPr>
           <w:p>
@@ -881,13 +1283,13 @@
                 <w:b w:val="0"/>
                 <w:sz w:val="19"/>
               </w:rPr>
-              <w:t>9:00–9:30</w:t>
+              <w:t>9:30–10:00</w:t>
             </w:r>
           </w:p>
         </w:tc>
         <w:tc>
           <w:tcPr>
-            <w:tcW w:type="dxa" w:w="1080"/>
+            <w:tcW w:type="dxa" w:w="1152"/>
             <w:shd w:val="clear" w:color="auto" w:fill="F3F5F8"/>
           </w:tcPr>
           <w:p>
@@ -904,7 +1306,7 @@
         </w:tc>
         <w:tc>
           <w:tcPr>
-            <w:tcW w:type="dxa" w:w="5976"/>
+            <w:tcW w:type="dxa" w:w="5760"/>
             <w:shd w:val="clear" w:color="auto" w:fill="F3F5F8"/>
           </w:tcPr>
           <w:p>
@@ -921,7 +1323,7 @@
         </w:tc>
         <w:tc>
           <w:tcPr>
-            <w:tcW w:type="dxa" w:w="1368"/>
+            <w:tcW w:type="dxa" w:w="1584"/>
             <w:shd w:val="clear" w:color="auto" w:fill="F3F5F8"/>
           </w:tcPr>
           <w:p>
@@ -940,7 +1342,7 @@
       <w:tr>
         <w:tc>
           <w:tcPr>
-            <w:tcW w:type="dxa" w:w="1512"/>
+            <w:tcW w:type="dxa" w:w="1440"/>
             <w:shd w:val="clear" w:color="auto" w:fill="E8F0FE"/>
           </w:tcPr>
           <w:p>
@@ -951,13 +1353,13 @@
                 <w:b/>
                 <w:sz w:val="19"/>
               </w:rPr>
-              <w:t>9:30–10:30</w:t>
+              <w:t>10:00–11:00</w:t>
             </w:r>
           </w:p>
         </w:tc>
         <w:tc>
           <w:tcPr>
-            <w:tcW w:type="dxa" w:w="1080"/>
+            <w:tcW w:type="dxa" w:w="1152"/>
             <w:shd w:val="clear" w:color="auto" w:fill="E8F0FE"/>
           </w:tcPr>
           <w:p>
@@ -974,7 +1376,7 @@
         </w:tc>
         <w:tc>
           <w:tcPr>
-            <w:tcW w:type="dxa" w:w="5976"/>
+            <w:tcW w:type="dxa" w:w="5760"/>
             <w:shd w:val="clear" w:color="auto" w:fill="E8F0FE"/>
           </w:tcPr>
           <w:p>
@@ -985,13 +1387,13 @@
                 <w:b/>
                 <w:sz w:val="19"/>
               </w:rPr>
-              <w:t>Domain 1.0 — Networking Concepts: OSI model, encapsulation, IPv4/IPv6 addressing, ports &amp; protocols, DNS, DHCP, topologies, architectures and cloud (concepts + diagrams)</w:t>
+              <w:t>Domain 1.0 — Networking Concepts: OSI model layers, encapsulation and PDUs; networking appliances and their functions</w:t>
             </w:r>
           </w:p>
         </w:tc>
         <w:tc>
           <w:tcPr>
-            <w:tcW w:type="dxa" w:w="1368"/>
+            <w:tcW w:type="dxa" w:w="1584"/>
             <w:shd w:val="clear" w:color="auto" w:fill="E8F0FE"/>
           </w:tcPr>
           <w:p>
@@ -1002,7 +1404,7 @@
                 <w:b w:val="0"/>
                 <w:sz w:val="19"/>
               </w:rPr>
-              <w:t>Slides 22–25</w:t>
+              <w:t>Slides 18–33</w:t>
             </w:r>
           </w:p>
         </w:tc>
@@ -1010,7 +1412,7 @@
       <w:tr>
         <w:tc>
           <w:tcPr>
-            <w:tcW w:type="dxa" w:w="1512"/>
+            <w:tcW w:type="dxa" w:w="1440"/>
             <w:shd w:val="clear" w:color="auto" w:fill="FFF4E5"/>
           </w:tcPr>
           <w:p>
@@ -1021,13 +1423,13 @@
                 <w:b w:val="0"/>
                 <w:sz w:val="19"/>
               </w:rPr>
-              <w:t>10:30–10:45</w:t>
+              <w:t>11:00–11:15</w:t>
             </w:r>
           </w:p>
         </w:tc>
         <w:tc>
           <w:tcPr>
-            <w:tcW w:type="dxa" w:w="1080"/>
+            <w:tcW w:type="dxa" w:w="1152"/>
             <w:shd w:val="clear" w:color="auto" w:fill="FFF4E5"/>
           </w:tcPr>
           <w:p>
@@ -1044,7 +1446,7 @@
         </w:tc>
         <w:tc>
           <w:tcPr>
-            <w:tcW w:type="dxa" w:w="5976"/>
+            <w:tcW w:type="dxa" w:w="5760"/>
             <w:shd w:val="clear" w:color="auto" w:fill="FFF4E5"/>
           </w:tcPr>
           <w:p>
@@ -1061,7 +1463,7 @@
         </w:tc>
         <w:tc>
           <w:tcPr>
-            <w:tcW w:type="dxa" w:w="1368"/>
+            <w:tcW w:type="dxa" w:w="1584"/>
             <w:shd w:val="clear" w:color="auto" w:fill="FFF4E5"/>
           </w:tcPr>
           <w:p>
@@ -1080,7 +1482,7 @@
       <w:tr>
         <w:tc>
           <w:tcPr>
-            <w:tcW w:type="dxa" w:w="1512"/>
+            <w:tcW w:type="dxa" w:w="1440"/>
           </w:tcPr>
           <w:p>
             <w:r/>
@@ -1090,13 +1492,13 @@
                 <w:b w:val="0"/>
                 <w:sz w:val="19"/>
               </w:rPr>
-              <w:t>10:45–13:00</w:t>
+              <w:t>11:15–13:00</w:t>
             </w:r>
           </w:p>
         </w:tc>
         <w:tc>
           <w:tcPr>
-            <w:tcW w:type="dxa" w:w="1080"/>
+            <w:tcW w:type="dxa" w:w="1152"/>
           </w:tcPr>
           <w:p>
             <w:r/>
@@ -1106,13 +1508,13 @@
                 <w:b w:val="0"/>
                 <w:sz w:val="19"/>
               </w:rPr>
-              <w:t>135 min</w:t>
+              <w:t>105 min</w:t>
             </w:r>
           </w:p>
         </w:tc>
         <w:tc>
           <w:tcPr>
-            <w:tcW w:type="dxa" w:w="5976"/>
+            <w:tcW w:type="dxa" w:w="5760"/>
           </w:tcPr>
           <w:p>
             <w:r/>
@@ -1122,13 +1524,13 @@
                 <w:b w:val="0"/>
                 <w:sz w:val="19"/>
               </w:rPr>
-              <w:t>Hands-on: Lab 1: OSI Model Packet Inspection; Lab 2: IPv4 Subnetting and CIDR; Lab 3: IPv6 Addressing and Link-Local; Lab 4: Common Ports and Protocols</w:t>
+              <w:t>Concepts + hands-on: Lab 1: OSI Model Packet Inspection; Lab 2: IPv4 Subnetting and CIDR</w:t>
             </w:r>
           </w:p>
         </w:tc>
         <w:tc>
           <w:tcPr>
-            <w:tcW w:type="dxa" w:w="1368"/>
+            <w:tcW w:type="dxa" w:w="1584"/>
           </w:tcPr>
           <w:p>
             <w:r/>
@@ -1138,7 +1540,7 @@
                 <w:b w:val="0"/>
                 <w:sz w:val="19"/>
               </w:rPr>
-              <w:t>Slides 26–61</w:t>
+              <w:t>Slides 34–83</w:t>
             </w:r>
           </w:p>
         </w:tc>
@@ -1146,7 +1548,7 @@
       <w:tr>
         <w:tc>
           <w:tcPr>
-            <w:tcW w:type="dxa" w:w="1512"/>
+            <w:tcW w:type="dxa" w:w="1440"/>
             <w:shd w:val="clear" w:color="auto" w:fill="FDE9D9"/>
           </w:tcPr>
           <w:p>
@@ -1163,7 +1565,7 @@
         </w:tc>
         <w:tc>
           <w:tcPr>
-            <w:tcW w:type="dxa" w:w="1080"/>
+            <w:tcW w:type="dxa" w:w="1152"/>
             <w:shd w:val="clear" w:color="auto" w:fill="FDE9D9"/>
           </w:tcPr>
           <w:p>
@@ -1180,7 +1582,7 @@
         </w:tc>
         <w:tc>
           <w:tcPr>
-            <w:tcW w:type="dxa" w:w="5976"/>
+            <w:tcW w:type="dxa" w:w="5760"/>
             <w:shd w:val="clear" w:color="auto" w:fill="FDE9D9"/>
           </w:tcPr>
           <w:p>
@@ -1197,7 +1599,7 @@
         </w:tc>
         <w:tc>
           <w:tcPr>
-            <w:tcW w:type="dxa" w:w="1368"/>
+            <w:tcW w:type="dxa" w:w="1584"/>
             <w:shd w:val="clear" w:color="auto" w:fill="FDE9D9"/>
           </w:tcPr>
           <w:p>
@@ -1216,7 +1618,7 @@
       <w:tr>
         <w:tc>
           <w:tcPr>
-            <w:tcW w:type="dxa" w:w="1512"/>
+            <w:tcW w:type="dxa" w:w="1440"/>
           </w:tcPr>
           <w:p>
             <w:r/>
@@ -1226,13 +1628,13 @@
                 <w:b w:val="0"/>
                 <w:sz w:val="19"/>
               </w:rPr>
-              <w:t>14:00–15:30</w:t>
+              <w:t>14:00–15:45</w:t>
             </w:r>
           </w:p>
         </w:tc>
         <w:tc>
           <w:tcPr>
-            <w:tcW w:type="dxa" w:w="1080"/>
+            <w:tcW w:type="dxa" w:w="1152"/>
           </w:tcPr>
           <w:p>
             <w:r/>
@@ -1242,13 +1644,13 @@
                 <w:b w:val="0"/>
                 <w:sz w:val="19"/>
               </w:rPr>
-              <w:t>90 min</w:t>
+              <w:t>105 min</w:t>
             </w:r>
           </w:p>
         </w:tc>
         <w:tc>
           <w:tcPr>
-            <w:tcW w:type="dxa" w:w="5976"/>
+            <w:tcW w:type="dxa" w:w="5760"/>
           </w:tcPr>
           <w:p>
             <w:r/>
@@ -1258,13 +1660,13 @@
                 <w:b w:val="0"/>
                 <w:sz w:val="19"/>
               </w:rPr>
-              <w:t>Hands-on: Lab 5: DNS Record Types; Lab 6: DHCP Lease Capture (DORA)</w:t>
+              <w:t>Concepts + hands-on: Lab 3: IPv6 Addressing and Link-Local; Lab 4: Common Ports and Protocols</w:t>
             </w:r>
           </w:p>
         </w:tc>
         <w:tc>
           <w:tcPr>
-            <w:tcW w:type="dxa" w:w="1368"/>
+            <w:tcW w:type="dxa" w:w="1584"/>
           </w:tcPr>
           <w:p>
             <w:r/>
@@ -1274,7 +1676,7 @@
                 <w:b w:val="0"/>
                 <w:sz w:val="19"/>
               </w:rPr>
-              <w:t>Slides 62–82</w:t>
+              <w:t>Slides 84–104</w:t>
             </w:r>
           </w:p>
         </w:tc>
@@ -1282,7 +1684,7 @@
       <w:tr>
         <w:tc>
           <w:tcPr>
-            <w:tcW w:type="dxa" w:w="1512"/>
+            <w:tcW w:type="dxa" w:w="1440"/>
             <w:shd w:val="clear" w:color="auto" w:fill="FFF4E5"/>
           </w:tcPr>
           <w:p>
@@ -1293,13 +1695,13 @@
                 <w:b w:val="0"/>
                 <w:sz w:val="19"/>
               </w:rPr>
-              <w:t>15:30–15:45</w:t>
+              <w:t>15:45–16:00</w:t>
             </w:r>
           </w:p>
         </w:tc>
         <w:tc>
           <w:tcPr>
-            <w:tcW w:type="dxa" w:w="1080"/>
+            <w:tcW w:type="dxa" w:w="1152"/>
             <w:shd w:val="clear" w:color="auto" w:fill="FFF4E5"/>
           </w:tcPr>
           <w:p>
@@ -1316,7 +1718,7 @@
         </w:tc>
         <w:tc>
           <w:tcPr>
-            <w:tcW w:type="dxa" w:w="5976"/>
+            <w:tcW w:type="dxa" w:w="5760"/>
             <w:shd w:val="clear" w:color="auto" w:fill="FFF4E5"/>
           </w:tcPr>
           <w:p>
@@ -1333,7 +1735,7 @@
         </w:tc>
         <w:tc>
           <w:tcPr>
-            <w:tcW w:type="dxa" w:w="1368"/>
+            <w:tcW w:type="dxa" w:w="1584"/>
             <w:shd w:val="clear" w:color="auto" w:fill="FFF4E5"/>
           </w:tcPr>
           <w:p>
@@ -1352,7 +1754,7 @@
       <w:tr>
         <w:tc>
           <w:tcPr>
-            <w:tcW w:type="dxa" w:w="1512"/>
+            <w:tcW w:type="dxa" w:w="1440"/>
           </w:tcPr>
           <w:p>
             <w:r/>
@@ -1362,13 +1764,13 @@
                 <w:b w:val="0"/>
                 <w:sz w:val="19"/>
               </w:rPr>
-              <w:t>15:45–17:45</w:t>
+              <w:t>16:00–18:15</w:t>
             </w:r>
           </w:p>
         </w:tc>
         <w:tc>
           <w:tcPr>
-            <w:tcW w:type="dxa" w:w="1080"/>
+            <w:tcW w:type="dxa" w:w="1152"/>
           </w:tcPr>
           <w:p>
             <w:r/>
@@ -1378,13 +1780,13 @@
                 <w:b w:val="0"/>
                 <w:sz w:val="19"/>
               </w:rPr>
-              <w:t>120 min</w:t>
+              <w:t>135 min</w:t>
             </w:r>
           </w:p>
         </w:tc>
         <w:tc>
           <w:tcPr>
-            <w:tcW w:type="dxa" w:w="5976"/>
+            <w:tcW w:type="dxa" w:w="5760"/>
           </w:tcPr>
           <w:p>
             <w:r/>
@@ -1394,13 +1796,13 @@
                 <w:b w:val="0"/>
                 <w:sz w:val="19"/>
               </w:rPr>
-              <w:t>Hands-on: Lab 7: Cloud VPC with Network Namespaces. Domain 1 review.</w:t>
+              <w:t>Concepts + hands-on: Lab 5: DNS Record Types; Lab 6: DHCP Lease Capture (DORA); Lab 7: Simulating a Cloud VPC with Namespaces</w:t>
             </w:r>
           </w:p>
         </w:tc>
         <w:tc>
           <w:tcPr>
-            <w:tcW w:type="dxa" w:w="1368"/>
+            <w:tcW w:type="dxa" w:w="1584"/>
           </w:tcPr>
           <w:p>
             <w:r/>
@@ -1410,7 +1812,7 @@
                 <w:b w:val="0"/>
                 <w:sz w:val="19"/>
               </w:rPr>
-              <w:t>Slides 83–96</w:t>
+              <w:t>Slides 105–133</w:t>
             </w:r>
           </w:p>
         </w:tc>
@@ -1418,7 +1820,7 @@
       <w:tr>
         <w:tc>
           <w:tcPr>
-            <w:tcW w:type="dxa" w:w="1512"/>
+            <w:tcW w:type="dxa" w:w="1440"/>
             <w:shd w:val="clear" w:color="auto" w:fill="F3F5F8"/>
           </w:tcPr>
           <w:p>
@@ -1429,13 +1831,13 @@
                 <w:b w:val="0"/>
                 <w:sz w:val="19"/>
               </w:rPr>
-              <w:t>17:45–18:00</w:t>
+              <w:t>18:15–18:30</w:t>
             </w:r>
           </w:p>
         </w:tc>
         <w:tc>
           <w:tcPr>
-            <w:tcW w:type="dxa" w:w="1080"/>
+            <w:tcW w:type="dxa" w:w="1152"/>
             <w:shd w:val="clear" w:color="auto" w:fill="F3F5F8"/>
           </w:tcPr>
           <w:p>
@@ -1452,7 +1854,7 @@
         </w:tc>
         <w:tc>
           <w:tcPr>
-            <w:tcW w:type="dxa" w:w="5976"/>
+            <w:tcW w:type="dxa" w:w="5760"/>
             <w:shd w:val="clear" w:color="auto" w:fill="F3F5F8"/>
           </w:tcPr>
           <w:p>
@@ -1469,7 +1871,7 @@
         </w:tc>
         <w:tc>
           <w:tcPr>
-            <w:tcW w:type="dxa" w:w="1368"/>
+            <w:tcW w:type="dxa" w:w="1584"/>
             <w:shd w:val="clear" w:color="auto" w:fill="F3F5F8"/>
           </w:tcPr>
           <w:p>
@@ -1520,7 +1922,7 @@
       <w:tr>
         <w:tc>
           <w:tcPr>
-            <w:tcW w:type="dxa" w:w="1512"/>
+            <w:tcW w:type="dxa" w:w="1440"/>
             <w:shd w:val="clear" w:color="auto" w:fill="1F6FEB"/>
           </w:tcPr>
           <w:p>
@@ -1538,7 +1940,7 @@
         </w:tc>
         <w:tc>
           <w:tcPr>
-            <w:tcW w:type="dxa" w:w="1080"/>
+            <w:tcW w:type="dxa" w:w="1152"/>
             <w:shd w:val="clear" w:color="auto" w:fill="1F6FEB"/>
           </w:tcPr>
           <w:p>
@@ -1556,7 +1958,7 @@
         </w:tc>
         <w:tc>
           <w:tcPr>
-            <w:tcW w:type="dxa" w:w="5976"/>
+            <w:tcW w:type="dxa" w:w="5760"/>
             <w:shd w:val="clear" w:color="auto" w:fill="1F6FEB"/>
           </w:tcPr>
           <w:p>
@@ -1574,7 +1976,7 @@
         </w:tc>
         <w:tc>
           <w:tcPr>
-            <w:tcW w:type="dxa" w:w="1368"/>
+            <w:tcW w:type="dxa" w:w="1584"/>
             <w:shd w:val="clear" w:color="auto" w:fill="1F6FEB"/>
           </w:tcPr>
           <w:p>
@@ -1594,7 +1996,7 @@
       <w:tr>
         <w:tc>
           <w:tcPr>
-            <w:tcW w:type="dxa" w:w="1512"/>
+            <w:tcW w:type="dxa" w:w="1440"/>
             <w:shd w:val="clear" w:color="auto" w:fill="F3F5F8"/>
           </w:tcPr>
           <w:p>
@@ -1605,13 +2007,13 @@
                 <w:b w:val="0"/>
                 <w:sz w:val="19"/>
               </w:rPr>
-              <w:t>9:00–9:15</w:t>
+              <w:t>9:30–9:45</w:t>
             </w:r>
           </w:p>
         </w:tc>
         <w:tc>
           <w:tcPr>
-            <w:tcW w:type="dxa" w:w="1080"/>
+            <w:tcW w:type="dxa" w:w="1152"/>
             <w:shd w:val="clear" w:color="auto" w:fill="F3F5F8"/>
           </w:tcPr>
           <w:p>
@@ -1628,7 +2030,7 @@
         </w:tc>
         <w:tc>
           <w:tcPr>
-            <w:tcW w:type="dxa" w:w="5976"/>
+            <w:tcW w:type="dxa" w:w="5760"/>
             <w:shd w:val="clear" w:color="auto" w:fill="F3F5F8"/>
           </w:tcPr>
           <w:p>
@@ -1645,7 +2047,7 @@
         </w:tc>
         <w:tc>
           <w:tcPr>
-            <w:tcW w:type="dxa" w:w="1368"/>
+            <w:tcW w:type="dxa" w:w="1584"/>
             <w:shd w:val="clear" w:color="auto" w:fill="F3F5F8"/>
           </w:tcPr>
           <w:p>
@@ -1664,7 +2066,7 @@
       <w:tr>
         <w:tc>
           <w:tcPr>
-            <w:tcW w:type="dxa" w:w="1512"/>
+            <w:tcW w:type="dxa" w:w="1440"/>
             <w:shd w:val="clear" w:color="auto" w:fill="E8F0FE"/>
           </w:tcPr>
           <w:p>
@@ -1675,13 +2077,13 @@
                 <w:b/>
                 <w:sz w:val="19"/>
               </w:rPr>
-              <w:t>9:15–10:30</w:t>
+              <w:t>9:45–11:00</w:t>
             </w:r>
           </w:p>
         </w:tc>
         <w:tc>
           <w:tcPr>
-            <w:tcW w:type="dxa" w:w="1080"/>
+            <w:tcW w:type="dxa" w:w="1152"/>
             <w:shd w:val="clear" w:color="auto" w:fill="E8F0FE"/>
           </w:tcPr>
           <w:p>
@@ -1698,7 +2100,7 @@
         </w:tc>
         <w:tc>
           <w:tcPr>
-            <w:tcW w:type="dxa" w:w="5976"/>
+            <w:tcW w:type="dxa" w:w="5760"/>
             <w:shd w:val="clear" w:color="auto" w:fill="E8F0FE"/>
           </w:tcPr>
           <w:p>
@@ -1709,13 +2111,13 @@
                 <w:b/>
                 <w:sz w:val="19"/>
               </w:rPr>
-              <w:t>Domain 2.0 — Network Implementation: routing, VLANs, trunking, link aggregation, NAT/PAT, wireless, DHCP &amp; DNS services (concepts + diagrams)</w:t>
+              <w:t>Domain 2.0 — Network Implementation: routing technologies (static vs dynamic, BGP/EIGRP/OSPF, route selection, NAT/PAT, FHRP)</w:t>
             </w:r>
           </w:p>
         </w:tc>
         <w:tc>
           <w:tcPr>
-            <w:tcW w:type="dxa" w:w="1368"/>
+            <w:tcW w:type="dxa" w:w="1584"/>
             <w:shd w:val="clear" w:color="auto" w:fill="E8F0FE"/>
           </w:tcPr>
           <w:p>
@@ -1726,7 +2128,7 @@
                 <w:b w:val="0"/>
                 <w:sz w:val="19"/>
               </w:rPr>
-              <w:t>Slides 93–96</w:t>
+              <w:t>Slides 134–153</w:t>
             </w:r>
           </w:p>
         </w:tc>
@@ -1734,7 +2136,7 @@
       <w:tr>
         <w:tc>
           <w:tcPr>
-            <w:tcW w:type="dxa" w:w="1512"/>
+            <w:tcW w:type="dxa" w:w="1440"/>
             <w:shd w:val="clear" w:color="auto" w:fill="FFF4E5"/>
           </w:tcPr>
           <w:p>
@@ -1745,13 +2147,13 @@
                 <w:b w:val="0"/>
                 <w:sz w:val="19"/>
               </w:rPr>
-              <w:t>10:30–10:45</w:t>
+              <w:t>11:00–11:15</w:t>
             </w:r>
           </w:p>
         </w:tc>
         <w:tc>
           <w:tcPr>
-            <w:tcW w:type="dxa" w:w="1080"/>
+            <w:tcW w:type="dxa" w:w="1152"/>
             <w:shd w:val="clear" w:color="auto" w:fill="FFF4E5"/>
           </w:tcPr>
           <w:p>
@@ -1768,7 +2170,7 @@
         </w:tc>
         <w:tc>
           <w:tcPr>
-            <w:tcW w:type="dxa" w:w="5976"/>
+            <w:tcW w:type="dxa" w:w="5760"/>
             <w:shd w:val="clear" w:color="auto" w:fill="FFF4E5"/>
           </w:tcPr>
           <w:p>
@@ -1785,7 +2187,7 @@
         </w:tc>
         <w:tc>
           <w:tcPr>
-            <w:tcW w:type="dxa" w:w="1368"/>
+            <w:tcW w:type="dxa" w:w="1584"/>
             <w:shd w:val="clear" w:color="auto" w:fill="FFF4E5"/>
           </w:tcPr>
           <w:p>
@@ -1804,7 +2206,7 @@
       <w:tr>
         <w:tc>
           <w:tcPr>
-            <w:tcW w:type="dxa" w:w="1512"/>
+            <w:tcW w:type="dxa" w:w="1440"/>
           </w:tcPr>
           <w:p>
             <w:r/>
@@ -1814,13 +2216,13 @@
                 <w:b w:val="0"/>
                 <w:sz w:val="19"/>
               </w:rPr>
-              <w:t>10:45–13:00</w:t>
+              <w:t>11:15–13:00</w:t>
             </w:r>
           </w:p>
         </w:tc>
         <w:tc>
           <w:tcPr>
-            <w:tcW w:type="dxa" w:w="1080"/>
+            <w:tcW w:type="dxa" w:w="1152"/>
           </w:tcPr>
           <w:p>
             <w:r/>
@@ -1830,13 +2232,13 @@
                 <w:b w:val="0"/>
                 <w:sz w:val="19"/>
               </w:rPr>
-              <w:t>135 min</w:t>
+              <w:t>105 min</w:t>
             </w:r>
           </w:p>
         </w:tc>
         <w:tc>
           <w:tcPr>
-            <w:tcW w:type="dxa" w:w="5976"/>
+            <w:tcW w:type="dxa" w:w="5760"/>
           </w:tcPr>
           <w:p>
             <w:r/>
@@ -1846,13 +2248,13 @@
                 <w:b w:val="0"/>
                 <w:sz w:val="19"/>
               </w:rPr>
-              <w:t>Hands-on: Lab 8: Static Routing Between Subnets; Lab 9: 802.1Q VLAN Tagging; Lab 10: Link Aggregation (LACP Bond); Lab 11: Wireless Concepts and Survey</w:t>
+              <w:t>Concepts + hands-on: Lab 8: Static Routing Between Two Subnets; Lab 9: 802.1Q VLAN Tagging</w:t>
             </w:r>
           </w:p>
         </w:tc>
         <w:tc>
           <w:tcPr>
-            <w:tcW w:type="dxa" w:w="1368"/>
+            <w:tcW w:type="dxa" w:w="1584"/>
           </w:tcPr>
           <w:p>
             <w:r/>
@@ -1862,7 +2264,7 @@
                 <w:b w:val="0"/>
                 <w:sz w:val="19"/>
               </w:rPr>
-              <w:t>Slides 97–131</w:t>
+              <w:t>Slides 154–174</w:t>
             </w:r>
           </w:p>
         </w:tc>
@@ -1870,7 +2272,7 @@
       <w:tr>
         <w:tc>
           <w:tcPr>
-            <w:tcW w:type="dxa" w:w="1512"/>
+            <w:tcW w:type="dxa" w:w="1440"/>
             <w:shd w:val="clear" w:color="auto" w:fill="FDE9D9"/>
           </w:tcPr>
           <w:p>
@@ -1887,7 +2289,7 @@
         </w:tc>
         <w:tc>
           <w:tcPr>
-            <w:tcW w:type="dxa" w:w="1080"/>
+            <w:tcW w:type="dxa" w:w="1152"/>
             <w:shd w:val="clear" w:color="auto" w:fill="FDE9D9"/>
           </w:tcPr>
           <w:p>
@@ -1904,7 +2306,7 @@
         </w:tc>
         <w:tc>
           <w:tcPr>
-            <w:tcW w:type="dxa" w:w="5976"/>
+            <w:tcW w:type="dxa" w:w="5760"/>
             <w:shd w:val="clear" w:color="auto" w:fill="FDE9D9"/>
           </w:tcPr>
           <w:p>
@@ -1921,7 +2323,7 @@
         </w:tc>
         <w:tc>
           <w:tcPr>
-            <w:tcW w:type="dxa" w:w="1368"/>
+            <w:tcW w:type="dxa" w:w="1584"/>
             <w:shd w:val="clear" w:color="auto" w:fill="FDE9D9"/>
           </w:tcPr>
           <w:p>
@@ -1940,7 +2342,7 @@
       <w:tr>
         <w:tc>
           <w:tcPr>
-            <w:tcW w:type="dxa" w:w="1512"/>
+            <w:tcW w:type="dxa" w:w="1440"/>
           </w:tcPr>
           <w:p>
             <w:r/>
@@ -1950,13 +2352,13 @@
                 <w:b w:val="0"/>
                 <w:sz w:val="19"/>
               </w:rPr>
-              <w:t>14:00–15:30</w:t>
+              <w:t>14:00–15:45</w:t>
             </w:r>
           </w:p>
         </w:tc>
         <w:tc>
           <w:tcPr>
-            <w:tcW w:type="dxa" w:w="1080"/>
+            <w:tcW w:type="dxa" w:w="1152"/>
           </w:tcPr>
           <w:p>
             <w:r/>
@@ -1966,13 +2368,13 @@
                 <w:b w:val="0"/>
                 <w:sz w:val="19"/>
               </w:rPr>
-              <w:t>90 min</w:t>
+              <w:t>105 min</w:t>
             </w:r>
           </w:p>
         </w:tc>
         <w:tc>
           <w:tcPr>
-            <w:tcW w:type="dxa" w:w="5976"/>
+            <w:tcW w:type="dxa" w:w="5760"/>
           </w:tcPr>
           <w:p>
             <w:r/>
@@ -1982,13 +2384,13 @@
                 <w:b w:val="0"/>
                 <w:sz w:val="19"/>
               </w:rPr>
-              <w:t>Hands-on: Lab 12: NAT and PAT with iptables; Lab 13: DHCP Server (isc-dhcp-server)</w:t>
+              <w:t>Concepts + hands-on: Lab 10: Link Aggregation (LACP Bond); Lab 11: Wireless Concepts and Channel Survey</w:t>
             </w:r>
           </w:p>
         </w:tc>
         <w:tc>
           <w:tcPr>
-            <w:tcW w:type="dxa" w:w="1368"/>
+            <w:tcW w:type="dxa" w:w="1584"/>
           </w:tcPr>
           <w:p>
             <w:r/>
@@ -1998,7 +2400,7 @@
                 <w:b w:val="0"/>
                 <w:sz w:val="19"/>
               </w:rPr>
-              <w:t>Slides 132–150</w:t>
+              <w:t>Slides 175–206</w:t>
             </w:r>
           </w:p>
         </w:tc>
@@ -2006,7 +2408,7 @@
       <w:tr>
         <w:tc>
           <w:tcPr>
-            <w:tcW w:type="dxa" w:w="1512"/>
+            <w:tcW w:type="dxa" w:w="1440"/>
             <w:shd w:val="clear" w:color="auto" w:fill="FFF4E5"/>
           </w:tcPr>
           <w:p>
@@ -2017,13 +2419,13 @@
                 <w:b w:val="0"/>
                 <w:sz w:val="19"/>
               </w:rPr>
-              <w:t>15:30–15:45</w:t>
+              <w:t>15:45–16:00</w:t>
             </w:r>
           </w:p>
         </w:tc>
         <w:tc>
           <w:tcPr>
-            <w:tcW w:type="dxa" w:w="1080"/>
+            <w:tcW w:type="dxa" w:w="1152"/>
             <w:shd w:val="clear" w:color="auto" w:fill="FFF4E5"/>
           </w:tcPr>
           <w:p>
@@ -2040,7 +2442,7 @@
         </w:tc>
         <w:tc>
           <w:tcPr>
-            <w:tcW w:type="dxa" w:w="5976"/>
+            <w:tcW w:type="dxa" w:w="5760"/>
             <w:shd w:val="clear" w:color="auto" w:fill="FFF4E5"/>
           </w:tcPr>
           <w:p>
@@ -2057,7 +2459,7 @@
         </w:tc>
         <w:tc>
           <w:tcPr>
-            <w:tcW w:type="dxa" w:w="1368"/>
+            <w:tcW w:type="dxa" w:w="1584"/>
             <w:shd w:val="clear" w:color="auto" w:fill="FFF4E5"/>
           </w:tcPr>
           <w:p>
@@ -2076,7 +2478,7 @@
       <w:tr>
         <w:tc>
           <w:tcPr>
-            <w:tcW w:type="dxa" w:w="1512"/>
+            <w:tcW w:type="dxa" w:w="1440"/>
           </w:tcPr>
           <w:p>
             <w:r/>
@@ -2086,13 +2488,13 @@
                 <w:b w:val="0"/>
                 <w:sz w:val="19"/>
               </w:rPr>
-              <w:t>15:45–17:45</w:t>
+              <w:t>16:00–18:15</w:t>
             </w:r>
           </w:p>
         </w:tc>
         <w:tc>
           <w:tcPr>
-            <w:tcW w:type="dxa" w:w="1080"/>
+            <w:tcW w:type="dxa" w:w="1152"/>
           </w:tcPr>
           <w:p>
             <w:r/>
@@ -2102,13 +2504,13 @@
                 <w:b w:val="0"/>
                 <w:sz w:val="19"/>
               </w:rPr>
-              <w:t>120 min</w:t>
+              <w:t>135 min</w:t>
             </w:r>
           </w:p>
         </w:tc>
         <w:tc>
           <w:tcPr>
-            <w:tcW w:type="dxa" w:w="5976"/>
+            <w:tcW w:type="dxa" w:w="5760"/>
           </w:tcPr>
           <w:p>
             <w:r/>
@@ -2118,13 +2520,13 @@
                 <w:b w:val="0"/>
                 <w:sz w:val="19"/>
               </w:rPr>
-              <w:t>Hands-on: Lab 14: Authoritative DNS with BIND9. Domain 2 review.</w:t>
+              <w:t>Concepts + hands-on: Lab 12: NAT and PAT with iptables; Lab 13: DHCP Server with isc-dhcp-server; Lab 14: Authoritative DNS with BIND9</w:t>
             </w:r>
           </w:p>
         </w:tc>
         <w:tc>
           <w:tcPr>
-            <w:tcW w:type="dxa" w:w="1368"/>
+            <w:tcW w:type="dxa" w:w="1584"/>
           </w:tcPr>
           <w:p>
             <w:r/>
@@ -2134,7 +2536,7 @@
                 <w:b w:val="0"/>
                 <w:sz w:val="19"/>
               </w:rPr>
-              <w:t>Slides 151–164</w:t>
+              <w:t>Slides 207–232</w:t>
             </w:r>
           </w:p>
         </w:tc>
@@ -2142,7 +2544,7 @@
       <w:tr>
         <w:tc>
           <w:tcPr>
-            <w:tcW w:type="dxa" w:w="1512"/>
+            <w:tcW w:type="dxa" w:w="1440"/>
             <w:shd w:val="clear" w:color="auto" w:fill="F3F5F8"/>
           </w:tcPr>
           <w:p>
@@ -2153,13 +2555,13 @@
                 <w:b w:val="0"/>
                 <w:sz w:val="19"/>
               </w:rPr>
-              <w:t>17:45–18:00</w:t>
+              <w:t>18:15–18:30</w:t>
             </w:r>
           </w:p>
         </w:tc>
         <w:tc>
           <w:tcPr>
-            <w:tcW w:type="dxa" w:w="1080"/>
+            <w:tcW w:type="dxa" w:w="1152"/>
             <w:shd w:val="clear" w:color="auto" w:fill="F3F5F8"/>
           </w:tcPr>
           <w:p>
@@ -2176,7 +2578,7 @@
         </w:tc>
         <w:tc>
           <w:tcPr>
-            <w:tcW w:type="dxa" w:w="5976"/>
+            <w:tcW w:type="dxa" w:w="5760"/>
             <w:shd w:val="clear" w:color="auto" w:fill="F3F5F8"/>
           </w:tcPr>
           <w:p>
@@ -2193,7 +2595,7 @@
         </w:tc>
         <w:tc>
           <w:tcPr>
-            <w:tcW w:type="dxa" w:w="1368"/>
+            <w:tcW w:type="dxa" w:w="1584"/>
             <w:shd w:val="clear" w:color="auto" w:fill="F3F5F8"/>
           </w:tcPr>
           <w:p>
@@ -2244,7 +2646,7 @@
       <w:tr>
         <w:tc>
           <w:tcPr>
-            <w:tcW w:type="dxa" w:w="1512"/>
+            <w:tcW w:type="dxa" w:w="1440"/>
             <w:shd w:val="clear" w:color="auto" w:fill="1F6FEB"/>
           </w:tcPr>
           <w:p>
@@ -2262,7 +2664,7 @@
         </w:tc>
         <w:tc>
           <w:tcPr>
-            <w:tcW w:type="dxa" w:w="1080"/>
+            <w:tcW w:type="dxa" w:w="1152"/>
             <w:shd w:val="clear" w:color="auto" w:fill="1F6FEB"/>
           </w:tcPr>
           <w:p>
@@ -2280,7 +2682,7 @@
         </w:tc>
         <w:tc>
           <w:tcPr>
-            <w:tcW w:type="dxa" w:w="5976"/>
+            <w:tcW w:type="dxa" w:w="5760"/>
             <w:shd w:val="clear" w:color="auto" w:fill="1F6FEB"/>
           </w:tcPr>
           <w:p>
@@ -2298,7 +2700,7 @@
         </w:tc>
         <w:tc>
           <w:tcPr>
-            <w:tcW w:type="dxa" w:w="1368"/>
+            <w:tcW w:type="dxa" w:w="1584"/>
             <w:shd w:val="clear" w:color="auto" w:fill="1F6FEB"/>
           </w:tcPr>
           <w:p>
@@ -2318,7 +2720,7 @@
       <w:tr>
         <w:tc>
           <w:tcPr>
-            <w:tcW w:type="dxa" w:w="1512"/>
+            <w:tcW w:type="dxa" w:w="1440"/>
             <w:shd w:val="clear" w:color="auto" w:fill="F3F5F8"/>
           </w:tcPr>
           <w:p>
@@ -2329,13 +2731,13 @@
                 <w:b w:val="0"/>
                 <w:sz w:val="19"/>
               </w:rPr>
-              <w:t>9:00–9:15</w:t>
+              <w:t>9:30–9:45</w:t>
             </w:r>
           </w:p>
         </w:tc>
         <w:tc>
           <w:tcPr>
-            <w:tcW w:type="dxa" w:w="1080"/>
+            <w:tcW w:type="dxa" w:w="1152"/>
             <w:shd w:val="clear" w:color="auto" w:fill="F3F5F8"/>
           </w:tcPr>
           <w:p>
@@ -2352,7 +2754,7 @@
         </w:tc>
         <w:tc>
           <w:tcPr>
-            <w:tcW w:type="dxa" w:w="5976"/>
+            <w:tcW w:type="dxa" w:w="5760"/>
             <w:shd w:val="clear" w:color="auto" w:fill="F3F5F8"/>
           </w:tcPr>
           <w:p>
@@ -2369,7 +2771,7 @@
         </w:tc>
         <w:tc>
           <w:tcPr>
-            <w:tcW w:type="dxa" w:w="1368"/>
+            <w:tcW w:type="dxa" w:w="1584"/>
             <w:shd w:val="clear" w:color="auto" w:fill="F3F5F8"/>
           </w:tcPr>
           <w:p>
@@ -2388,7 +2790,7 @@
       <w:tr>
         <w:tc>
           <w:tcPr>
-            <w:tcW w:type="dxa" w:w="1512"/>
+            <w:tcW w:type="dxa" w:w="1440"/>
             <w:shd w:val="clear" w:color="auto" w:fill="E8F0FE"/>
           </w:tcPr>
           <w:p>
@@ -2399,13 +2801,13 @@
                 <w:b/>
                 <w:sz w:val="19"/>
               </w:rPr>
-              <w:t>9:15–10:30</w:t>
+              <w:t>9:45–11:00</w:t>
             </w:r>
           </w:p>
         </w:tc>
         <w:tc>
           <w:tcPr>
-            <w:tcW w:type="dxa" w:w="1080"/>
+            <w:tcW w:type="dxa" w:w="1152"/>
             <w:shd w:val="clear" w:color="auto" w:fill="E8F0FE"/>
           </w:tcPr>
           <w:p>
@@ -2422,7 +2824,7 @@
         </w:tc>
         <w:tc>
           <w:tcPr>
-            <w:tcW w:type="dxa" w:w="5976"/>
+            <w:tcW w:type="dxa" w:w="5760"/>
             <w:shd w:val="clear" w:color="auto" w:fill="E8F0FE"/>
           </w:tcPr>
           <w:p>
@@ -2433,13 +2835,13 @@
                 <w:b/>
                 <w:sz w:val="19"/>
               </w:rPr>
-              <w:t>Domain 3.0 — Network Operations: SNMP, NetFlow, syslog &amp; SIEM, NTP, configuration backup, performance baselines &amp; documentation (concepts + diagrams)</w:t>
+              <w:t>Domain 3.0 — Network Operations: documentation, IPAM, life-cycle, change and configuration management</w:t>
             </w:r>
           </w:p>
         </w:tc>
         <w:tc>
           <w:tcPr>
-            <w:tcW w:type="dxa" w:w="1368"/>
+            <w:tcW w:type="dxa" w:w="1584"/>
             <w:shd w:val="clear" w:color="auto" w:fill="E8F0FE"/>
           </w:tcPr>
           <w:p>
@@ -2450,7 +2852,7 @@
                 <w:b w:val="0"/>
                 <w:sz w:val="19"/>
               </w:rPr>
-              <w:t>Slides 161–164</w:t>
+              <w:t>Slides 233–261</w:t>
             </w:r>
           </w:p>
         </w:tc>
@@ -2458,7 +2860,7 @@
       <w:tr>
         <w:tc>
           <w:tcPr>
-            <w:tcW w:type="dxa" w:w="1512"/>
+            <w:tcW w:type="dxa" w:w="1440"/>
             <w:shd w:val="clear" w:color="auto" w:fill="FFF4E5"/>
           </w:tcPr>
           <w:p>
@@ -2469,13 +2871,13 @@
                 <w:b w:val="0"/>
                 <w:sz w:val="19"/>
               </w:rPr>
-              <w:t>10:30–10:45</w:t>
+              <w:t>11:00–11:15</w:t>
             </w:r>
           </w:p>
         </w:tc>
         <w:tc>
           <w:tcPr>
-            <w:tcW w:type="dxa" w:w="1080"/>
+            <w:tcW w:type="dxa" w:w="1152"/>
             <w:shd w:val="clear" w:color="auto" w:fill="FFF4E5"/>
           </w:tcPr>
           <w:p>
@@ -2492,7 +2894,7 @@
         </w:tc>
         <w:tc>
           <w:tcPr>
-            <w:tcW w:type="dxa" w:w="5976"/>
+            <w:tcW w:type="dxa" w:w="5760"/>
             <w:shd w:val="clear" w:color="auto" w:fill="FFF4E5"/>
           </w:tcPr>
           <w:p>
@@ -2509,7 +2911,7 @@
         </w:tc>
         <w:tc>
           <w:tcPr>
-            <w:tcW w:type="dxa" w:w="1368"/>
+            <w:tcW w:type="dxa" w:w="1584"/>
             <w:shd w:val="clear" w:color="auto" w:fill="FFF4E5"/>
           </w:tcPr>
           <w:p>
@@ -2528,7 +2930,7 @@
       <w:tr>
         <w:tc>
           <w:tcPr>
-            <w:tcW w:type="dxa" w:w="1512"/>
+            <w:tcW w:type="dxa" w:w="1440"/>
           </w:tcPr>
           <w:p>
             <w:r/>
@@ -2538,13 +2940,13 @@
                 <w:b w:val="0"/>
                 <w:sz w:val="19"/>
               </w:rPr>
-              <w:t>10:45–13:00</w:t>
+              <w:t>11:15–13:00</w:t>
             </w:r>
           </w:p>
         </w:tc>
         <w:tc>
           <w:tcPr>
-            <w:tcW w:type="dxa" w:w="1080"/>
+            <w:tcW w:type="dxa" w:w="1152"/>
           </w:tcPr>
           <w:p>
             <w:r/>
@@ -2554,13 +2956,13 @@
                 <w:b w:val="0"/>
                 <w:sz w:val="19"/>
               </w:rPr>
-              <w:t>135 min</w:t>
+              <w:t>105 min</w:t>
             </w:r>
           </w:p>
         </w:tc>
         <w:tc>
           <w:tcPr>
-            <w:tcW w:type="dxa" w:w="5976"/>
+            <w:tcW w:type="dxa" w:w="5760"/>
           </w:tcPr>
           <w:p>
             <w:r/>
@@ -2570,13 +2972,13 @@
                 <w:b w:val="0"/>
                 <w:sz w:val="19"/>
               </w:rPr>
-              <w:t>Hands-on: Lab 15: SNMP Monitoring; Lab 16: NetFlow Analysis with nfdump; Lab 17: Centralised Logging (rsyslog)</w:t>
+              <w:t>Concepts + hands-on: Lab 15: SNMP Monitoring; Lab 16: NetFlow Analysis with nfdump</w:t>
             </w:r>
           </w:p>
         </w:tc>
         <w:tc>
           <w:tcPr>
-            <w:tcW w:type="dxa" w:w="1368"/>
+            <w:tcW w:type="dxa" w:w="1584"/>
           </w:tcPr>
           <w:p>
             <w:r/>
@@ -2586,7 +2988,7 @@
                 <w:b w:val="0"/>
                 <w:sz w:val="19"/>
               </w:rPr>
-              <w:t>Slides 165–190</w:t>
+              <w:t>Slides 262–274</w:t>
             </w:r>
           </w:p>
         </w:tc>
@@ -2594,7 +2996,7 @@
       <w:tr>
         <w:tc>
           <w:tcPr>
-            <w:tcW w:type="dxa" w:w="1512"/>
+            <w:tcW w:type="dxa" w:w="1440"/>
             <w:shd w:val="clear" w:color="auto" w:fill="FDE9D9"/>
           </w:tcPr>
           <w:p>
@@ -2611,7 +3013,7 @@
         </w:tc>
         <w:tc>
           <w:tcPr>
-            <w:tcW w:type="dxa" w:w="1080"/>
+            <w:tcW w:type="dxa" w:w="1152"/>
             <w:shd w:val="clear" w:color="auto" w:fill="FDE9D9"/>
           </w:tcPr>
           <w:p>
@@ -2628,7 +3030,7 @@
         </w:tc>
         <w:tc>
           <w:tcPr>
-            <w:tcW w:type="dxa" w:w="5976"/>
+            <w:tcW w:type="dxa" w:w="5760"/>
             <w:shd w:val="clear" w:color="auto" w:fill="FDE9D9"/>
           </w:tcPr>
           <w:p>
@@ -2645,7 +3047,7 @@
         </w:tc>
         <w:tc>
           <w:tcPr>
-            <w:tcW w:type="dxa" w:w="1368"/>
+            <w:tcW w:type="dxa" w:w="1584"/>
             <w:shd w:val="clear" w:color="auto" w:fill="FDE9D9"/>
           </w:tcPr>
           <w:p>
@@ -2664,7 +3066,7 @@
       <w:tr>
         <w:tc>
           <w:tcPr>
-            <w:tcW w:type="dxa" w:w="1512"/>
+            <w:tcW w:type="dxa" w:w="1440"/>
           </w:tcPr>
           <w:p>
             <w:r/>
@@ -2674,13 +3076,13 @@
                 <w:b w:val="0"/>
                 <w:sz w:val="19"/>
               </w:rPr>
-              <w:t>14:00–15:30</w:t>
+              <w:t>14:00–15:45</w:t>
             </w:r>
           </w:p>
         </w:tc>
         <w:tc>
           <w:tcPr>
-            <w:tcW w:type="dxa" w:w="1080"/>
+            <w:tcW w:type="dxa" w:w="1152"/>
           </w:tcPr>
           <w:p>
             <w:r/>
@@ -2690,13 +3092,13 @@
                 <w:b w:val="0"/>
                 <w:sz w:val="19"/>
               </w:rPr>
-              <w:t>90 min</w:t>
+              <w:t>105 min</w:t>
             </w:r>
           </w:p>
         </w:tc>
         <w:tc>
           <w:tcPr>
-            <w:tcW w:type="dxa" w:w="5976"/>
+            <w:tcW w:type="dxa" w:w="5760"/>
           </w:tcPr>
           <w:p>
             <w:r/>
@@ -2706,13 +3108,13 @@
                 <w:b w:val="0"/>
                 <w:sz w:val="19"/>
               </w:rPr>
-              <w:t>Hands-on: Lab 18: Time Sync with Chrony; Lab 19: Configuration Backup with Git</w:t>
+              <w:t>Concepts + hands-on: Lab 17: Centralised Logging with Rsyslog; Lab 18: Time Synchronisation with Chrony</w:t>
             </w:r>
           </w:p>
         </w:tc>
         <w:tc>
           <w:tcPr>
-            <w:tcW w:type="dxa" w:w="1368"/>
+            <w:tcW w:type="dxa" w:w="1584"/>
           </w:tcPr>
           <w:p>
             <w:r/>
@@ -2722,7 +3124,7 @@
                 <w:b w:val="0"/>
                 <w:sz w:val="19"/>
               </w:rPr>
-              <w:t>Slides 191–207</w:t>
+              <w:t>Slides 275–295</w:t>
             </w:r>
           </w:p>
         </w:tc>
@@ -2730,7 +3132,7 @@
       <w:tr>
         <w:tc>
           <w:tcPr>
-            <w:tcW w:type="dxa" w:w="1512"/>
+            <w:tcW w:type="dxa" w:w="1440"/>
             <w:shd w:val="clear" w:color="auto" w:fill="FFF4E5"/>
           </w:tcPr>
           <w:p>
@@ -2741,13 +3143,13 @@
                 <w:b w:val="0"/>
                 <w:sz w:val="19"/>
               </w:rPr>
-              <w:t>15:30–15:45</w:t>
+              <w:t>15:45–16:00</w:t>
             </w:r>
           </w:p>
         </w:tc>
         <w:tc>
           <w:tcPr>
-            <w:tcW w:type="dxa" w:w="1080"/>
+            <w:tcW w:type="dxa" w:w="1152"/>
             <w:shd w:val="clear" w:color="auto" w:fill="FFF4E5"/>
           </w:tcPr>
           <w:p>
@@ -2764,7 +3166,7 @@
         </w:tc>
         <w:tc>
           <w:tcPr>
-            <w:tcW w:type="dxa" w:w="5976"/>
+            <w:tcW w:type="dxa" w:w="5760"/>
             <w:shd w:val="clear" w:color="auto" w:fill="FFF4E5"/>
           </w:tcPr>
           <w:p>
@@ -2781,7 +3183,7 @@
         </w:tc>
         <w:tc>
           <w:tcPr>
-            <w:tcW w:type="dxa" w:w="1368"/>
+            <w:tcW w:type="dxa" w:w="1584"/>
             <w:shd w:val="clear" w:color="auto" w:fill="FFF4E5"/>
           </w:tcPr>
           <w:p>
@@ -2800,7 +3202,7 @@
       <w:tr>
         <w:tc>
           <w:tcPr>
-            <w:tcW w:type="dxa" w:w="1512"/>
+            <w:tcW w:type="dxa" w:w="1440"/>
           </w:tcPr>
           <w:p>
             <w:r/>
@@ -2810,13 +3212,13 @@
                 <w:b w:val="0"/>
                 <w:sz w:val="19"/>
               </w:rPr>
-              <w:t>15:45–17:45</w:t>
+              <w:t>16:00–18:15</w:t>
             </w:r>
           </w:p>
         </w:tc>
         <w:tc>
           <w:tcPr>
-            <w:tcW w:type="dxa" w:w="1080"/>
+            <w:tcW w:type="dxa" w:w="1152"/>
           </w:tcPr>
           <w:p>
             <w:r/>
@@ -2826,13 +3228,13 @@
                 <w:b w:val="0"/>
                 <w:sz w:val="19"/>
               </w:rPr>
-              <w:t>120 min</w:t>
+              <w:t>135 min</w:t>
             </w:r>
           </w:p>
         </w:tc>
         <w:tc>
           <w:tcPr>
-            <w:tcW w:type="dxa" w:w="5976"/>
+            <w:tcW w:type="dxa" w:w="5760"/>
           </w:tcPr>
           <w:p>
             <w:r/>
@@ -2842,13 +3244,13 @@
                 <w:b w:val="0"/>
                 <w:sz w:val="19"/>
               </w:rPr>
-              <w:t>Hands-on: Lab 20: Performance Baseline with iperf3. Domain 3 review.</w:t>
+              <w:t>Concepts + hands-on: Lab 19: Configuration Backup with Git; Lab 20: Performance Baseline with iperf3. Domain 3 recap and consolidation</w:t>
             </w:r>
           </w:p>
         </w:tc>
         <w:tc>
           <w:tcPr>
-            <w:tcW w:type="dxa" w:w="1368"/>
+            <w:tcW w:type="dxa" w:w="1584"/>
           </w:tcPr>
           <w:p>
             <w:r/>
@@ -2858,7 +3260,7 @@
                 <w:b w:val="0"/>
                 <w:sz w:val="19"/>
               </w:rPr>
-              <w:t>Slides 208–222</w:t>
+              <w:t>Slides 296–321</w:t>
             </w:r>
           </w:p>
         </w:tc>
@@ -2866,7 +3268,7 @@
       <w:tr>
         <w:tc>
           <w:tcPr>
-            <w:tcW w:type="dxa" w:w="1512"/>
+            <w:tcW w:type="dxa" w:w="1440"/>
             <w:shd w:val="clear" w:color="auto" w:fill="F3F5F8"/>
           </w:tcPr>
           <w:p>
@@ -2877,13 +3279,13 @@
                 <w:b w:val="0"/>
                 <w:sz w:val="19"/>
               </w:rPr>
-              <w:t>17:45–18:00</w:t>
+              <w:t>18:15–18:30</w:t>
             </w:r>
           </w:p>
         </w:tc>
         <w:tc>
           <w:tcPr>
-            <w:tcW w:type="dxa" w:w="1080"/>
+            <w:tcW w:type="dxa" w:w="1152"/>
             <w:shd w:val="clear" w:color="auto" w:fill="F3F5F8"/>
           </w:tcPr>
           <w:p>
@@ -2900,7 +3302,7 @@
         </w:tc>
         <w:tc>
           <w:tcPr>
-            <w:tcW w:type="dxa" w:w="5976"/>
+            <w:tcW w:type="dxa" w:w="5760"/>
             <w:shd w:val="clear" w:color="auto" w:fill="F3F5F8"/>
           </w:tcPr>
           <w:p>
@@ -2917,7 +3319,7 @@
         </w:tc>
         <w:tc>
           <w:tcPr>
-            <w:tcW w:type="dxa" w:w="1368"/>
+            <w:tcW w:type="dxa" w:w="1584"/>
             <w:shd w:val="clear" w:color="auto" w:fill="F3F5F8"/>
           </w:tcPr>
           <w:p>
@@ -2968,7 +3370,7 @@
       <w:tr>
         <w:tc>
           <w:tcPr>
-            <w:tcW w:type="dxa" w:w="1512"/>
+            <w:tcW w:type="dxa" w:w="1440"/>
             <w:shd w:val="clear" w:color="auto" w:fill="1F6FEB"/>
           </w:tcPr>
           <w:p>
@@ -2986,7 +3388,7 @@
         </w:tc>
         <w:tc>
           <w:tcPr>
-            <w:tcW w:type="dxa" w:w="1080"/>
+            <w:tcW w:type="dxa" w:w="1152"/>
             <w:shd w:val="clear" w:color="auto" w:fill="1F6FEB"/>
           </w:tcPr>
           <w:p>
@@ -3004,7 +3406,7 @@
         </w:tc>
         <w:tc>
           <w:tcPr>
-            <w:tcW w:type="dxa" w:w="5976"/>
+            <w:tcW w:type="dxa" w:w="5760"/>
             <w:shd w:val="clear" w:color="auto" w:fill="1F6FEB"/>
           </w:tcPr>
           <w:p>
@@ -3022,7 +3424,7 @@
         </w:tc>
         <w:tc>
           <w:tcPr>
-            <w:tcW w:type="dxa" w:w="1368"/>
+            <w:tcW w:type="dxa" w:w="1584"/>
             <w:shd w:val="clear" w:color="auto" w:fill="1F6FEB"/>
           </w:tcPr>
           <w:p>
@@ -3042,7 +3444,7 @@
       <w:tr>
         <w:tc>
           <w:tcPr>
-            <w:tcW w:type="dxa" w:w="1512"/>
+            <w:tcW w:type="dxa" w:w="1440"/>
             <w:shd w:val="clear" w:color="auto" w:fill="F3F5F8"/>
           </w:tcPr>
           <w:p>
@@ -3053,13 +3455,13 @@
                 <w:b w:val="0"/>
                 <w:sz w:val="19"/>
               </w:rPr>
-              <w:t>9:00–9:15</w:t>
+              <w:t>9:30–9:45</w:t>
             </w:r>
           </w:p>
         </w:tc>
         <w:tc>
           <w:tcPr>
-            <w:tcW w:type="dxa" w:w="1080"/>
+            <w:tcW w:type="dxa" w:w="1152"/>
             <w:shd w:val="clear" w:color="auto" w:fill="F3F5F8"/>
           </w:tcPr>
           <w:p>
@@ -3076,7 +3478,7 @@
         </w:tc>
         <w:tc>
           <w:tcPr>
-            <w:tcW w:type="dxa" w:w="5976"/>
+            <w:tcW w:type="dxa" w:w="5760"/>
             <w:shd w:val="clear" w:color="auto" w:fill="F3F5F8"/>
           </w:tcPr>
           <w:p>
@@ -3093,7 +3495,7 @@
         </w:tc>
         <w:tc>
           <w:tcPr>
-            <w:tcW w:type="dxa" w:w="1368"/>
+            <w:tcW w:type="dxa" w:w="1584"/>
             <w:shd w:val="clear" w:color="auto" w:fill="F3F5F8"/>
           </w:tcPr>
           <w:p>
@@ -3112,7 +3514,7 @@
       <w:tr>
         <w:tc>
           <w:tcPr>
-            <w:tcW w:type="dxa" w:w="1512"/>
+            <w:tcW w:type="dxa" w:w="1440"/>
             <w:shd w:val="clear" w:color="auto" w:fill="E8F0FE"/>
           </w:tcPr>
           <w:p>
@@ -3123,13 +3525,13 @@
                 <w:b/>
                 <w:sz w:val="19"/>
               </w:rPr>
-              <w:t>9:15–10:30</w:t>
+              <w:t>9:45–11:00</w:t>
             </w:r>
           </w:p>
         </w:tc>
         <w:tc>
           <w:tcPr>
-            <w:tcW w:type="dxa" w:w="1080"/>
+            <w:tcW w:type="dxa" w:w="1152"/>
             <w:shd w:val="clear" w:color="auto" w:fill="E8F0FE"/>
           </w:tcPr>
           <w:p>
@@ -3146,7 +3548,7 @@
         </w:tc>
         <w:tc>
           <w:tcPr>
-            <w:tcW w:type="dxa" w:w="5976"/>
+            <w:tcW w:type="dxa" w:w="5760"/>
             <w:shd w:val="clear" w:color="auto" w:fill="E8F0FE"/>
           </w:tcPr>
           <w:p>
@@ -3157,13 +3559,13 @@
                 <w:b/>
                 <w:sz w:val="19"/>
               </w:rPr>
-              <w:t>Domain 4.0 — Network Security: CIA triad, firewalls, ACLs, screened subnets, IDS/IPS, TLS, SSH, VPNs, port scanning &amp; access control (concepts + diagrams)</w:t>
+              <w:t>Domain 4.0 — Network Security: encryption, PKI, IAM/MFA/SSO, AAA (RADIUS/TACACS+), security terminology and the CIA triad</w:t>
             </w:r>
           </w:p>
         </w:tc>
         <w:tc>
           <w:tcPr>
-            <w:tcW w:type="dxa" w:w="1368"/>
+            <w:tcW w:type="dxa" w:w="1584"/>
             <w:shd w:val="clear" w:color="auto" w:fill="E8F0FE"/>
           </w:tcPr>
           <w:p>
@@ -3174,7 +3576,7 @@
                 <w:b w:val="0"/>
                 <w:sz w:val="19"/>
               </w:rPr>
-              <w:t>Slides 219–222</w:t>
+              <w:t>Slides 322–335</w:t>
             </w:r>
           </w:p>
         </w:tc>
@@ -3182,7 +3584,7 @@
       <w:tr>
         <w:tc>
           <w:tcPr>
-            <w:tcW w:type="dxa" w:w="1512"/>
+            <w:tcW w:type="dxa" w:w="1440"/>
             <w:shd w:val="clear" w:color="auto" w:fill="FFF4E5"/>
           </w:tcPr>
           <w:p>
@@ -3193,13 +3595,13 @@
                 <w:b w:val="0"/>
                 <w:sz w:val="19"/>
               </w:rPr>
-              <w:t>10:30–10:45</w:t>
+              <w:t>11:00–11:15</w:t>
             </w:r>
           </w:p>
         </w:tc>
         <w:tc>
           <w:tcPr>
-            <w:tcW w:type="dxa" w:w="1080"/>
+            <w:tcW w:type="dxa" w:w="1152"/>
             <w:shd w:val="clear" w:color="auto" w:fill="FFF4E5"/>
           </w:tcPr>
           <w:p>
@@ -3216,7 +3618,7 @@
         </w:tc>
         <w:tc>
           <w:tcPr>
-            <w:tcW w:type="dxa" w:w="5976"/>
+            <w:tcW w:type="dxa" w:w="5760"/>
             <w:shd w:val="clear" w:color="auto" w:fill="FFF4E5"/>
           </w:tcPr>
           <w:p>
@@ -3233,7 +3635,7 @@
         </w:tc>
         <w:tc>
           <w:tcPr>
-            <w:tcW w:type="dxa" w:w="1368"/>
+            <w:tcW w:type="dxa" w:w="1584"/>
             <w:shd w:val="clear" w:color="auto" w:fill="FFF4E5"/>
           </w:tcPr>
           <w:p>
@@ -3252,7 +3654,7 @@
       <w:tr>
         <w:tc>
           <w:tcPr>
-            <w:tcW w:type="dxa" w:w="1512"/>
+            <w:tcW w:type="dxa" w:w="1440"/>
           </w:tcPr>
           <w:p>
             <w:r/>
@@ -3262,13 +3664,13 @@
                 <w:b w:val="0"/>
                 <w:sz w:val="19"/>
               </w:rPr>
-              <w:t>10:45–13:00</w:t>
+              <w:t>11:15–13:00</w:t>
             </w:r>
           </w:p>
         </w:tc>
         <w:tc>
           <w:tcPr>
-            <w:tcW w:type="dxa" w:w="1080"/>
+            <w:tcW w:type="dxa" w:w="1152"/>
           </w:tcPr>
           <w:p>
             <w:r/>
@@ -3278,13 +3680,13 @@
                 <w:b w:val="0"/>
                 <w:sz w:val="19"/>
               </w:rPr>
-              <w:t>135 min</w:t>
+              <w:t>105 min</w:t>
             </w:r>
           </w:p>
         </w:tc>
         <w:tc>
           <w:tcPr>
-            <w:tcW w:type="dxa" w:w="5976"/>
+            <w:tcW w:type="dxa" w:w="5760"/>
           </w:tcPr>
           <w:p>
             <w:r/>
@@ -3294,13 +3696,13 @@
                 <w:b w:val="0"/>
                 <w:sz w:val="19"/>
               </w:rPr>
-              <w:t>Hands-on: Lab 21: Host Firewall with UFW; Lab 22: TLS Certificate with OpenSSL + Nginx; Lab 23: SSH Hardening with Key Auth; Lab 24: Site-to-Site VPN with WireGuard</w:t>
+              <w:t>Concepts + hands-on: Lab 21: Host Firewall with UFW; Lab 22: TLS Certificate with OpenSSL and Nginx</w:t>
             </w:r>
           </w:p>
         </w:tc>
         <w:tc>
           <w:tcPr>
-            <w:tcW w:type="dxa" w:w="1368"/>
+            <w:tcW w:type="dxa" w:w="1584"/>
           </w:tcPr>
           <w:p>
             <w:r/>
@@ -3310,7 +3712,7 @@
                 <w:b w:val="0"/>
                 <w:sz w:val="19"/>
               </w:rPr>
-              <w:t>Slides 223–259</w:t>
+              <w:t>Slides 336–360</w:t>
             </w:r>
           </w:p>
         </w:tc>
@@ -3318,7 +3720,7 @@
       <w:tr>
         <w:tc>
           <w:tcPr>
-            <w:tcW w:type="dxa" w:w="1512"/>
+            <w:tcW w:type="dxa" w:w="1440"/>
             <w:shd w:val="clear" w:color="auto" w:fill="FDE9D9"/>
           </w:tcPr>
           <w:p>
@@ -3335,7 +3737,7 @@
         </w:tc>
         <w:tc>
           <w:tcPr>
-            <w:tcW w:type="dxa" w:w="1080"/>
+            <w:tcW w:type="dxa" w:w="1152"/>
             <w:shd w:val="clear" w:color="auto" w:fill="FDE9D9"/>
           </w:tcPr>
           <w:p>
@@ -3352,7 +3754,7 @@
         </w:tc>
         <w:tc>
           <w:tcPr>
-            <w:tcW w:type="dxa" w:w="5976"/>
+            <w:tcW w:type="dxa" w:w="5760"/>
             <w:shd w:val="clear" w:color="auto" w:fill="FDE9D9"/>
           </w:tcPr>
           <w:p>
@@ -3369,7 +3771,7 @@
         </w:tc>
         <w:tc>
           <w:tcPr>
-            <w:tcW w:type="dxa" w:w="1368"/>
+            <w:tcW w:type="dxa" w:w="1584"/>
             <w:shd w:val="clear" w:color="auto" w:fill="FDE9D9"/>
           </w:tcPr>
           <w:p>
@@ -3388,7 +3790,7 @@
       <w:tr>
         <w:tc>
           <w:tcPr>
-            <w:tcW w:type="dxa" w:w="1512"/>
+            <w:tcW w:type="dxa" w:w="1440"/>
           </w:tcPr>
           <w:p>
             <w:r/>
@@ -3398,13 +3800,13 @@
                 <w:b w:val="0"/>
                 <w:sz w:val="19"/>
               </w:rPr>
-              <w:t>14:00–15:30</w:t>
+              <w:t>14:00–15:45</w:t>
             </w:r>
           </w:p>
         </w:tc>
         <w:tc>
           <w:tcPr>
-            <w:tcW w:type="dxa" w:w="1080"/>
+            <w:tcW w:type="dxa" w:w="1152"/>
           </w:tcPr>
           <w:p>
             <w:r/>
@@ -3414,13 +3816,13 @@
                 <w:b w:val="0"/>
                 <w:sz w:val="19"/>
               </w:rPr>
-              <w:t>90 min</w:t>
+              <w:t>105 min</w:t>
             </w:r>
           </w:p>
         </w:tc>
         <w:tc>
           <w:tcPr>
-            <w:tcW w:type="dxa" w:w="5976"/>
+            <w:tcW w:type="dxa" w:w="5760"/>
           </w:tcPr>
           <w:p>
             <w:r/>
@@ -3430,13 +3832,13 @@
                 <w:b w:val="0"/>
                 <w:sz w:val="19"/>
               </w:rPr>
-              <w:t>Hands-on: Lab 25: Port Scanning and Hardening; Lab 26: Suricata IDS</w:t>
+              <w:t>Concepts + hands-on: Lab 23: SSH Hardening with Key Authentication; Lab 24: Site-to-Site VPN with WireGuard</w:t>
             </w:r>
           </w:p>
         </w:tc>
         <w:tc>
           <w:tcPr>
-            <w:tcW w:type="dxa" w:w="1368"/>
+            <w:tcW w:type="dxa" w:w="1584"/>
           </w:tcPr>
           <w:p>
             <w:r/>
@@ -3446,7 +3848,7 @@
                 <w:b w:val="0"/>
                 <w:sz w:val="19"/>
               </w:rPr>
-              <w:t>Slides 260–278</w:t>
+              <w:t>Slides 361–373</w:t>
             </w:r>
           </w:p>
         </w:tc>
@@ -3454,7 +3856,7 @@
       <w:tr>
         <w:tc>
           <w:tcPr>
-            <w:tcW w:type="dxa" w:w="1512"/>
+            <w:tcW w:type="dxa" w:w="1440"/>
             <w:shd w:val="clear" w:color="auto" w:fill="FFF4E5"/>
           </w:tcPr>
           <w:p>
@@ -3465,13 +3867,13 @@
                 <w:b w:val="0"/>
                 <w:sz w:val="19"/>
               </w:rPr>
-              <w:t>15:30–15:45</w:t>
+              <w:t>15:45–16:00</w:t>
             </w:r>
           </w:p>
         </w:tc>
         <w:tc>
           <w:tcPr>
-            <w:tcW w:type="dxa" w:w="1080"/>
+            <w:tcW w:type="dxa" w:w="1152"/>
             <w:shd w:val="clear" w:color="auto" w:fill="FFF4E5"/>
           </w:tcPr>
           <w:p>
@@ -3488,7 +3890,7 @@
         </w:tc>
         <w:tc>
           <w:tcPr>
-            <w:tcW w:type="dxa" w:w="5976"/>
+            <w:tcW w:type="dxa" w:w="5760"/>
             <w:shd w:val="clear" w:color="auto" w:fill="FFF4E5"/>
           </w:tcPr>
           <w:p>
@@ -3505,7 +3907,7 @@
         </w:tc>
         <w:tc>
           <w:tcPr>
-            <w:tcW w:type="dxa" w:w="1368"/>
+            <w:tcW w:type="dxa" w:w="1584"/>
             <w:shd w:val="clear" w:color="auto" w:fill="FFF4E5"/>
           </w:tcPr>
           <w:p>
@@ -3524,7 +3926,7 @@
       <w:tr>
         <w:tc>
           <w:tcPr>
-            <w:tcW w:type="dxa" w:w="1512"/>
+            <w:tcW w:type="dxa" w:w="1440"/>
           </w:tcPr>
           <w:p>
             <w:r/>
@@ -3534,13 +3936,13 @@
                 <w:b w:val="0"/>
                 <w:sz w:val="19"/>
               </w:rPr>
-              <w:t>15:45–17:45</w:t>
+              <w:t>16:00–18:15</w:t>
             </w:r>
           </w:p>
         </w:tc>
         <w:tc>
           <w:tcPr>
-            <w:tcW w:type="dxa" w:w="1080"/>
+            <w:tcW w:type="dxa" w:w="1152"/>
           </w:tcPr>
           <w:p>
             <w:r/>
@@ -3550,13 +3952,13 @@
                 <w:b w:val="0"/>
                 <w:sz w:val="19"/>
               </w:rPr>
-              <w:t>120 min</w:t>
+              <w:t>135 min</w:t>
             </w:r>
           </w:p>
         </w:tc>
         <w:tc>
           <w:tcPr>
-            <w:tcW w:type="dxa" w:w="5976"/>
+            <w:tcW w:type="dxa" w:w="5760"/>
           </w:tcPr>
           <w:p>
             <w:r/>
@@ -3566,13 +3968,13 @@
                 <w:b w:val="0"/>
                 <w:sz w:val="19"/>
               </w:rPr>
-              <w:t>Hands-on: Lab 27: ACL with iptables. Domain 4 review.</w:t>
+              <w:t>Concepts + hands-on: Lab 25: Port Scanning and Service Hardening; Lab 26: Intrusion Detection with Suricata; Lab 27: Building an ACL with iptables</w:t>
             </w:r>
           </w:p>
         </w:tc>
         <w:tc>
           <w:tcPr>
-            <w:tcW w:type="dxa" w:w="1368"/>
+            <w:tcW w:type="dxa" w:w="1584"/>
           </w:tcPr>
           <w:p>
             <w:r/>
@@ -3582,7 +3984,7 @@
                 <w:b w:val="0"/>
                 <w:sz w:val="19"/>
               </w:rPr>
-              <w:t>Slides 279–293</w:t>
+              <w:t>Slides 374–404</w:t>
             </w:r>
           </w:p>
         </w:tc>
@@ -3590,7 +3992,7 @@
       <w:tr>
         <w:tc>
           <w:tcPr>
-            <w:tcW w:type="dxa" w:w="1512"/>
+            <w:tcW w:type="dxa" w:w="1440"/>
             <w:shd w:val="clear" w:color="auto" w:fill="F3F5F8"/>
           </w:tcPr>
           <w:p>
@@ -3601,13 +4003,13 @@
                 <w:b w:val="0"/>
                 <w:sz w:val="19"/>
               </w:rPr>
-              <w:t>17:45–18:00</w:t>
+              <w:t>18:15–18:30</w:t>
             </w:r>
           </w:p>
         </w:tc>
         <w:tc>
           <w:tcPr>
-            <w:tcW w:type="dxa" w:w="1080"/>
+            <w:tcW w:type="dxa" w:w="1152"/>
             <w:shd w:val="clear" w:color="auto" w:fill="F3F5F8"/>
           </w:tcPr>
           <w:p>
@@ -3624,7 +4026,7 @@
         </w:tc>
         <w:tc>
           <w:tcPr>
-            <w:tcW w:type="dxa" w:w="5976"/>
+            <w:tcW w:type="dxa" w:w="5760"/>
             <w:shd w:val="clear" w:color="auto" w:fill="F3F5F8"/>
           </w:tcPr>
           <w:p>
@@ -3641,7 +4043,7 @@
         </w:tc>
         <w:tc>
           <w:tcPr>
-            <w:tcW w:type="dxa" w:w="1368"/>
+            <w:tcW w:type="dxa" w:w="1584"/>
             <w:shd w:val="clear" w:color="auto" w:fill="F3F5F8"/>
           </w:tcPr>
           <w:p>
@@ -3692,7 +4094,7 @@
       <w:tr>
         <w:tc>
           <w:tcPr>
-            <w:tcW w:type="dxa" w:w="1512"/>
+            <w:tcW w:type="dxa" w:w="1440"/>
             <w:shd w:val="clear" w:color="auto" w:fill="1F6FEB"/>
           </w:tcPr>
           <w:p>
@@ -3710,7 +4112,7 @@
         </w:tc>
         <w:tc>
           <w:tcPr>
-            <w:tcW w:type="dxa" w:w="1080"/>
+            <w:tcW w:type="dxa" w:w="1152"/>
             <w:shd w:val="clear" w:color="auto" w:fill="1F6FEB"/>
           </w:tcPr>
           <w:p>
@@ -3728,7 +4130,7 @@
         </w:tc>
         <w:tc>
           <w:tcPr>
-            <w:tcW w:type="dxa" w:w="5976"/>
+            <w:tcW w:type="dxa" w:w="5760"/>
             <w:shd w:val="clear" w:color="auto" w:fill="1F6FEB"/>
           </w:tcPr>
           <w:p>
@@ -3746,7 +4148,7 @@
         </w:tc>
         <w:tc>
           <w:tcPr>
-            <w:tcW w:type="dxa" w:w="1368"/>
+            <w:tcW w:type="dxa" w:w="1584"/>
             <w:shd w:val="clear" w:color="auto" w:fill="1F6FEB"/>
           </w:tcPr>
           <w:p>
@@ -3766,7 +4168,7 @@
       <w:tr>
         <w:tc>
           <w:tcPr>
-            <w:tcW w:type="dxa" w:w="1512"/>
+            <w:tcW w:type="dxa" w:w="1440"/>
             <w:shd w:val="clear" w:color="auto" w:fill="F3F5F8"/>
           </w:tcPr>
           <w:p>
@@ -3777,13 +4179,13 @@
                 <w:b w:val="0"/>
                 <w:sz w:val="19"/>
               </w:rPr>
-              <w:t>9:00–9:15</w:t>
+              <w:t>9:30–9:45</w:t>
             </w:r>
           </w:p>
         </w:tc>
         <w:tc>
           <w:tcPr>
-            <w:tcW w:type="dxa" w:w="1080"/>
+            <w:tcW w:type="dxa" w:w="1152"/>
             <w:shd w:val="clear" w:color="auto" w:fill="F3F5F8"/>
           </w:tcPr>
           <w:p>
@@ -3800,7 +4202,7 @@
         </w:tc>
         <w:tc>
           <w:tcPr>
-            <w:tcW w:type="dxa" w:w="5976"/>
+            <w:tcW w:type="dxa" w:w="5760"/>
             <w:shd w:val="clear" w:color="auto" w:fill="F3F5F8"/>
           </w:tcPr>
           <w:p>
@@ -3817,7 +4219,7 @@
         </w:tc>
         <w:tc>
           <w:tcPr>
-            <w:tcW w:type="dxa" w:w="1368"/>
+            <w:tcW w:type="dxa" w:w="1584"/>
             <w:shd w:val="clear" w:color="auto" w:fill="F3F5F8"/>
           </w:tcPr>
           <w:p>
@@ -3836,7 +4238,7 @@
       <w:tr>
         <w:tc>
           <w:tcPr>
-            <w:tcW w:type="dxa" w:w="1512"/>
+            <w:tcW w:type="dxa" w:w="1440"/>
             <w:shd w:val="clear" w:color="auto" w:fill="E8F0FE"/>
           </w:tcPr>
           <w:p>
@@ -3847,13 +4249,13 @@
                 <w:b/>
                 <w:sz w:val="19"/>
               </w:rPr>
-              <w:t>9:15–10:15</w:t>
+              <w:t>9:45–11:00</w:t>
             </w:r>
           </w:p>
         </w:tc>
         <w:tc>
           <w:tcPr>
-            <w:tcW w:type="dxa" w:w="1080"/>
+            <w:tcW w:type="dxa" w:w="1152"/>
             <w:shd w:val="clear" w:color="auto" w:fill="E8F0FE"/>
           </w:tcPr>
           <w:p>
@@ -3864,13 +4266,13 @@
                 <w:b w:val="0"/>
                 <w:sz w:val="19"/>
               </w:rPr>
-              <w:t>60 min</w:t>
+              <w:t>75 min</w:t>
             </w:r>
           </w:p>
         </w:tc>
         <w:tc>
           <w:tcPr>
-            <w:tcW w:type="dxa" w:w="5976"/>
+            <w:tcW w:type="dxa" w:w="5760"/>
             <w:shd w:val="clear" w:color="auto" w:fill="E8F0FE"/>
           </w:tcPr>
           <w:p>
@@ -3881,13 +4283,13 @@
                 <w:b/>
                 <w:sz w:val="19"/>
               </w:rPr>
-              <w:t>Domain 5.0 — Network Troubleshooting: the seven-step methodology, layer 1/2 diagnostics, connectivity tools, DNS/routing/MTU issues and packet capture (concepts + diagrams)</w:t>
+              <w:t>Domain 5.0 — Network Troubleshooting: the CompTIA seven-step methodology; cabling and physical interface issues</w:t>
             </w:r>
           </w:p>
         </w:tc>
         <w:tc>
           <w:tcPr>
-            <w:tcW w:type="dxa" w:w="1368"/>
+            <w:tcW w:type="dxa" w:w="1584"/>
             <w:shd w:val="clear" w:color="auto" w:fill="E8F0FE"/>
           </w:tcPr>
           <w:p>
@@ -3898,7 +4300,7 @@
                 <w:b w:val="0"/>
                 <w:sz w:val="19"/>
               </w:rPr>
-              <w:t>Slides 290–293</w:t>
+              <w:t>Slides 405–432</w:t>
             </w:r>
           </w:p>
         </w:tc>
@@ -3906,7 +4308,7 @@
       <w:tr>
         <w:tc>
           <w:tcPr>
-            <w:tcW w:type="dxa" w:w="1512"/>
+            <w:tcW w:type="dxa" w:w="1440"/>
             <w:shd w:val="clear" w:color="auto" w:fill="FFF4E5"/>
           </w:tcPr>
           <w:p>
@@ -3917,13 +4319,13 @@
                 <w:b w:val="0"/>
                 <w:sz w:val="19"/>
               </w:rPr>
-              <w:t>10:15–10:30</w:t>
+              <w:t>11:00–11:15</w:t>
             </w:r>
           </w:p>
         </w:tc>
         <w:tc>
           <w:tcPr>
-            <w:tcW w:type="dxa" w:w="1080"/>
+            <w:tcW w:type="dxa" w:w="1152"/>
             <w:shd w:val="clear" w:color="auto" w:fill="FFF4E5"/>
           </w:tcPr>
           <w:p>
@@ -3940,7 +4342,7 @@
         </w:tc>
         <w:tc>
           <w:tcPr>
-            <w:tcW w:type="dxa" w:w="5976"/>
+            <w:tcW w:type="dxa" w:w="5760"/>
             <w:shd w:val="clear" w:color="auto" w:fill="FFF4E5"/>
           </w:tcPr>
           <w:p>
@@ -3957,7 +4359,7 @@
         </w:tc>
         <w:tc>
           <w:tcPr>
-            <w:tcW w:type="dxa" w:w="1368"/>
+            <w:tcW w:type="dxa" w:w="1584"/>
             <w:shd w:val="clear" w:color="auto" w:fill="FFF4E5"/>
           </w:tcPr>
           <w:p>
@@ -3976,7 +4378,7 @@
       <w:tr>
         <w:tc>
           <w:tcPr>
-            <w:tcW w:type="dxa" w:w="1512"/>
+            <w:tcW w:type="dxa" w:w="1440"/>
           </w:tcPr>
           <w:p>
             <w:r/>
@@ -3986,13 +4388,13 @@
                 <w:b w:val="0"/>
                 <w:sz w:val="19"/>
               </w:rPr>
-              <w:t>10:30–13:00</w:t>
+              <w:t>11:15–13:00</w:t>
             </w:r>
           </w:p>
         </w:tc>
         <w:tc>
           <w:tcPr>
-            <w:tcW w:type="dxa" w:w="1080"/>
+            <w:tcW w:type="dxa" w:w="1152"/>
           </w:tcPr>
           <w:p>
             <w:r/>
@@ -4002,13 +4404,13 @@
                 <w:b w:val="0"/>
                 <w:sz w:val="19"/>
               </w:rPr>
-              <w:t>150 min</w:t>
+              <w:t>105 min</w:t>
             </w:r>
           </w:p>
         </w:tc>
         <w:tc>
           <w:tcPr>
-            <w:tcW w:type="dxa" w:w="5976"/>
+            <w:tcW w:type="dxa" w:w="5760"/>
           </w:tcPr>
           <w:p>
             <w:r/>
@@ -4018,13 +4420,13 @@
                 <w:b w:val="0"/>
                 <w:sz w:val="19"/>
               </w:rPr>
-              <w:t>Hands-on: Lab 28: Layer 1/2 Diagnostics; Lab 29: ping, traceroute, mtr; Lab 30: DNS Troubleshooting; Lab 31: ARP and Neighbour Table; Lab 32: Packet Capture (tcpdump/tshark)</w:t>
+              <w:t>Concepts + hands-on: Lab 28: Layer 1/2 Diagnostics with ip and ethtool; Lab 29: Reachability with ping, traceroute and mtr; Lab 30: DNS Troubleshooting with dig and resolvectl; Lab 31: ARP and the IPv6 Neighbour Table</w:t>
             </w:r>
           </w:p>
         </w:tc>
         <w:tc>
           <w:tcPr>
-            <w:tcW w:type="dxa" w:w="1368"/>
+            <w:tcW w:type="dxa" w:w="1584"/>
           </w:tcPr>
           <w:p>
             <w:r/>
@@ -4034,7 +4436,7 @@
                 <w:b w:val="0"/>
                 <w:sz w:val="19"/>
               </w:rPr>
-              <w:t>Slides 294–340</w:t>
+              <w:t>Slides 433–466</w:t>
             </w:r>
           </w:p>
         </w:tc>
@@ -4042,7 +4444,7 @@
       <w:tr>
         <w:tc>
           <w:tcPr>
-            <w:tcW w:type="dxa" w:w="1512"/>
+            <w:tcW w:type="dxa" w:w="1440"/>
             <w:shd w:val="clear" w:color="auto" w:fill="FDE9D9"/>
           </w:tcPr>
           <w:p>
@@ -4059,7 +4461,7 @@
         </w:tc>
         <w:tc>
           <w:tcPr>
-            <w:tcW w:type="dxa" w:w="1080"/>
+            <w:tcW w:type="dxa" w:w="1152"/>
             <w:shd w:val="clear" w:color="auto" w:fill="FDE9D9"/>
           </w:tcPr>
           <w:p>
@@ -4076,7 +4478,7 @@
         </w:tc>
         <w:tc>
           <w:tcPr>
-            <w:tcW w:type="dxa" w:w="5976"/>
+            <w:tcW w:type="dxa" w:w="5760"/>
             <w:shd w:val="clear" w:color="auto" w:fill="FDE9D9"/>
           </w:tcPr>
           <w:p>
@@ -4093,7 +4495,7 @@
         </w:tc>
         <w:tc>
           <w:tcPr>
-            <w:tcW w:type="dxa" w:w="1368"/>
+            <w:tcW w:type="dxa" w:w="1584"/>
             <w:shd w:val="clear" w:color="auto" w:fill="FDE9D9"/>
           </w:tcPr>
           <w:p>
@@ -4112,7 +4514,7 @@
       <w:tr>
         <w:tc>
           <w:tcPr>
-            <w:tcW w:type="dxa" w:w="1512"/>
+            <w:tcW w:type="dxa" w:w="1440"/>
           </w:tcPr>
           <w:p>
             <w:r/>
@@ -4128,7 +4530,7 @@
         </w:tc>
         <w:tc>
           <w:tcPr>
-            <w:tcW w:type="dxa" w:w="1080"/>
+            <w:tcW w:type="dxa" w:w="1152"/>
           </w:tcPr>
           <w:p>
             <w:r/>
@@ -4144,7 +4546,7 @@
         </w:tc>
         <w:tc>
           <w:tcPr>
-            <w:tcW w:type="dxa" w:w="5976"/>
+            <w:tcW w:type="dxa" w:w="5760"/>
           </w:tcPr>
           <w:p>
             <w:r/>
@@ -4154,13 +4556,13 @@
                 <w:b w:val="0"/>
                 <w:sz w:val="19"/>
               </w:rPr>
-              <w:t>Hands-on: Lab 33: MTU and Path-MTU Discovery; Lab 34: Routing Issues; Lab 35: Network Emulation with tc; Lab 36: Service Reachability Triage</w:t>
+              <w:t>Concepts + hands-on: Lab 32: Packet Capture with tcpdump and TIS PCAP Analyzer; Lab 33: MTU and Path-MTU Discovery; Lab 34: Diagnosing Routing Problems; Lab 35: Simulating Slow and Lossy Links with tc; Lab 36: Service Reachability Triage with curl, nc and openssl. Course recap and exam preparation</w:t>
             </w:r>
           </w:p>
         </w:tc>
         <w:tc>
           <w:tcPr>
-            <w:tcW w:type="dxa" w:w="1368"/>
+            <w:tcW w:type="dxa" w:w="1584"/>
           </w:tcPr>
           <w:p>
             <w:r/>
@@ -4170,7 +4572,7 @@
                 <w:b w:val="0"/>
                 <w:sz w:val="19"/>
               </w:rPr>
-              <w:t>Slides 341–384</w:t>
+              <w:t>Slides 467–504</w:t>
             </w:r>
           </w:p>
         </w:tc>
@@ -4178,7 +4580,7 @@
       <w:tr>
         <w:tc>
           <w:tcPr>
-            <w:tcW w:type="dxa" w:w="1512"/>
+            <w:tcW w:type="dxa" w:w="1440"/>
             <w:shd w:val="clear" w:color="auto" w:fill="FFF4E5"/>
           </w:tcPr>
           <w:p>
@@ -4195,7 +4597,7 @@
         </w:tc>
         <w:tc>
           <w:tcPr>
-            <w:tcW w:type="dxa" w:w="1080"/>
+            <w:tcW w:type="dxa" w:w="1152"/>
             <w:shd w:val="clear" w:color="auto" w:fill="FFF4E5"/>
           </w:tcPr>
           <w:p>
@@ -4212,7 +4614,7 @@
         </w:tc>
         <w:tc>
           <w:tcPr>
-            <w:tcW w:type="dxa" w:w="5976"/>
+            <w:tcW w:type="dxa" w:w="5760"/>
             <w:shd w:val="clear" w:color="auto" w:fill="FFF4E5"/>
           </w:tcPr>
           <w:p>
@@ -4229,7 +4631,7 @@
         </w:tc>
         <w:tc>
           <w:tcPr>
-            <w:tcW w:type="dxa" w:w="1368"/>
+            <w:tcW w:type="dxa" w:w="1584"/>
             <w:shd w:val="clear" w:color="auto" w:fill="FFF4E5"/>
           </w:tcPr>
           <w:p>
@@ -4248,7 +4650,7 @@
       <w:tr>
         <w:tc>
           <w:tcPr>
-            <w:tcW w:type="dxa" w:w="1512"/>
+            <w:tcW w:type="dxa" w:w="1440"/>
             <w:shd w:val="clear" w:color="auto" w:fill="E8F7EE"/>
           </w:tcPr>
           <w:p>
@@ -4265,7 +4667,7 @@
         </w:tc>
         <w:tc>
           <w:tcPr>
-            <w:tcW w:type="dxa" w:w="1080"/>
+            <w:tcW w:type="dxa" w:w="1152"/>
             <w:shd w:val="clear" w:color="auto" w:fill="E8F7EE"/>
           </w:tcPr>
           <w:p>
@@ -4282,7 +4684,7 @@
         </w:tc>
         <w:tc>
           <w:tcPr>
-            <w:tcW w:type="dxa" w:w="5976"/>
+            <w:tcW w:type="dxa" w:w="5760"/>
             <w:shd w:val="clear" w:color="auto" w:fill="E8F7EE"/>
           </w:tcPr>
           <w:p>
@@ -4299,7 +4701,7 @@
         </w:tc>
         <w:tc>
           <w:tcPr>
-            <w:tcW w:type="dxa" w:w="1368"/>
+            <w:tcW w:type="dxa" w:w="1584"/>
             <w:shd w:val="clear" w:color="auto" w:fill="E8F7EE"/>
           </w:tcPr>
           <w:p>
@@ -4318,7 +4720,7 @@
       <w:tr>
         <w:tc>
           <w:tcPr>
-            <w:tcW w:type="dxa" w:w="1512"/>
+            <w:tcW w:type="dxa" w:w="1440"/>
             <w:shd w:val="clear" w:color="auto" w:fill="E8F7EE"/>
           </w:tcPr>
           <w:p>
@@ -4335,7 +4737,7 @@
         </w:tc>
         <w:tc>
           <w:tcPr>
-            <w:tcW w:type="dxa" w:w="1080"/>
+            <w:tcW w:type="dxa" w:w="1152"/>
             <w:shd w:val="clear" w:color="auto" w:fill="E8F7EE"/>
           </w:tcPr>
           <w:p>
@@ -4352,7 +4754,7 @@
         </w:tc>
         <w:tc>
           <w:tcPr>
-            <w:tcW w:type="dxa" w:w="5976"/>
+            <w:tcW w:type="dxa" w:w="5760"/>
             <w:shd w:val="clear" w:color="auto" w:fill="E8F7EE"/>
           </w:tcPr>
           <w:p>
@@ -4369,7 +4771,7 @@
         </w:tc>
         <w:tc>
           <w:tcPr>
-            <w:tcW w:type="dxa" w:w="1368"/>
+            <w:tcW w:type="dxa" w:w="1584"/>
             <w:shd w:val="clear" w:color="auto" w:fill="E8F7EE"/>
           </w:tcPr>
           <w:p>
@@ -4388,7 +4790,7 @@
       <w:tr>
         <w:tc>
           <w:tcPr>
-            <w:tcW w:type="dxa" w:w="1512"/>
+            <w:tcW w:type="dxa" w:w="1440"/>
             <w:shd w:val="clear" w:color="auto" w:fill="E8F7EE"/>
           </w:tcPr>
           <w:p>
@@ -4399,13 +4801,13 @@
                 <w:b/>
                 <w:sz w:val="19"/>
               </w:rPr>
-              <w:t>17:00–18:00</w:t>
+              <w:t>17:00–18:30</w:t>
             </w:r>
           </w:p>
         </w:tc>
         <w:tc>
           <w:tcPr>
-            <w:tcW w:type="dxa" w:w="1080"/>
+            <w:tcW w:type="dxa" w:w="1152"/>
             <w:shd w:val="clear" w:color="auto" w:fill="E8F7EE"/>
           </w:tcPr>
           <w:p>
@@ -4416,13 +4818,13 @@
                 <w:b w:val="0"/>
                 <w:sz w:val="19"/>
               </w:rPr>
-              <w:t>60 min</w:t>
+              <w:t>90 min</w:t>
             </w:r>
           </w:p>
         </w:tc>
         <w:tc>
           <w:tcPr>
-            <w:tcW w:type="dxa" w:w="5976"/>
+            <w:tcW w:type="dxa" w:w="5760"/>
             <w:shd w:val="clear" w:color="auto" w:fill="E8F7EE"/>
           </w:tcPr>
           <w:p>
@@ -4433,13 +4835,13 @@
                 <w:b/>
                 <w:sz w:val="19"/>
               </w:rPr>
-              <w:t>Practical Performance (PP) — hands-on networking tasks, 1 hour, open book. PM digital attendance</w:t>
+              <w:t>Practical Performance (PP) — hands-on networking tasks, 90 minutes, open book. PM digital attendance</w:t>
             </w:r>
           </w:p>
         </w:tc>
         <w:tc>
           <w:tcPr>
-            <w:tcW w:type="dxa" w:w="1368"/>
+            <w:tcW w:type="dxa" w:w="1584"/>
             <w:shd w:val="clear" w:color="auto" w:fill="E8F7EE"/>
           </w:tcPr>
           <w:p>
@@ -4484,222 +4886,194 @@
         <w:pStyle w:val="Heading2"/>
       </w:pPr>
       <w:r>
-        <w:t>Domain 1.0 — Networking Concepts  (23%)   ·   Slides 22–96</w:t>
+        <w:t>Domain 1.0 — Networking Concepts  (23%)   ·   Slides 18–33</w:t>
       </w:r>
     </w:p>
     <w:p>
       <w:r>
-        <w:t>OSI Model · IPv4/IPv6 Addressing · Ports &amp; Protocols · DNS &amp; DHCP · Topologies &amp; Cloud</w:t>
-      </w:r>
-    </w:p>
-    <w:p>
-      <w:pPr>
-        <w:pStyle w:val="Heading3"/>
-      </w:pPr>
-      <w:r>
-        <w:t>Lab 1 — OSI Model Packet Inspection   ·   Slide 26</w:t>
+        <w:t>OSI model · appliances · cloud · ports &amp; protocols · traffic types · media · transceivers &amp; connectors · topologies · IPv4 addressing</w:t>
       </w:r>
     </w:p>
     <w:p>
       <w:r>
         <w:rPr>
           <w:b/>
+          <w:color w:val="1F6FEB"/>
+          <w:sz w:val="21"/>
         </w:rPr>
-        <w:t xml:space="preserve">Objective: </w:t>
+        <w:t>Lab 1 — OSI Model Packet Inspection   ·   Slide 34</w:t>
       </w:r>
+    </w:p>
+    <w:p>
       <w:r>
-        <w:t>Inspect packets and map headers to osi layers.</w:t>
+        <w:rPr>
+          <w:sz w:val="20"/>
+        </w:rPr>
+        <w:t>Objective: Capture live traffic and map each protocol header to its OSI layer.</w:t>
+      </w:r>
+    </w:p>
+    <w:p>
+      <w:r>
+        <w:rPr>
+          <w:sz w:val="20"/>
+        </w:rPr>
+        <w:t>Activity: Capture HTTP traffic with tcpdump on a Killercoda Ubuntu host, generate requests with curl, and match the MAC, IP, TCP and HTTP headers you see to OSI layers 2, 3, 4 and 7.</w:t>
       </w:r>
     </w:p>
     <w:p>
       <w:r>
         <w:rPr>
           <w:b/>
+          <w:color w:val="1F6FEB"/>
+          <w:sz w:val="21"/>
         </w:rPr>
-        <w:t xml:space="preserve">Activity: </w:t>
-      </w:r>
-      <w:r>
-        <w:t>The learner captures live traffic with tcpdump and maps each protocol header to its OSI layer.</w:t>
+        <w:t>Lab 2 — IPv4 Subnetting and CIDR   ·   Slide 75</w:t>
       </w:r>
     </w:p>
     <w:p>
-      <w:pPr>
-        <w:pStyle w:val="Heading3"/>
-      </w:pPr>
       <w:r>
-        <w:t>Lab 2 — IPv4 Subnetting and CIDR   ·   Slide 35</w:t>
+        <w:rPr>
+          <w:sz w:val="20"/>
+        </w:rPr>
+        <w:t>Objective: Split a /24 into four /26 subnets and verify the math with the TIS IP Calculator.</w:t>
+      </w:r>
+    </w:p>
+    <w:p>
+      <w:r>
+        <w:rPr>
+          <w:sz w:val="20"/>
+        </w:rPr>
+        <w:t>Activity: Use the TIS IP Calculator to break 192.168.10.0/24 into four /26 subnets, record each network, host range and broadcast, then assign an address from subnet 2 to a Linux interface.</w:t>
       </w:r>
     </w:p>
     <w:p>
       <w:r>
         <w:rPr>
           <w:b/>
+          <w:color w:val="1F6FEB"/>
+          <w:sz w:val="21"/>
         </w:rPr>
-        <w:t xml:space="preserve">Objective: </w:t>
+        <w:t>Lab 3 — IPv6 Addressing and Link-Local   ·   Slide 84</w:t>
       </w:r>
+    </w:p>
+    <w:p>
       <w:r>
-        <w:t>Subnet a network into cidr blocks and verify boundaries.</w:t>
+        <w:rPr>
+          <w:sz w:val="20"/>
+        </w:rPr>
+        <w:t>Objective: Plan an IPv6 /64, add a global address, and ping link-local using a zone ID.</w:t>
+      </w:r>
+    </w:p>
+    <w:p>
+      <w:r>
+        <w:rPr>
+          <w:sz w:val="20"/>
+        </w:rPr>
+        <w:t>Activity: Break down 2001:db8::/64 in the TIS IP Calculator's IPv6 mode, add a documentation-range global address to eth0, observe the auto-generated fe80:: link-local address, and ping across both.</w:t>
       </w:r>
     </w:p>
     <w:p>
       <w:r>
         <w:rPr>
           <w:b/>
+          <w:color w:val="1F6FEB"/>
+          <w:sz w:val="21"/>
         </w:rPr>
-        <w:t xml:space="preserve">Activity: </w:t>
-      </w:r>
-      <w:r>
-        <w:t>The learner splits a /24 network into four /26 subnets, verifies the math in the TIS IP Calculator, and assigns a CIDR address on Linux.</w:t>
+        <w:t>Lab 4 — Common Ports and Protocols   ·   Slide 97</w:t>
       </w:r>
     </w:p>
     <w:p>
-      <w:pPr>
-        <w:pStyle w:val="Heading3"/>
-      </w:pPr>
       <w:r>
-        <w:t>Lab 3 — IPv6 Addressing and Link-Local   ·   Slide 44</w:t>
+        <w:rPr>
+          <w:sz w:val="20"/>
+        </w:rPr>
+        <w:t>Objective: Connect protocol names to well-known port numbers using ss and nmap.</w:t>
+      </w:r>
+    </w:p>
+    <w:p>
+      <w:r>
+        <w:rPr>
+          <w:sz w:val="20"/>
+        </w:rPr>
+        <w:t>Activity: Enumerate the listening TCP/UDP sockets on your own host with ss, scan the well-known port range of scanme.nmap.org with nmap, and map every open port you find to the N10-009 protocol list.</w:t>
       </w:r>
     </w:p>
     <w:p>
       <w:r>
         <w:rPr>
           <w:b/>
+          <w:color w:val="1F6FEB"/>
+          <w:sz w:val="21"/>
         </w:rPr>
-        <w:t xml:space="preserve">Objective: </w:t>
+        <w:t>Lab 5 — DNS Record Types   ·   Slide 105</w:t>
       </w:r>
+    </w:p>
+    <w:p>
       <w:r>
-        <w:t>Plan ipv6 prefixes and distinguish link-local from global addresses.</w:t>
+        <w:rPr>
+          <w:sz w:val="20"/>
+        </w:rPr>
+        <w:t>Objective: Query every N10-009 DNS record type with dig and interpret the answers.</w:t>
+      </w:r>
+    </w:p>
+    <w:p>
+      <w:r>
+        <w:rPr>
+          <w:sz w:val="20"/>
+        </w:rPr>
+        <w:t>Activity: Use dig to query A, AAAA, MX, TXT, NS, CNAME, PTR, SOA and SRV records against live domains, reading addresses, mail priorities, aliases and zone-authority data from the answers.</w:t>
       </w:r>
     </w:p>
     <w:p>
       <w:r>
         <w:rPr>
           <w:b/>
+          <w:color w:val="1F6FEB"/>
+          <w:sz w:val="21"/>
         </w:rPr>
-        <w:t xml:space="preserve">Activity: </w:t>
-      </w:r>
-      <w:r>
-        <w:t>The learner plans an IPv6 prefix in the TIS IP Calculator, adds a global address, observes the auto-generated link-local address, and pings across both.</w:t>
+        <w:t>Lab 6 — DHCP Lease Capture (DORA)   ·   Slide 113</w:t>
       </w:r>
     </w:p>
     <w:p>
-      <w:pPr>
-        <w:pStyle w:val="Heading3"/>
-      </w:pPr>
       <w:r>
-        <w:t>Lab 4 — Common Ports and Protocols   ·   Slide 54</w:t>
+        <w:rPr>
+          <w:sz w:val="20"/>
+        </w:rPr>
+        <w:t>Objective: Capture all four DHCP DORA messages during a live lease renewal.</w:t>
+      </w:r>
+    </w:p>
+    <w:p>
+      <w:r>
+        <w:rPr>
+          <w:sz w:val="20"/>
+        </w:rPr>
+        <w:t>Activity: Run tcpdump against UDP ports 67/68 while releasing and re-requesting your DHCP lease with dhclient, then identify the Discover, Offer, Request and Acknowledge messages in the capture.</w:t>
       </w:r>
     </w:p>
     <w:p>
       <w:r>
         <w:rPr>
           <w:b/>
+          <w:color w:val="1F6FEB"/>
+          <w:sz w:val="21"/>
         </w:rPr>
-        <w:t xml:space="preserve">Objective: </w:t>
-      </w:r>
-      <w:r>
-        <w:t>Map common protocol names to their well-known ports.</w:t>
+        <w:t>Lab 7 — Simulating a Cloud VPC with Namespaces   ·   Slide 128</w:t>
       </w:r>
     </w:p>
     <w:p>
       <w:r>
         <w:rPr>
-          <w:b/>
+          <w:sz w:val="20"/>
         </w:rPr>
-        <w:t xml:space="preserve">Activity: </w:t>
-      </w:r>
-      <w:r>
-        <w:t>The learner enumerates listening services and scans a live target to connect protocol names to their well-known port numbers.</w:t>
-      </w:r>
-    </w:p>
-    <w:p>
-      <w:pPr>
-        <w:pStyle w:val="Heading3"/>
-      </w:pPr>
-      <w:r>
-        <w:t>Lab 5 — DNS Record Types   ·   Slide 62</w:t>
+        <w:t>Objective: Build a VPC-style virtual network from namespaces, a bridge and veth pairs.</w:t>
       </w:r>
     </w:p>
     <w:p>
       <w:r>
         <w:rPr>
-          <w:b/>
+          <w:sz w:val="20"/>
         </w:rPr>
-        <w:t xml:space="preserve">Objective: </w:t>
-      </w:r>
-      <w:r>
-        <w:t>Query each dns record type on the exam blueprint.</w:t>
-      </w:r>
-    </w:p>
-    <w:p>
-      <w:r>
-        <w:rPr>
-          <w:b/>
-        </w:rPr>
-        <w:t xml:space="preserve">Activity: </w:t>
-      </w:r>
-      <w:r>
-        <w:t>The learner uses dig to query every DNS record type in the N10-009 objectives: A, AAAA, MX, TXT, NS, CNAME, PTR, SOA, and SRV.</w:t>
-      </w:r>
-    </w:p>
-    <w:p>
-      <w:pPr>
-        <w:pStyle w:val="Heading3"/>
-      </w:pPr>
-      <w:r>
-        <w:t>Lab 6 — DHCP Lease Capture (DORA)   ·   Slide 75</w:t>
-      </w:r>
-    </w:p>
-    <w:p>
-      <w:r>
-        <w:rPr>
-          <w:b/>
-        </w:rPr>
-        <w:t xml:space="preserve">Objective: </w:t>
-      </w:r>
-      <w:r>
-        <w:t>Capture the four-step dhcp dora exchange.</w:t>
-      </w:r>
-    </w:p>
-    <w:p>
-      <w:r>
-        <w:rPr>
-          <w:b/>
-        </w:rPr>
-        <w:t xml:space="preserve">Activity: </w:t>
-      </w:r>
-      <w:r>
-        <w:t>The learner releases an existing DHCP lease and captures the four DORA messages (Discover, Offer, Request, Acknowledge) live with tcpdump.</w:t>
-      </w:r>
-    </w:p>
-    <w:p>
-      <w:pPr>
-        <w:pStyle w:val="Heading3"/>
-      </w:pPr>
-      <w:r>
-        <w:t>Lab 7 — Cloud VPC with Network Namespaces   ·   Slide 83</w:t>
-      </w:r>
-    </w:p>
-    <w:p>
-      <w:r>
-        <w:rPr>
-          <w:b/>
-        </w:rPr>
-        <w:t xml:space="preserve">Objective: </w:t>
-      </w:r>
-      <w:r>
-        <w:t>Simulate a cloud vpc using linux network namespaces.</w:t>
-      </w:r>
-    </w:p>
-    <w:p>
-      <w:r>
-        <w:rPr>
-          <w:b/>
-        </w:rPr>
-        <w:t xml:space="preserve">Activity: </w:t>
-      </w:r>
-      <w:r>
-        <w:t>The learner builds a VPC with two subnets and a bridge using Linux network namespaces and veth pairs, then tests connectivity between the two virtual machines.</w:t>
+        <w:t>Activity: Recreate cloud VPC building blocks on one Linux host: two network namespaces act as VMs, a Linux bridge acts as the virtual switch, and veth pairs cable them together on subnet 10.0.1.0/24.</w:t>
       </w:r>
     </w:p>
     <w:p>
@@ -4707,222 +5081,194 @@
         <w:pStyle w:val="Heading2"/>
       </w:pPr>
       <w:r>
-        <w:t>Domain 2.0 — Network Implementation  (20%)   ·   Slides 93–164</w:t>
+        <w:t>Domain 2.0 — Network Implementation  (20%)   ·   Slides 134–153</w:t>
       </w:r>
     </w:p>
     <w:p>
       <w:r>
-        <w:t>Routing · VLANs &amp; Trunking · Link Aggregation · NAT/PAT · Wireless · DHCP &amp; DNS Services</w:t>
-      </w:r>
-    </w:p>
-    <w:p>
-      <w:pPr>
-        <w:pStyle w:val="Heading3"/>
-      </w:pPr>
-      <w:r>
-        <w:t>Lab 8 — Static Routing Between Subnets   ·   Slide 97</w:t>
+        <w:t>Routing technologies · switching technologies · wireless devices · physical installations</w:t>
       </w:r>
     </w:p>
     <w:p>
       <w:r>
         <w:rPr>
           <w:b/>
+          <w:color w:val="1F6FEB"/>
+          <w:sz w:val="21"/>
         </w:rPr>
-        <w:t xml:space="preserve">Objective: </w:t>
+        <w:t>Lab 8 — Static Routing Between Two Subnets   ·   Slide 154</w:t>
       </w:r>
+    </w:p>
+    <w:p>
       <w:r>
-        <w:t>Configure static routes between subnets.</w:t>
+        <w:rPr>
+          <w:sz w:val="20"/>
+        </w:rPr>
+        <w:t>Objective: Build a two-subnet topology and route between them with static routes.</w:t>
+      </w:r>
+    </w:p>
+    <w:p>
+      <w:r>
+        <w:rPr>
+          <w:sz w:val="20"/>
+        </w:rPr>
+        <w:t>Activity: Create three network namespaces (host A, router R1, host B), wire them with veth pairs, enable IP forwarding on R1 and add the static routes that let 10.1.1.0/24 reach 10.2.2.0/24.</w:t>
       </w:r>
     </w:p>
     <w:p>
       <w:r>
         <w:rPr>
           <w:b/>
+          <w:color w:val="1F6FEB"/>
+          <w:sz w:val="21"/>
         </w:rPr>
-        <w:t xml:space="preserve">Activity: </w:t>
-      </w:r>
-      <w:r>
-        <w:t>The learner builds a three-node subnet A - router - subnet B topology and adds the static routes that let the two subnets communicate.</w:t>
+        <w:t>Lab 9 — 802.1Q VLAN Tagging   ·   Slide 166</w:t>
       </w:r>
     </w:p>
     <w:p>
-      <w:pPr>
-        <w:pStyle w:val="Heading3"/>
-      </w:pPr>
       <w:r>
-        <w:t>Lab 9 — 802.1Q VLAN Tagging   ·   Slide 107</w:t>
+        <w:rPr>
+          <w:sz w:val="20"/>
+        </w:rPr>
+        <w:t>Objective: Create 802.1Q VLAN sub-interfaces and capture a tagged frame.</w:t>
+      </w:r>
+    </w:p>
+    <w:p>
+      <w:r>
+        <w:rPr>
+          <w:sz w:val="20"/>
+        </w:rPr>
+        <w:t>Activity: Load the 8021q kernel module, create eth0.10 and eth0.20 sub-interfaces each with its own subnet, verify the VLAN IDs with ip -d link, then capture a live tagged frame with tcpdump -e.</w:t>
       </w:r>
     </w:p>
     <w:p>
       <w:r>
         <w:rPr>
           <w:b/>
+          <w:color w:val="1F6FEB"/>
+          <w:sz w:val="21"/>
         </w:rPr>
-        <w:t xml:space="preserve">Objective: </w:t>
+        <w:t>Lab 10 — Link Aggregation (LACP Bond)   ·   Slide 175</w:t>
       </w:r>
+    </w:p>
+    <w:p>
       <w:r>
-        <w:t>Create 802.1q vlan sub-interfaces.</w:t>
+        <w:rPr>
+          <w:sz w:val="20"/>
+        </w:rPr>
+        <w:t>Objective: Bundle interfaces into an LACP (802.3ad) bond and inspect its state.</w:t>
+      </w:r>
+    </w:p>
+    <w:p>
+      <w:r>
+        <w:rPr>
+          <w:sz w:val="20"/>
+        </w:rPr>
+        <w:t>Activity: Install ifenslave, load the bonding driver in 802.3ad mode, create bond0, enslave a NIC and read the LACP aggregator, partner MAC and per-slave link state from /proc/net/bonding/bond0.</w:t>
       </w:r>
     </w:p>
     <w:p>
       <w:r>
         <w:rPr>
           <w:b/>
+          <w:color w:val="1F6FEB"/>
+          <w:sz w:val="21"/>
         </w:rPr>
-        <w:t xml:space="preserve">Activity: </w:t>
-      </w:r>
-      <w:r>
-        <w:t>The learner loads the 802.1Q kernel module and creates two tagged VLAN sub-interfaces on Linux to separate broadcast domains.</w:t>
+        <w:t>Lab 11 — Wireless Concepts and Channel Survey   ·   Slide 200</w:t>
       </w:r>
     </w:p>
     <w:p>
-      <w:pPr>
-        <w:pStyle w:val="Heading3"/>
-      </w:pPr>
       <w:r>
-        <w:t>Lab 10 — Link Aggregation (LACP Bond)   ·   Slide 116</w:t>
+        <w:rPr>
+          <w:sz w:val="20"/>
+        </w:rPr>
+        <w:t>Objective: Survey nearby wireless networks and map channels, bands and security modes.</w:t>
+      </w:r>
+    </w:p>
+    <w:p>
+      <w:r>
+        <w:rPr>
+          <w:sz w:val="20"/>
+        </w:rPr>
+        <w:t>Activity: Use iw on a wireless laptop (or WiFi Analyzer / Wireless Diagnostics) to scan nearby APs, recording each SSID's channel, signal and security mode, then map channels to bands and compare WEP through WPA3.</w:t>
       </w:r>
     </w:p>
     <w:p>
       <w:r>
         <w:rPr>
           <w:b/>
+          <w:color w:val="1F6FEB"/>
+          <w:sz w:val="21"/>
         </w:rPr>
-        <w:t xml:space="preserve">Objective: </w:t>
+        <w:t>Lab 12 — NAT and PAT with iptables   ·   Slide 207</w:t>
       </w:r>
+    </w:p>
+    <w:p>
       <w:r>
-        <w:t>Bundle nics into an lacp bond.</w:t>
+        <w:rPr>
+          <w:sz w:val="20"/>
+        </w:rPr>
+        <w:t>Objective: Configure PAT with iptables MASQUERADE and verify live translations in conntrack.</w:t>
+      </w:r>
+    </w:p>
+    <w:p>
+      <w:r>
+        <w:rPr>
+          <w:sz w:val="20"/>
+        </w:rPr>
+        <w:t>Activity: Rebuild a namespace client behind the host, enable forwarding, add a MASQUERADE rule on eth0, prove the source address is rewritten with curl ifconfig.me, and inspect the live translation table with conntrack -L.</w:t>
       </w:r>
     </w:p>
     <w:p>
       <w:r>
         <w:rPr>
           <w:b/>
+          <w:color w:val="1F6FEB"/>
+          <w:sz w:val="21"/>
         </w:rPr>
-        <w:t xml:space="preserve">Activity: </w:t>
-      </w:r>
-      <w:r>
-        <w:t>The learner installs ifenslave, loads the bonding driver in 802.3ad mode and creates an LACP bond interface with an enslaved NIC.</w:t>
+        <w:t>Lab 13 — DHCP Server with isc-dhcp-server   ·   Slide 217</w:t>
       </w:r>
     </w:p>
     <w:p>
-      <w:pPr>
-        <w:pStyle w:val="Heading3"/>
-      </w:pPr>
       <w:r>
-        <w:t>Lab 11 — Wireless Concepts and Survey   ·   Slide 124</w:t>
+        <w:rPr>
+          <w:sz w:val="20"/>
+        </w:rPr>
+        <w:t>Objective: Configure isc-dhcp-server to lease addresses on a private subnet.</w:t>
+      </w:r>
+    </w:p>
+    <w:p>
+      <w:r>
+        <w:rPr>
+          <w:sz w:val="20"/>
+        </w:rPr>
+        <w:t>Activity: Install isc-dhcp-server, create a dummy interface at 10.50.0.1/24, write a scope with range, router, DNS and lease-time options, bind the daemon to dum0 only, start it and inspect the leases file.</w:t>
       </w:r>
     </w:p>
     <w:p>
       <w:r>
         <w:rPr>
           <w:b/>
+          <w:color w:val="1F6FEB"/>
+          <w:sz w:val="21"/>
         </w:rPr>
-        <w:t xml:space="preserve">Objective: </w:t>
-      </w:r>
-      <w:r>
-        <w:t>Survey wireless bands, channels and security.</w:t>
+        <w:t>Lab 14 — Authoritative DNS with BIND9   ·   Slide 223</w:t>
       </w:r>
     </w:p>
     <w:p>
       <w:r>
         <w:rPr>
-          <w:b/>
+          <w:sz w:val="20"/>
         </w:rPr>
-        <w:t xml:space="preserve">Activity: </w:t>
-      </w:r>
-      <w:r>
-        <w:t>The learner surveys wireless bands and channels with iw and compares 2.4/5/6 GHz behaviour and WPA security modes.</w:t>
-      </w:r>
-    </w:p>
-    <w:p>
-      <w:pPr>
-        <w:pStyle w:val="Heading3"/>
-      </w:pPr>
-      <w:r>
-        <w:t>Lab 12 — NAT and PAT with iptables   ·   Slide 132</w:t>
+        <w:t>Objective: Host an authoritative DNS zone in BIND9 and query it with dig.</w:t>
       </w:r>
     </w:p>
     <w:p>
       <w:r>
         <w:rPr>
-          <w:b/>
+          <w:sz w:val="20"/>
         </w:rPr>
-        <w:t xml:space="preserve">Objective: </w:t>
-      </w:r>
-      <w:r>
-        <w:t>Translate private ips with nat and pat.</w:t>
-      </w:r>
-    </w:p>
-    <w:p>
-      <w:r>
-        <w:rPr>
-          <w:b/>
-        </w:rPr>
-        <w:t xml:space="preserve">Activity: </w:t>
-      </w:r>
-      <w:r>
-        <w:t>The learner configures an iptables MASQUERADE rule so hosts on a private subnet share the host public IP via port address translation.</w:t>
-      </w:r>
-    </w:p>
-    <w:p>
-      <w:pPr>
-        <w:pStyle w:val="Heading3"/>
-      </w:pPr>
-      <w:r>
-        <w:t>Lab 13 — DHCP Server (isc-dhcp-server)   ·   Slide 141</w:t>
-      </w:r>
-    </w:p>
-    <w:p>
-      <w:r>
-        <w:rPr>
-          <w:b/>
-        </w:rPr>
-        <w:t xml:space="preserve">Objective: </w:t>
-      </w:r>
-      <w:r>
-        <w:t>Configure a dhcp scope and lease server.</w:t>
-      </w:r>
-    </w:p>
-    <w:p>
-      <w:r>
-        <w:rPr>
-          <w:b/>
-        </w:rPr>
-        <w:t xml:space="preserve">Activity: </w:t>
-      </w:r>
-      <w:r>
-        <w:t>The learner installs isc-dhcp-server and configures a DHCP scope on a dummy interface to hand out leases on a private subnet.</w:t>
-      </w:r>
-    </w:p>
-    <w:p>
-      <w:pPr>
-        <w:pStyle w:val="Heading3"/>
-      </w:pPr>
-      <w:r>
-        <w:t>Lab 14 — Authoritative DNS with BIND9   ·   Slide 151</w:t>
-      </w:r>
-    </w:p>
-    <w:p>
-      <w:r>
-        <w:rPr>
-          <w:b/>
-        </w:rPr>
-        <w:t xml:space="preserve">Objective: </w:t>
-      </w:r>
-      <w:r>
-        <w:t>Serve an authoritative dns zone.</w:t>
-      </w:r>
-    </w:p>
-    <w:p>
-      <w:r>
-        <w:rPr>
-          <w:b/>
-        </w:rPr>
-        <w:t xml:space="preserve">Activity: </w:t>
-      </w:r>
-      <w:r>
-        <w:t>The learner runs a BIND9 server hosting the authoritative zone lab.local and queries its records with dig.</w:t>
+        <w:t>Activity: Install bind9, write a zone file for lab.local with SOA, NS, A and MX records, register the zone in named.conf.local, validate the syntax with named-checkzone and query your own server with dig @127.0.0.1.</w:t>
       </w:r>
     </w:p>
     <w:p>
@@ -4930,192 +5276,168 @@
         <w:pStyle w:val="Heading2"/>
       </w:pPr>
       <w:r>
-        <w:t>Domain 3.0 — Network Operations  (19%)   ·   Slides 161–222</w:t>
+        <w:t>Domain 3.0 — Network Operations  (19%)   ·   Slides 233–261</w:t>
       </w:r>
     </w:p>
     <w:p>
       <w:r>
-        <w:t>SNMP · NetFlow · Syslog &amp; SIEM · NTP · Config Backup · Performance Baselines</w:t>
-      </w:r>
-    </w:p>
-    <w:p>
-      <w:pPr>
-        <w:pStyle w:val="Heading3"/>
-      </w:pPr>
-      <w:r>
-        <w:t>Lab 15 — SNMP Monitoring   ·   Slide 165</w:t>
+        <w:t>Documentation · life-cycle · change &amp; configuration management · monitoring · DR · network services · access &amp; management</w:t>
       </w:r>
     </w:p>
     <w:p>
       <w:r>
         <w:rPr>
           <w:b/>
+          <w:color w:val="1F6FEB"/>
+          <w:sz w:val="21"/>
         </w:rPr>
-        <w:t xml:space="preserve">Objective: </w:t>
+        <w:t>Lab 15 — SNMP Monitoring   ·   Slide 262</w:t>
       </w:r>
+    </w:p>
+    <w:p>
       <w:r>
-        <w:t>Monitor devices with snmp.</w:t>
+        <w:rPr>
+          <w:sz w:val="20"/>
+        </w:rPr>
+        <w:t>Objective: Configure an SNMP agent and poll MIB objects with snmpwalk and snmpget (OBJ 3.2).</w:t>
+      </w:r>
+    </w:p>
+    <w:p>
+      <w:r>
+        <w:rPr>
+          <w:sz w:val="20"/>
+        </w:rPr>
+        <w:t>Activity: Install snmpd on Ubuntu, configure a read-only v2c community string, then walk the system and IF-MIB subtrees to read uptime, interface names and live traffic counters — the raw data every NMS graphs.</w:t>
       </w:r>
     </w:p>
     <w:p>
       <w:r>
         <w:rPr>
           <w:b/>
+          <w:color w:val="1F6FEB"/>
+          <w:sz w:val="21"/>
         </w:rPr>
-        <w:t xml:space="preserve">Activity: </w:t>
-      </w:r>
-      <w:r>
-        <w:t>The learner installs an SNMP agent, configures a read-only community string, and walks the MIB to read device metrics.</w:t>
+        <w:t>Lab 16 — NetFlow Analysis with nfdump   ·   Slide 268</w:t>
       </w:r>
     </w:p>
     <w:p>
-      <w:pPr>
-        <w:pStyle w:val="Heading3"/>
-      </w:pPr>
       <w:r>
-        <w:t>Lab 16 — NetFlow Analysis with nfdump   ·   Slide 173</w:t>
+        <w:rPr>
+          <w:sz w:val="20"/>
+        </w:rPr>
+        <w:t>Objective: Export, collect and analyse flow data to find top talkers and busiest ports (OBJ 3.2).</w:t>
+      </w:r>
+    </w:p>
+    <w:p>
+      <w:r>
+        <w:rPr>
+          <w:sz w:val="20"/>
+        </w:rPr>
+        <w:t>Activity: Run a flow exporter (fprobe) and collector (nfcapd) on one VM, generate web and ICMP traffic, then use nfdump to build top-talker and destination-port reports from the captured flow records.</w:t>
       </w:r>
     </w:p>
     <w:p>
       <w:r>
         <w:rPr>
           <w:b/>
+          <w:color w:val="1F6FEB"/>
+          <w:sz w:val="21"/>
         </w:rPr>
-        <w:t xml:space="preserve">Objective: </w:t>
+        <w:t>Lab 17 — Centralised Logging with Rsyslog   ·   Slide 275</w:t>
       </w:r>
+    </w:p>
+    <w:p>
       <w:r>
-        <w:t>Export and analyse network flows.</w:t>
+        <w:rPr>
+          <w:sz w:val="20"/>
+        </w:rPr>
+        <w:t>Objective: Build a syslog forwarding pipeline and filter aggregated events by severity and pattern (OBJ 3.2).</w:t>
+      </w:r>
+    </w:p>
+    <w:p>
+      <w:r>
+        <w:rPr>
+          <w:sz w:val="20"/>
+        </w:rPr>
+        <w:t>Activity: Configure rsyslog to receive on TCP/514 and forward to itself over loopback, inject test events with logger, then verify and filter the aggregated log — including a regex built in the TIS Regex Generator.</w:t>
       </w:r>
     </w:p>
     <w:p>
       <w:r>
         <w:rPr>
           <w:b/>
+          <w:color w:val="1F6FEB"/>
+          <w:sz w:val="21"/>
         </w:rPr>
-        <w:t xml:space="preserve">Activity: </w:t>
-      </w:r>
-      <w:r>
-        <w:t>The learner runs a NetFlow exporter and collector on one VM and analyses the captured flows with nfdump.</w:t>
+        <w:t>Lab 18 — Time Synchronisation with Chrony   ·   Slide 290</w:t>
       </w:r>
     </w:p>
     <w:p>
-      <w:pPr>
-        <w:pStyle w:val="Heading3"/>
-      </w:pPr>
       <w:r>
-        <w:t>Lab 17 — Centralised Logging (rsyslog)   ·   Slide 182</w:t>
+        <w:rPr>
+          <w:sz w:val="20"/>
+        </w:rPr>
+        <w:t>Objective: Configure NTP time sync with chrony and interpret stratum, offset and drift (OBJ 3.4).</w:t>
+      </w:r>
+    </w:p>
+    <w:p>
+      <w:r>
+        <w:rPr>
+          <w:sz w:val="20"/>
+        </w:rPr>
+        <w:t>Activity: Install chrony (the modern ntpd replacement), inspect the selected time sources and stratum hierarchy, add an extra NTP server with iburst, and force an immediate clock step.</w:t>
       </w:r>
     </w:p>
     <w:p>
       <w:r>
         <w:rPr>
           <w:b/>
+          <w:color w:val="1F6FEB"/>
+          <w:sz w:val="21"/>
         </w:rPr>
-        <w:t xml:space="preserve">Objective: </w:t>
+        <w:t>Lab 19 — Configuration Backup with Git   ·   Slide 296</w:t>
       </w:r>
+    </w:p>
+    <w:p>
       <w:r>
-        <w:t>Centralise logs with syslog forwarding.</w:t>
+        <w:rPr>
+          <w:sz w:val="20"/>
+        </w:rPr>
+        <w:t>Objective: Put network configuration under version control for history, diff, blame and rollback (OBJ 3.1).</w:t>
+      </w:r>
+    </w:p>
+    <w:p>
+      <w:r>
+        <w:rPr>
+          <w:sz w:val="20"/>
+        </w:rPr>
+        <w:t>Activity: Initialise a git repository in /etc, commit a baseline of the critical network configs, make and commit a change, inspect the audit trail with log and show, then roll the change back with revert.</w:t>
       </w:r>
     </w:p>
     <w:p>
       <w:r>
         <w:rPr>
           <w:b/>
+          <w:color w:val="1F6FEB"/>
+          <w:sz w:val="21"/>
         </w:rPr>
-        <w:t xml:space="preserve">Activity: </w:t>
-      </w:r>
-      <w:r>
-        <w:t>The learner configures rsyslog to both send and receive on loopback, proving the log-forwarding pipeline.</w:t>
-      </w:r>
-    </w:p>
-    <w:p>
-      <w:pPr>
-        <w:pStyle w:val="Heading3"/>
-      </w:pPr>
-      <w:r>
-        <w:t>Lab 18 — Time Sync with Chrony   ·   Slide 191</w:t>
+        <w:t>Lab 20 — Performance Baseline with iperf3   ·   Slide 303</w:t>
       </w:r>
     </w:p>
     <w:p>
       <w:r>
         <w:rPr>
-          <w:b/>
+          <w:sz w:val="20"/>
         </w:rPr>
-        <w:t xml:space="preserve">Objective: </w:t>
-      </w:r>
-      <w:r>
-        <w:t>Synchronise clocks with ntp.</w:t>
+        <w:t>Objective: Baseline throughput, jitter and loss with iperf3 TCP, UDP, parallel and reverse tests (OBJ 3.2).</w:t>
       </w:r>
     </w:p>
     <w:p>
       <w:r>
         <w:rPr>
-          <w:b/>
+          <w:sz w:val="20"/>
         </w:rPr>
-        <w:t xml:space="preserve">Activity: </w:t>
-      </w:r>
-      <w:r>
-        <w:t>The learner installs chrony, inspects its time sources and tracking state, and forces an immediate sync.</w:t>
-      </w:r>
-    </w:p>
-    <w:p>
-      <w:pPr>
-        <w:pStyle w:val="Heading3"/>
-      </w:pPr>
-      <w:r>
-        <w:t>Lab 19 — Configuration Backup with Git   ·   Slide 199</w:t>
-      </w:r>
-    </w:p>
-    <w:p>
-      <w:r>
-        <w:rPr>
-          <w:b/>
-        </w:rPr>
-        <w:t xml:space="preserve">Objective: </w:t>
-      </w:r>
-      <w:r>
-        <w:t>Version-control network configuration.</w:t>
-      </w:r>
-    </w:p>
-    <w:p>
-      <w:r>
-        <w:rPr>
-          <w:b/>
-        </w:rPr>
-        <w:t xml:space="preserve">Activity: </w:t>
-      </w:r>
-      <w:r>
-        <w:t>The learner places /etc under Git version control to gain change history, audit trail, and rollback.</w:t>
-      </w:r>
-    </w:p>
-    <w:p>
-      <w:pPr>
-        <w:pStyle w:val="Heading3"/>
-      </w:pPr>
-      <w:r>
-        <w:t>Lab 20 — Performance Baseline with iperf3   ·   Slide 208</w:t>
-      </w:r>
-    </w:p>
-    <w:p>
-      <w:r>
-        <w:rPr>
-          <w:b/>
-        </w:rPr>
-        <w:t xml:space="preserve">Objective: </w:t>
-      </w:r>
-      <w:r>
-        <w:t>Baseline throughput, jitter, and loss.</w:t>
-      </w:r>
-    </w:p>
-    <w:p>
-      <w:r>
-        <w:rPr>
-          <w:b/>
-        </w:rPr>
-        <w:t xml:space="preserve">Activity: </w:t>
-      </w:r>
-      <w:r>
-        <w:t>The learner runs an iperf3 server and client to measure TCP throughput, parallel streams, UDP jitter/loss, and reverse-mode traffic.</w:t>
+        <w:t>Activity: Run an iperf3 server as a daemon and test against it: a 10-second TCP throughput test, four parallel streams, a 100 Mbps UDP test that reports jitter and loss, and a reverse test for asymmetric paths.</w:t>
       </w:r>
     </w:p>
     <w:p>
@@ -5123,222 +5445,194 @@
         <w:pStyle w:val="Heading2"/>
       </w:pPr>
       <w:r>
-        <w:t>Domain 4.0 — Network Security  (14%)   ·   Slides 219–293</w:t>
+        <w:t>Domain 4.0 — Network Security  (14%)   ·   Slides 322–335</w:t>
       </w:r>
     </w:p>
     <w:p>
       <w:r>
-        <w:t>CIA Triad · Firewalls &amp; ACLs · IDS/IPS · TLS · SSH · VPNs · NAC</w:t>
-      </w:r>
-    </w:p>
-    <w:p>
-      <w:pPr>
-        <w:pStyle w:val="Heading3"/>
-      </w:pPr>
-      <w:r>
-        <w:t>Lab 21 — Host Firewall with UFW   ·   Slide 223</w:t>
+        <w:t>Logical &amp; physical security · deception · terminology · audits &amp; compliance · segmentation · attacks · defence features</w:t>
       </w:r>
     </w:p>
     <w:p>
       <w:r>
         <w:rPr>
           <w:b/>
+          <w:color w:val="1F6FEB"/>
+          <w:sz w:val="21"/>
         </w:rPr>
-        <w:t xml:space="preserve">Objective: </w:t>
+        <w:t>Lab 21 — Host Firewall with UFW   ·   Slide 336</w:t>
       </w:r>
+    </w:p>
+    <w:p>
       <w:r>
-        <w:t>Configure a host firewall.</w:t>
+        <w:rPr>
+          <w:sz w:val="20"/>
+        </w:rPr>
+        <w:t>Objective: Configure a default-deny host firewall with UFW: global allows, source-restricted rules, rule management.</w:t>
+      </w:r>
+    </w:p>
+    <w:p>
+      <w:r>
+        <w:rPr>
+          <w:sz w:val="20"/>
+        </w:rPr>
+        <w:t>Activity: Set a deny-by-default inbound policy with UFW, permit SSH globally and MySQL only from 10.0.0.0/8, then list, delete and disable rules to manage the firewall lifecycle.</w:t>
       </w:r>
     </w:p>
     <w:p>
       <w:r>
         <w:rPr>
           <w:b/>
+          <w:color w:val="1F6FEB"/>
+          <w:sz w:val="21"/>
         </w:rPr>
-        <w:t xml:space="preserve">Activity: </w:t>
-      </w:r>
-      <w:r>
-        <w:t>The learner configures a default-deny host firewall with UFW, permitting only required inbound services.</w:t>
+        <w:t>Lab 22 — TLS Certificate with OpenSSL and Nginx   ·   Slide 348</w:t>
       </w:r>
     </w:p>
     <w:p>
-      <w:pPr>
-        <w:pStyle w:val="Heading3"/>
-      </w:pPr>
       <w:r>
-        <w:t>Lab 22 — TLS Certificate with OpenSSL + Nginx   ·   Slide 233</w:t>
+        <w:rPr>
+          <w:sz w:val="20"/>
+        </w:rPr>
+        <w:t>Objective: Generate a self-signed X.509 certificate, serve HTTPS from nginx and inspect the TLS handshake.</w:t>
+      </w:r>
+    </w:p>
+    <w:p>
+      <w:r>
+        <w:rPr>
+          <w:sz w:val="20"/>
+        </w:rPr>
+        <w:t>Activity: Create an RSA-2048 self-signed certificate with openssl req -x509, configure nginx for HTTPS on 443, then verify the handshake and certificate fields from the client with curl, openssl x509 and s_client.</w:t>
       </w:r>
     </w:p>
     <w:p>
       <w:r>
         <w:rPr>
           <w:b/>
+          <w:color w:val="1F6FEB"/>
+          <w:sz w:val="21"/>
         </w:rPr>
-        <w:t xml:space="preserve">Objective: </w:t>
+        <w:t>Lab 23 — SSH Hardening with Key Authentication   ·   Slide 361</w:t>
       </w:r>
+    </w:p>
+    <w:p>
       <w:r>
-        <w:t>Serve https with a tls certificate.</w:t>
+        <w:rPr>
+          <w:sz w:val="20"/>
+        </w:rPr>
+        <w:t>Objective: Harden SSH: Ed25519 key authentication, password login disabled, config validated before reload.</w:t>
+      </w:r>
+    </w:p>
+    <w:p>
+      <w:r>
+        <w:rPr>
+          <w:sz w:val="20"/>
+        </w:rPr>
+        <w:t>Activity: Generate an Ed25519 key pair, install the public key in authorized_keys, prove key login works, then disable PasswordAuthentication in sshd_config, validate with sshd -t and confirm password login is refused.</w:t>
       </w:r>
     </w:p>
     <w:p>
       <w:r>
         <w:rPr>
           <w:b/>
+          <w:color w:val="1F6FEB"/>
+          <w:sz w:val="21"/>
         </w:rPr>
-        <w:t xml:space="preserve">Activity: </w:t>
-      </w:r>
-      <w:r>
-        <w:t>The learner generates a self-signed X.509 certificate, serves it from nginx, and verifies the TLS handshake.</w:t>
+        <w:t>Lab 24 — Site-to-Site VPN with WireGuard   ·   Slide 366</w:t>
       </w:r>
     </w:p>
     <w:p>
-      <w:pPr>
-        <w:pStyle w:val="Heading3"/>
-      </w:pPr>
       <w:r>
-        <w:t>Lab 23 — SSH Hardening with Key Auth   ·   Slide 242</w:t>
+        <w:rPr>
+          <w:sz w:val="20"/>
+        </w:rPr>
+        <w:t>Objective: Build a site-to-site WireGuard tunnel between two network namespaces and verify the handshake.</w:t>
+      </w:r>
+    </w:p>
+    <w:p>
+      <w:r>
+        <w:rPr>
+          <w:sz w:val="20"/>
+        </w:rPr>
+        <w:t>Activity: Create two namespaces as VPN endpoints, generate Curve25519 key pairs, configure wg0 interfaces with peer public keys and allowed-ips, bring the tunnel up, ping across it and inspect handshake state with wg show.</w:t>
       </w:r>
     </w:p>
     <w:p>
       <w:r>
         <w:rPr>
           <w:b/>
+          <w:color w:val="1F6FEB"/>
+          <w:sz w:val="21"/>
         </w:rPr>
-        <w:t xml:space="preserve">Objective: </w:t>
+        <w:t>Lab 25 — Port Scanning and Service Hardening   ·   Slide 374</w:t>
       </w:r>
+    </w:p>
+    <w:p>
       <w:r>
-        <w:t>Harden ssh with key authentication.</w:t>
+        <w:rPr>
+          <w:sz w:val="20"/>
+        </w:rPr>
+        <w:t>Objective: Enumerate exposed services with nmap and reduce the attack surface by disabling what is unneeded.</w:t>
+      </w:r>
+    </w:p>
+    <w:p>
+      <w:r>
+        <w:rPr>
+          <w:sz w:val="20"/>
+        </w:rPr>
+        <w:t>Activity: SYN-scan all 65535 TCP ports on your own host, identify service versions and the OS, cross-check each open port against ss -tulnp, disable an unnecessary service and re-scan to confirm the port is closed.</w:t>
       </w:r>
     </w:p>
     <w:p>
       <w:r>
         <w:rPr>
           <w:b/>
+          <w:color w:val="1F6FEB"/>
+          <w:sz w:val="21"/>
         </w:rPr>
-        <w:t xml:space="preserve">Activity: </w:t>
-      </w:r>
-      <w:r>
-        <w:t>The learner creates an Ed25519 key pair, installs the public key, and disables SSH password authentication.</w:t>
+        <w:t>Lab 26 — Intrusion Detection with Suricata   ·   Slide 390</w:t>
       </w:r>
     </w:p>
     <w:p>
-      <w:pPr>
-        <w:pStyle w:val="Heading3"/>
-      </w:pPr>
       <w:r>
-        <w:t>Lab 24 — Site-to-Site VPN with WireGuard   ·   Slide 250</w:t>
+        <w:rPr>
+          <w:sz w:val="20"/>
+        </w:rPr>
+        <w:t>Objective: Run Suricata as an IDS, trigger a known signature and read the alert in fast.log and eve.json.</w:t>
+      </w:r>
+    </w:p>
+    <w:p>
+      <w:r>
+        <w:rPr>
+          <w:sz w:val="20"/>
+        </w:rPr>
+        <w:t>Activity: Install Suricata, pull the Emerging Threats ruleset, start the engine on eth0, generate benign trigger traffic from testmynids.org, then trace the resulting alert through fast.log and the JSON eve.json event stream.</w:t>
       </w:r>
     </w:p>
     <w:p>
       <w:r>
         <w:rPr>
           <w:b/>
+          <w:color w:val="1F6FEB"/>
+          <w:sz w:val="21"/>
         </w:rPr>
-        <w:t xml:space="preserve">Objective: </w:t>
-      </w:r>
-      <w:r>
-        <w:t>Build a site-to-site vpn tunnel.</w:t>
+        <w:t>Lab 27 — Building an ACL with iptables   ·   Slide 396</w:t>
       </w:r>
     </w:p>
     <w:p>
       <w:r>
         <w:rPr>
-          <w:b/>
+          <w:sz w:val="20"/>
         </w:rPr>
-        <w:t xml:space="preserve">Activity: </w:t>
-      </w:r>
-      <w:r>
-        <w:t>The learner builds a WireGuard tunnel between two Linux network namespaces acting as two VPN endpoints.</w:t>
-      </w:r>
-    </w:p>
-    <w:p>
-      <w:pPr>
-        <w:pStyle w:val="Heading3"/>
-      </w:pPr>
-      <w:r>
-        <w:t>Lab 25 — Port Scanning and Hardening   ·   Slide 260</w:t>
+        <w:t>Objective: Build an ordered iptables ACL that permits MySQL from one subnet and drops it from everywhere else.</w:t>
       </w:r>
     </w:p>
     <w:p>
       <w:r>
         <w:rPr>
-          <w:b/>
+          <w:sz w:val="20"/>
         </w:rPr>
-        <w:t xml:space="preserve">Objective: </w:t>
-      </w:r>
-      <w:r>
-        <w:t>Scan ports and reduce attack surface.</w:t>
-      </w:r>
-    </w:p>
-    <w:p>
-      <w:r>
-        <w:rPr>
-          <w:b/>
-        </w:rPr>
-        <w:t xml:space="preserve">Activity: </w:t>
-      </w:r>
-      <w:r>
-        <w:t>The learner uses nmap to enumerate exposed services on the host and disables the unnecessary ones.</w:t>
-      </w:r>
-    </w:p>
-    <w:p>
-      <w:pPr>
-        <w:pStyle w:val="Heading3"/>
-      </w:pPr>
-      <w:r>
-        <w:t>Lab 26 — Suricata IDS   ·   Slide 270</w:t>
-      </w:r>
-    </w:p>
-    <w:p>
-      <w:r>
-        <w:rPr>
-          <w:b/>
-        </w:rPr>
-        <w:t xml:space="preserve">Objective: </w:t>
-      </w:r>
-      <w:r>
-        <w:t>Detect intrusions with an ids.</w:t>
-      </w:r>
-    </w:p>
-    <w:p>
-      <w:r>
-        <w:rPr>
-          <w:b/>
-        </w:rPr>
-        <w:t xml:space="preserve">Activity: </w:t>
-      </w:r>
-      <w:r>
-        <w:t>The learner installs Suricata, updates its rule set, triggers a test signature, and inspects the resulting alert.</w:t>
-      </w:r>
-    </w:p>
-    <w:p>
-      <w:pPr>
-        <w:pStyle w:val="Heading3"/>
-      </w:pPr>
-      <w:r>
-        <w:t>Lab 27 — ACL with iptables   ·   Slide 279</w:t>
-      </w:r>
-    </w:p>
-    <w:p>
-      <w:r>
-        <w:rPr>
-          <w:b/>
-        </w:rPr>
-        <w:t xml:space="preserve">Objective: </w:t>
-      </w:r>
-      <w:r>
-        <w:t>Build a network acl.</w:t>
-      </w:r>
-    </w:p>
-    <w:p>
-      <w:r>
-        <w:rPr>
-          <w:b/>
-        </w:rPr>
-        <w:t xml:space="preserve">Activity: </w:t>
-      </w:r>
-      <w:r>
-        <w:t>The learner builds an iptables ACL that permits MySQL traffic from one subnet and denies it from everywhere else.</w:t>
+        <w:t>Activity: Insert an ACCEPT rule for TCP 3306 from 10.0.0.0/24 above an appended DROP, verify ordering with --line-numbers, test both paths with nc from allowed and blocked sources, then persist the rules across reboots.</w:t>
       </w:r>
     </w:p>
     <w:p>
@@ -5346,282 +5640,246 @@
         <w:pStyle w:val="Heading2"/>
       </w:pPr>
       <w:r>
-        <w:t>Domain 5.0 — Network Troubleshooting  (24%)   ·   Slides 290–384</w:t>
+        <w:t>Domain 5.0 — Network Troubleshooting  (24%)   ·   Slides 405–432</w:t>
       </w:r>
     </w:p>
     <w:p>
       <w:r>
-        <w:t>Methodology · Layer 1/2 Diagnostics · Connectivity Tools · DNS/Routing/MTU · Packet Capture</w:t>
-      </w:r>
-    </w:p>
-    <w:p>
-      <w:pPr>
-        <w:pStyle w:val="Heading3"/>
-      </w:pPr>
-      <w:r>
-        <w:t>Lab 28 — Layer 1/2 Diagnostics   ·   Slide 294</w:t>
+        <w:t>Methodology · cabling &amp; physical interfaces · network services · performance · tools</w:t>
       </w:r>
     </w:p>
     <w:p>
       <w:r>
         <w:rPr>
           <w:b/>
+          <w:color w:val="1F6FEB"/>
+          <w:sz w:val="21"/>
         </w:rPr>
-        <w:t xml:space="preserve">Objective: </w:t>
+        <w:t>Lab 28 — Layer 1/2 Diagnostics with ip and ethtool   ·   Slide 433</w:t>
       </w:r>
+    </w:p>
+    <w:p>
       <w:r>
-        <w:t>Diagnose layer 1 and 2 faults.</w:t>
+        <w:rPr>
+          <w:sz w:val="20"/>
+        </w:rPr>
+        <w:t>Objective: Diagnose cable and interface faults from link state, speed/duplex and error counters.</w:t>
+      </w:r>
+    </w:p>
+    <w:p>
+      <w:r>
+        <w:rPr>
+          <w:sz w:val="20"/>
+        </w:rPr>
+        <w:t>Activity: Use ip and ethtool on a Killercoda Ubuntu VM to read interface state, verify speed and duplex, hunt CRC and frame error counters, and bounce a NIC to recover the link.</w:t>
       </w:r>
     </w:p>
     <w:p>
       <w:r>
         <w:rPr>
           <w:b/>
+          <w:color w:val="1F6FEB"/>
+          <w:sz w:val="21"/>
         </w:rPr>
-        <w:t xml:space="preserve">Activity: </w:t>
-      </w:r>
-      <w:r>
-        <w:t>The learner diagnoses physical and data-link faults using ip, ethtool and kernel interface counters.</w:t>
+        <w:t>Lab 29 — Reachability with ping, traceroute and mtr   ·   Slide 442</w:t>
       </w:r>
     </w:p>
     <w:p>
-      <w:pPr>
-        <w:pStyle w:val="Heading3"/>
-      </w:pPr>
       <w:r>
-        <w:t>Lab 29 — ping, traceroute, mtr   ·   Slide 303</w:t>
+        <w:rPr>
+          <w:sz w:val="20"/>
+        </w:rPr>
+        <w:t>Objective: Localise latency and packet loss along a network path with ping, traceroute and mtr.</w:t>
+      </w:r>
+    </w:p>
+    <w:p>
+      <w:r>
+        <w:rPr>
+          <w:sz w:val="20"/>
+        </w:rPr>
+        <w:t>Activity: Baseline RTT and loss with ping, expose every L3 hop with traceroute, combine both views in a 20-cycle mtr report, then bypass ICMP filters with a TCP traceroute on port 443.</w:t>
       </w:r>
     </w:p>
     <w:p>
       <w:r>
         <w:rPr>
           <w:b/>
+          <w:color w:val="1F6FEB"/>
+          <w:sz w:val="21"/>
         </w:rPr>
-        <w:t xml:space="preserve">Objective: </w:t>
+        <w:t>Lab 30 — DNS Troubleshooting with dig and resolvectl   ·   Slide 450</w:t>
       </w:r>
+    </w:p>
+    <w:p>
       <w:r>
-        <w:t>Locate loss and latency along a path.</w:t>
+        <w:rPr>
+          <w:sz w:val="20"/>
+        </w:rPr>
+        <w:t>Objective: Isolate DNS faults by comparing resolvers, tracing delegation and reading response codes.</w:t>
+      </w:r>
+    </w:p>
+    <w:p>
+      <w:r>
+        <w:rPr>
+          <w:sz w:val="20"/>
+        </w:rPr>
+        <w:t>Activity: Identify which resolver the system really uses, compare answers from 1.1.1.1 and 8.8.8.8, walk the delegation chain with dig +trace, time a lookup and flush the systemd-resolved cache.</w:t>
       </w:r>
     </w:p>
     <w:p>
       <w:r>
         <w:rPr>
           <w:b/>
+          <w:color w:val="1F6FEB"/>
+          <w:sz w:val="21"/>
         </w:rPr>
-        <w:t xml:space="preserve">Activity: </w:t>
-      </w:r>
-      <w:r>
-        <w:t>The learner measures reachability, hop-by-hop path and continuous loss/latency using ping, traceroute and mtr.</w:t>
+        <w:t>Lab 31 — ARP and the IPv6 Neighbour Table   ·   Slide 458</w:t>
       </w:r>
     </w:p>
     <w:p>
-      <w:pPr>
-        <w:pStyle w:val="Heading3"/>
-      </w:pPr>
       <w:r>
-        <w:t>Lab 30 — DNS Troubleshooting   ·   Slide 311</w:t>
+        <w:rPr>
+          <w:sz w:val="20"/>
+        </w:rPr>
+        <w:t>Objective: Diagnose L2 adjacency problems with ip neigh and arping, including duplicate IP detection.</w:t>
+      </w:r>
+    </w:p>
+    <w:p>
+      <w:r>
+        <w:rPr>
+          <w:sz w:val="20"/>
+        </w:rPr>
+        <w:t>Activity: View and decode neighbour states, probe the default gateway with arping, run duplicate-address detection on your own IP, pin and flush ARP entries, then inspect IPv6 neighbour discovery.</w:t>
       </w:r>
     </w:p>
     <w:p>
       <w:r>
         <w:rPr>
           <w:b/>
+          <w:color w:val="1F6FEB"/>
+          <w:sz w:val="21"/>
         </w:rPr>
-        <w:t xml:space="preserve">Objective: </w:t>
+        <w:t>Lab 32 — Packet Capture with tcpdump and TIS PCAP Analyzer   ·   Slide 467</w:t>
       </w:r>
+    </w:p>
+    <w:p>
       <w:r>
-        <w:t>Isolate name resolution problems.</w:t>
+        <w:rPr>
+          <w:sz w:val="20"/>
+        </w:rPr>
+        <w:t>Objective: Capture DNS traffic to a .pcap and analyse it with tshark and the TIS PCAP Analyzer.</w:t>
+      </w:r>
+    </w:p>
+    <w:p>
+      <w:r>
+        <w:rPr>
+          <w:sz w:val="20"/>
+        </w:rPr>
+        <w:t>Activity: Capture ten DNS packets with a BPF capture filter, dissect them with tshark display filters, then move the .pcap to your laptop and explore it graphically in the browser-based TIS PCAP Analyzer.</w:t>
       </w:r>
     </w:p>
     <w:p>
       <w:r>
         <w:rPr>
           <w:b/>
+          <w:color w:val="1F6FEB"/>
+          <w:sz w:val="21"/>
         </w:rPr>
-        <w:t xml:space="preserve">Activity: </w:t>
-      </w:r>
-      <w:r>
-        <w:t>The learner isolates DNS resolution problems using dig, +trace and resolvectl.</w:t>
+        <w:t>Lab 33 — MTU and Path-MTU Discovery   ·   Slide 474</w:t>
       </w:r>
     </w:p>
     <w:p>
-      <w:pPr>
-        <w:pStyle w:val="Heading3"/>
-      </w:pPr>
       <w:r>
-        <w:t>Lab 31 — ARP and Neighbour Table   ·   Slide 321</w:t>
+        <w:rPr>
+          <w:sz w:val="20"/>
+        </w:rPr>
+        <w:t>Objective: Demonstrate MTU limits with DF-bit pings and explain PMTUD black holes and MSS clamping.</w:t>
+      </w:r>
+    </w:p>
+    <w:p>
+      <w:r>
+        <w:rPr>
+          <w:sz w:val="20"/>
+        </w:rPr>
+        <w:t>Activity: Compute the ICMP payload maths (MTU minus 28), send Don't-Fragment pings at and over the limit, lower the interface MTU to 1400 and retest both sides of the new limit, then restore it.</w:t>
       </w:r>
     </w:p>
     <w:p>
       <w:r>
         <w:rPr>
           <w:b/>
+          <w:color w:val="1F6FEB"/>
+          <w:sz w:val="21"/>
         </w:rPr>
-        <w:t xml:space="preserve">Objective: </w:t>
+        <w:t>Lab 34 — Diagnosing Routing Problems   ·   Slide 484</w:t>
       </w:r>
+    </w:p>
+    <w:p>
       <w:r>
-        <w:t>Troubleshoot address-to-mac resolution.</w:t>
+        <w:rPr>
+          <w:sz w:val="20"/>
+        </w:rPr>
+        <w:t>Objective: Read and manipulate the routing table; prove which route a destination uses with ip route get.</w:t>
+      </w:r>
+    </w:p>
+    <w:p>
+      <w:r>
+        <w:rPr>
+          <w:sz w:val="20"/>
+        </w:rPr>
+        <w:t>Activity: Print the routing table, query the kernel's route choice for two destinations, add a static route with a metric, inspect precedence and longest-prefix match, then remove the test route.</w:t>
       </w:r>
     </w:p>
     <w:p>
       <w:r>
         <w:rPr>
           <w:b/>
+          <w:color w:val="1F6FEB"/>
+          <w:sz w:val="21"/>
         </w:rPr>
-        <w:t xml:space="preserve">Activity: </w:t>
-      </w:r>
-      <w:r>
-        <w:t>The learner inspects and manipulates the ARP and IPv6 neighbour tables to resolve stale or duplicate entries.</w:t>
+        <w:t>Lab 35 — Simulating Slow and Lossy Links with tc   ·   Slide 494</w:t>
       </w:r>
     </w:p>
     <w:p>
-      <w:pPr>
-        <w:pStyle w:val="Heading3"/>
-      </w:pPr>
       <w:r>
-        <w:t>Lab 32 — Packet Capture (tcpdump/tshark)   ·   Slide 330</w:t>
+        <w:rPr>
+          <w:sz w:val="20"/>
+        </w:rPr>
+        <w:t>Objective: Reproduce WAN latency, jitter and loss with tc netem and cap bandwidth with tbf.</w:t>
+      </w:r>
+    </w:p>
+    <w:p>
+      <w:r>
+        <w:rPr>
+          <w:sz w:val="20"/>
+        </w:rPr>
+        <w:t>Activity: Baseline RTT, then use tc netem to inject 200 ms delay, +/-50 ms jitter and 5% loss, verifying each with ping; cap throughput at 1 Mbit/s with tbf, prove it with iperf3, then remove all shaping.</w:t>
       </w:r>
     </w:p>
     <w:p>
       <w:r>
         <w:rPr>
           <w:b/>
+          <w:color w:val="1F6FEB"/>
+          <w:sz w:val="21"/>
         </w:rPr>
-        <w:t xml:space="preserve">Objective: </w:t>
-      </w:r>
-      <w:r>
-        <w:t>Capture and analyse packets.</w:t>
+        <w:t>Lab 36 — Service Reachability Triage with curl, nc and openssl   ·   Slide 504</w:t>
       </w:r>
     </w:p>
     <w:p>
       <w:r>
         <w:rPr>
-          <w:b/>
+          <w:sz w:val="20"/>
         </w:rPr>
-        <w:t xml:space="preserve">Activity: </w:t>
-      </w:r>
-      <w:r>
-        <w:t>The learner captures DNS packets to a pcap and analyses them with tshark and the browser-based TIS PCAP Analyzer.</w:t>
-      </w:r>
-    </w:p>
-    <w:p>
-      <w:pPr>
-        <w:pStyle w:val="Heading3"/>
-      </w:pPr>
-      <w:r>
-        <w:t>Lab 33 — MTU and Path-MTU Discovery   ·   Slide 341</w:t>
+        <w:t>Objective: Isolate a 'site is down' report to TCP, TLS, HTTP or the app using nc, openssl and curl.</w:t>
       </w:r>
     </w:p>
     <w:p>
       <w:r>
         <w:rPr>
-          <w:b/>
+          <w:sz w:val="20"/>
         </w:rPr>
-        <w:t xml:space="preserve">Objective: </w:t>
-      </w:r>
-      <w:r>
-        <w:t>Diagnose mtu and pmtud failures.</w:t>
-      </w:r>
-    </w:p>
-    <w:p>
-      <w:r>
-        <w:rPr>
-          <w:b/>
-        </w:rPr>
-        <w:t xml:space="preserve">Activity: </w:t>
-      </w:r>
-      <w:r>
-        <w:t>The learner tests interface MTU and simulates Path MTU Discovery using the Don't Fragment ping flag.</w:t>
-      </w:r>
-    </w:p>
-    <w:p>
-      <w:pPr>
-        <w:pStyle w:val="Heading3"/>
-      </w:pPr>
-      <w:r>
-        <w:t>Lab 34 — Routing Issues   ·   Slide 349</w:t>
-      </w:r>
-    </w:p>
-    <w:p>
-      <w:r>
-        <w:rPr>
-          <w:b/>
-        </w:rPr>
-        <w:t xml:space="preserve">Objective: </w:t>
-      </w:r>
-      <w:r>
-        <w:t>Diagnose and fix routing problems.</w:t>
-      </w:r>
-    </w:p>
-    <w:p>
-      <w:r>
-        <w:rPr>
-          <w:b/>
-        </w:rPr>
-        <w:t xml:space="preserve">Activity: </w:t>
-      </w:r>
-      <w:r>
-        <w:t>The learner inspects the routing table, queries route selection and adds or removes static routes.</w:t>
-      </w:r>
-    </w:p>
-    <w:p>
-      <w:pPr>
-        <w:pStyle w:val="Heading3"/>
-      </w:pPr>
-      <w:r>
-        <w:t>Lab 35 — Network Emulation with tc   ·   Slide 359</w:t>
-      </w:r>
-    </w:p>
-    <w:p>
-      <w:r>
-        <w:rPr>
-          <w:b/>
-        </w:rPr>
-        <w:t xml:space="preserve">Objective: </w:t>
-      </w:r>
-      <w:r>
-        <w:t>Emulate delay jitter loss and bandwidth.</w:t>
-      </w:r>
-    </w:p>
-    <w:p>
-      <w:r>
-        <w:rPr>
-          <w:b/>
-        </w:rPr>
-        <w:t xml:space="preserve">Activity: </w:t>
-      </w:r>
-      <w:r>
-        <w:t>The learner injects delay, jitter, loss and bandwidth limits on an interface with tc netem and tbf.</w:t>
-      </w:r>
-    </w:p>
-    <w:p>
-      <w:pPr>
-        <w:pStyle w:val="Heading3"/>
-      </w:pPr>
-      <w:r>
-        <w:t>Lab 36 — Service Reachability Triage   ·   Slide 367</w:t>
-      </w:r>
-    </w:p>
-    <w:p>
-      <w:r>
-        <w:rPr>
-          <w:b/>
-        </w:rPr>
-        <w:t xml:space="preserve">Objective: </w:t>
-      </w:r>
-      <w:r>
-        <w:t>Triage service reachability by layer.</w:t>
-      </w:r>
-    </w:p>
-    <w:p>
-      <w:r>
-        <w:rPr>
-          <w:b/>
-        </w:rPr>
-        <w:t xml:space="preserve">Activity: </w:t>
-      </w:r>
-      <w:r>
-        <w:t>The learner isolates whether TCP, TLS, HTTP or the app is failing using curl, nc and openssl.</w:t>
+        <w:t>Activity: Walk the layered triage: prove the TCP handshake with nc -zv, validate the certificate chain with openssl s_client, read HTTP status codes with curl -v, then break one request into DNS/TCP/TLS/TTFB timings.</w:t>
       </w:r>
     </w:p>
     <w:p>
@@ -5629,70 +5887,7 @@
         <w:pStyle w:val="Heading1"/>
       </w:pPr>
       <w:r>
-        <w:t>Resources Required</w:t>
-      </w:r>
-    </w:p>
-    <w:p>
-      <w:pPr>
-        <w:pStyle w:val="ListBullet"/>
-      </w:pPr>
-      <w:r>
-        <w:rPr>
-          <w:sz w:val="21"/>
-        </w:rPr>
-        <w:t>A computer with a modern web browser and internet access (per learner).</w:t>
-      </w:r>
-    </w:p>
-    <w:p>
-      <w:pPr>
-        <w:pStyle w:val="ListBullet"/>
-      </w:pPr>
-      <w:r>
-        <w:rPr>
-          <w:sz w:val="21"/>
-        </w:rPr>
-        <w:t>The free Killercoda Ubuntu Playground (https://killercoda.com/playgrounds/scenario/ubuntu).</w:t>
-      </w:r>
-    </w:p>
-    <w:p>
-      <w:pPr>
-        <w:pStyle w:val="ListBullet"/>
-      </w:pPr>
-      <w:r>
-        <w:rPr>
-          <w:sz w:val="21"/>
-        </w:rPr>
-        <w:t>Course slides and Learner Guide (downloadable from the LMS).</w:t>
-      </w:r>
-    </w:p>
-    <w:p>
-      <w:pPr>
-        <w:pStyle w:val="ListBullet"/>
-      </w:pPr>
-      <w:r>
-        <w:rPr>
-          <w:sz w:val="21"/>
-        </w:rPr>
-        <w:t>For Lab 11 (Wireless): a device with a Wi-Fi radio and a Wi-Fi analyzer app.</w:t>
-      </w:r>
-    </w:p>
-    <w:p>
-      <w:pPr>
-        <w:pStyle w:val="ListBullet"/>
-      </w:pPr>
-      <w:r>
-        <w:rPr>
-          <w:sz w:val="21"/>
-        </w:rPr>
-        <w:t>For Lab 32 (Packet Capture): the browser-based TIS PCAP Analyzer (https://alfredang.github.io/pcapanalyzer/).</w:t>
-      </w:r>
-    </w:p>
-    <w:p>
-      <w:pPr>
-        <w:pStyle w:val="Heading1"/>
-      </w:pPr>
-      <w:r>
-        <w:t>Lab Reference (aligned to N10-009 domains)</w:t>
+        <w:t>Lab Reference (aligned to exam domains)</w:t>
       </w:r>
     </w:p>
     <w:tbl>
@@ -5721,7 +5916,7 @@
                 <w:color w:val="FFFFFF"/>
                 <w:sz w:val="20"/>
               </w:rPr>
-              <w:t>Domain / Exam objective area</w:t>
+              <w:t>Exam domain</w:t>
             </w:r>
           </w:p>
         </w:tc>
@@ -6024,7 +6219,7 @@
       </w:tr>
     </w:tbl>
     <w:sectPr>
-      <w:footerReference w:type="default" r:id="rId10"/>
+      <w:footerReference w:type="default" r:id="rId11"/>
       <w:pgSz w:w="12240" w:h="15840"/>
       <w:pgMar w:top="1440" w:right="1800" w:bottom="1440" w:left="1800" w:header="720" w:footer="720" w:gutter="0"/>
       <w:cols w:space="720"/>

--- a/courseware/LP-CompTIA Network+ (N10-009).docx
+++ b/courseware/LP-CompTIA Network+ (N10-009).docx
@@ -218,7 +218,7 @@
           <w:color w:val="1F6FEB"/>
           <w:sz w:val="24"/>
         </w:rPr>
-        <w:t>Version 2.0</w:t>
+        <w:t>Version 2.1</w:t>
       </w:r>
     </w:p>
     <w:p>
@@ -420,6 +420,64 @@
                 <w:sz w:val="19"/>
               </w:rPr>
               <w:t>Regenerated against the v2 visual slide deck (five N10-009 domains, per-lab folders, TIS web ed-tools: IP Calculator, PCAP Analyzer, Cybersecurity Simulator, Regex Generator). Slide references updated to the new deck.</w:t>
+            </w:r>
+          </w:p>
+        </w:tc>
+        <w:tc>
+          <w:tcPr>
+            <w:tcW w:type="dxa" w:w="2160"/>
+          </w:tcPr>
+          <w:p>
+            <w:r/>
+            <w:r>
+              <w:rPr>
+                <w:sz w:val="19"/>
+              </w:rPr>
+              <w:t>Dr. Alfred Ang</w:t>
+            </w:r>
+          </w:p>
+        </w:tc>
+      </w:tr>
+      <w:tr>
+        <w:tc>
+          <w:tcPr>
+            <w:tcW w:type="dxa" w:w="2160"/>
+          </w:tcPr>
+          <w:p>
+            <w:r/>
+            <w:r>
+              <w:rPr>
+                <w:sz w:val="19"/>
+              </w:rPr>
+              <w:t>2.1</w:t>
+            </w:r>
+          </w:p>
+        </w:tc>
+        <w:tc>
+          <w:tcPr>
+            <w:tcW w:type="dxa" w:w="2160"/>
+          </w:tcPr>
+          <w:p>
+            <w:r/>
+            <w:r>
+              <w:rPr>
+                <w:sz w:val="19"/>
+              </w:rPr>
+              <w:t>19 August 2026</w:t>
+            </w:r>
+          </w:p>
+        </w:tc>
+        <w:tc>
+          <w:tcPr>
+            <w:tcW w:type="dxa" w:w="2160"/>
+          </w:tcPr>
+          <w:p>
+            <w:r/>
+            <w:r>
+              <w:rPr>
+                <w:sz w:val="19"/>
+              </w:rPr>
+              <w:t>Added runnable lab assets to all 36 labs (80 setup/run/verify/cleanup scripts, 15 service config files, 17 CSV data sets, 36 checklists); new 'What Ships With Every Lab' slide; per-lab 'Files provided with this lab' sections. Slide references rebuilt against the 523-slide deck.</w:t>
             </w:r>
           </w:p>
         </w:tc>
@@ -667,7 +725,7 @@
           <w:color w:val="333333"/>
           <w:sz w:val="21"/>
         </w:rPr>
-        <w:t>Domain 1.0 — Networking Concepts  (23%)   ·   Slides 18–33</w:t>
+        <w:t>Domain 1.0 — Networking Concepts  (23%)   ·   Slides 20–35</w:t>
         <w:tab/>
         <w:t>8</w:t>
       </w:r>
@@ -687,7 +745,7 @@
           <w:color w:val="333333"/>
           <w:sz w:val="21"/>
         </w:rPr>
-        <w:t>Domain 2.0 — Network Implementation  (20%)   ·   Slides 134–153</w:t>
+        <w:t>Domain 2.0 — Network Implementation  (20%)   ·   Slides 136–155</w:t>
         <w:tab/>
         <w:t>10</w:t>
       </w:r>
@@ -707,7 +765,7 @@
           <w:color w:val="333333"/>
           <w:sz w:val="21"/>
         </w:rPr>
-        <w:t>Domain 3.0 — Network Operations  (19%)   ·   Slides 233–261</w:t>
+        <w:t>Domain 3.0 — Network Operations  (19%)   ·   Slides 235–263</w:t>
         <w:tab/>
         <w:t>11</w:t>
       </w:r>
@@ -727,7 +785,7 @@
           <w:color w:val="333333"/>
           <w:sz w:val="21"/>
         </w:rPr>
-        <w:t>Domain 4.0 — Network Security  (14%)   ·   Slides 322–335</w:t>
+        <w:t>Domain 4.0 — Network Security  (14%)   ·   Slides 324–337</w:t>
         <w:tab/>
         <w:t>12</w:t>
       </w:r>
@@ -747,7 +805,7 @@
           <w:color w:val="333333"/>
           <w:sz w:val="21"/>
         </w:rPr>
-        <w:t>Domain 5.0 — Network Troubleshooting  (24%)   ·   Slides 405–432</w:t>
+        <w:t>Domain 5.0 — Network Troubleshooting  (24%)   ·   Slides 407–434</w:t>
         <w:tab/>
         <w:t>13</w:t>
       </w:r>
@@ -1171,7 +1229,7 @@
     </w:p>
     <w:p>
       <w:r>
-        <w:t>The Slides column gives the matching page range in the course deck (CompTIA Network+ (N10-009)-v2.0.pptx) so the trainer can run each session directly from the deck.</w:t>
+        <w:t>The Slides column gives the matching page range in the course deck (CompTIA Network+ (N10-009)-v2.1.pptx) so the trainer can run each session directly from the deck.</w:t>
       </w:r>
     </w:p>
     <w:p>
@@ -1404,7 +1462,7 @@
                 <w:b w:val="0"/>
                 <w:sz w:val="19"/>
               </w:rPr>
-              <w:t>Slides 18–33</w:t>
+              <w:t>Slides 20–35</w:t>
             </w:r>
           </w:p>
         </w:tc>
@@ -1540,7 +1598,7 @@
                 <w:b w:val="0"/>
                 <w:sz w:val="19"/>
               </w:rPr>
-              <w:t>Slides 34–83</w:t>
+              <w:t>Slides 36–85</w:t>
             </w:r>
           </w:p>
         </w:tc>
@@ -1676,7 +1734,7 @@
                 <w:b w:val="0"/>
                 <w:sz w:val="19"/>
               </w:rPr>
-              <w:t>Slides 84–104</w:t>
+              <w:t>Slides 86–106</w:t>
             </w:r>
           </w:p>
         </w:tc>
@@ -1812,7 +1870,7 @@
                 <w:b w:val="0"/>
                 <w:sz w:val="19"/>
               </w:rPr>
-              <w:t>Slides 105–133</w:t>
+              <w:t>Slides 107–135</w:t>
             </w:r>
           </w:p>
         </w:tc>
@@ -2128,7 +2186,7 @@
                 <w:b w:val="0"/>
                 <w:sz w:val="19"/>
               </w:rPr>
-              <w:t>Slides 134–153</w:t>
+              <w:t>Slides 136–155</w:t>
             </w:r>
           </w:p>
         </w:tc>
@@ -2264,7 +2322,7 @@
                 <w:b w:val="0"/>
                 <w:sz w:val="19"/>
               </w:rPr>
-              <w:t>Slides 154–174</w:t>
+              <w:t>Slides 156–176</w:t>
             </w:r>
           </w:p>
         </w:tc>
@@ -2400,7 +2458,7 @@
                 <w:b w:val="0"/>
                 <w:sz w:val="19"/>
               </w:rPr>
-              <w:t>Slides 175–206</w:t>
+              <w:t>Slides 177–208</w:t>
             </w:r>
           </w:p>
         </w:tc>
@@ -2536,7 +2594,7 @@
                 <w:b w:val="0"/>
                 <w:sz w:val="19"/>
               </w:rPr>
-              <w:t>Slides 207–232</w:t>
+              <w:t>Slides 209–234</w:t>
             </w:r>
           </w:p>
         </w:tc>
@@ -2852,7 +2910,7 @@
                 <w:b w:val="0"/>
                 <w:sz w:val="19"/>
               </w:rPr>
-              <w:t>Slides 233–261</w:t>
+              <w:t>Slides 235–263</w:t>
             </w:r>
           </w:p>
         </w:tc>
@@ -2988,7 +3046,7 @@
                 <w:b w:val="0"/>
                 <w:sz w:val="19"/>
               </w:rPr>
-              <w:t>Slides 262–274</w:t>
+              <w:t>Slides 264–276</w:t>
             </w:r>
           </w:p>
         </w:tc>
@@ -3124,7 +3182,7 @@
                 <w:b w:val="0"/>
                 <w:sz w:val="19"/>
               </w:rPr>
-              <w:t>Slides 275–295</w:t>
+              <w:t>Slides 277–297</w:t>
             </w:r>
           </w:p>
         </w:tc>
@@ -3260,7 +3318,7 @@
                 <w:b w:val="0"/>
                 <w:sz w:val="19"/>
               </w:rPr>
-              <w:t>Slides 296–321</w:t>
+              <w:t>Slides 298–323</w:t>
             </w:r>
           </w:p>
         </w:tc>
@@ -3576,7 +3634,7 @@
                 <w:b w:val="0"/>
                 <w:sz w:val="19"/>
               </w:rPr>
-              <w:t>Slides 322–335</w:t>
+              <w:t>Slides 324–337</w:t>
             </w:r>
           </w:p>
         </w:tc>
@@ -3712,7 +3770,7 @@
                 <w:b w:val="0"/>
                 <w:sz w:val="19"/>
               </w:rPr>
-              <w:t>Slides 336–360</w:t>
+              <w:t>Slides 338–362</w:t>
             </w:r>
           </w:p>
         </w:tc>
@@ -3848,7 +3906,7 @@
                 <w:b w:val="0"/>
                 <w:sz w:val="19"/>
               </w:rPr>
-              <w:t>Slides 361–373</w:t>
+              <w:t>Slides 363–375</w:t>
             </w:r>
           </w:p>
         </w:tc>
@@ -3984,7 +4042,7 @@
                 <w:b w:val="0"/>
                 <w:sz w:val="19"/>
               </w:rPr>
-              <w:t>Slides 374–404</w:t>
+              <w:t>Slides 376–406</w:t>
             </w:r>
           </w:p>
         </w:tc>
@@ -4300,7 +4358,7 @@
                 <w:b w:val="0"/>
                 <w:sz w:val="19"/>
               </w:rPr>
-              <w:t>Slides 405–432</w:t>
+              <w:t>Slides 407–434</w:t>
             </w:r>
           </w:p>
         </w:tc>
@@ -4436,7 +4494,7 @@
                 <w:b w:val="0"/>
                 <w:sz w:val="19"/>
               </w:rPr>
-              <w:t>Slides 433–466</w:t>
+              <w:t>Slides 435–468</w:t>
             </w:r>
           </w:p>
         </w:tc>
@@ -4572,7 +4630,7 @@
                 <w:b w:val="0"/>
                 <w:sz w:val="19"/>
               </w:rPr>
-              <w:t>Slides 467–504</w:t>
+              <w:t>Slides 469–506</w:t>
             </w:r>
           </w:p>
         </w:tc>
@@ -4886,7 +4944,7 @@
         <w:pStyle w:val="Heading2"/>
       </w:pPr>
       <w:r>
-        <w:t>Domain 1.0 — Networking Concepts  (23%)   ·   Slides 18–33</w:t>
+        <w:t>Domain 1.0 — Networking Concepts  (23%)   ·   Slides 20–35</w:t>
       </w:r>
     </w:p>
     <w:p>
@@ -4901,7 +4959,7 @@
           <w:color w:val="1F6FEB"/>
           <w:sz w:val="21"/>
         </w:rPr>
-        <w:t>Lab 1 — OSI Model Packet Inspection   ·   Slide 34</w:t>
+        <w:t>Lab 1 — OSI Model Packet Inspection   ·   Slide 36</w:t>
       </w:r>
     </w:p>
     <w:p>
@@ -4927,7 +4985,7 @@
           <w:color w:val="1F6FEB"/>
           <w:sz w:val="21"/>
         </w:rPr>
-        <w:t>Lab 2 — IPv4 Subnetting and CIDR   ·   Slide 75</w:t>
+        <w:t>Lab 2 — IPv4 Subnetting and CIDR   ·   Slide 77</w:t>
       </w:r>
     </w:p>
     <w:p>
@@ -4953,7 +5011,7 @@
           <w:color w:val="1F6FEB"/>
           <w:sz w:val="21"/>
         </w:rPr>
-        <w:t>Lab 3 — IPv6 Addressing and Link-Local   ·   Slide 84</w:t>
+        <w:t>Lab 3 — IPv6 Addressing and Link-Local   ·   Slide 86</w:t>
       </w:r>
     </w:p>
     <w:p>
@@ -4979,7 +5037,7 @@
           <w:color w:val="1F6FEB"/>
           <w:sz w:val="21"/>
         </w:rPr>
-        <w:t>Lab 4 — Common Ports and Protocols   ·   Slide 97</w:t>
+        <w:t>Lab 4 — Common Ports and Protocols   ·   Slide 99</w:t>
       </w:r>
     </w:p>
     <w:p>
@@ -5005,7 +5063,7 @@
           <w:color w:val="1F6FEB"/>
           <w:sz w:val="21"/>
         </w:rPr>
-        <w:t>Lab 5 — DNS Record Types   ·   Slide 105</w:t>
+        <w:t>Lab 5 — DNS Record Types   ·   Slide 107</w:t>
       </w:r>
     </w:p>
     <w:p>
@@ -5031,7 +5089,7 @@
           <w:color w:val="1F6FEB"/>
           <w:sz w:val="21"/>
         </w:rPr>
-        <w:t>Lab 6 — DHCP Lease Capture (DORA)   ·   Slide 113</w:t>
+        <w:t>Lab 6 — DHCP Lease Capture (DORA)   ·   Slide 115</w:t>
       </w:r>
     </w:p>
     <w:p>
@@ -5057,7 +5115,7 @@
           <w:color w:val="1F6FEB"/>
           <w:sz w:val="21"/>
         </w:rPr>
-        <w:t>Lab 7 — Simulating a Cloud VPC with Namespaces   ·   Slide 128</w:t>
+        <w:t>Lab 7 — Simulating a Cloud VPC with Namespaces   ·   Slide 130</w:t>
       </w:r>
     </w:p>
     <w:p>
@@ -5081,7 +5139,7 @@
         <w:pStyle w:val="Heading2"/>
       </w:pPr>
       <w:r>
-        <w:t>Domain 2.0 — Network Implementation  (20%)   ·   Slides 134–153</w:t>
+        <w:t>Domain 2.0 — Network Implementation  (20%)   ·   Slides 136–155</w:t>
       </w:r>
     </w:p>
     <w:p>
@@ -5096,7 +5154,7 @@
           <w:color w:val="1F6FEB"/>
           <w:sz w:val="21"/>
         </w:rPr>
-        <w:t>Lab 8 — Static Routing Between Two Subnets   ·   Slide 154</w:t>
+        <w:t>Lab 8 — Static Routing Between Two Subnets   ·   Slide 156</w:t>
       </w:r>
     </w:p>
     <w:p>
@@ -5122,7 +5180,7 @@
           <w:color w:val="1F6FEB"/>
           <w:sz w:val="21"/>
         </w:rPr>
-        <w:t>Lab 9 — 802.1Q VLAN Tagging   ·   Slide 166</w:t>
+        <w:t>Lab 9 — 802.1Q VLAN Tagging   ·   Slide 168</w:t>
       </w:r>
     </w:p>
     <w:p>
@@ -5148,7 +5206,7 @@
           <w:color w:val="1F6FEB"/>
           <w:sz w:val="21"/>
         </w:rPr>
-        <w:t>Lab 10 — Link Aggregation (LACP Bond)   ·   Slide 175</w:t>
+        <w:t>Lab 10 — Link Aggregation (LACP Bond)   ·   Slide 177</w:t>
       </w:r>
     </w:p>
     <w:p>
@@ -5174,7 +5232,7 @@
           <w:color w:val="1F6FEB"/>
           <w:sz w:val="21"/>
         </w:rPr>
-        <w:t>Lab 11 — Wireless Concepts and Channel Survey   ·   Slide 200</w:t>
+        <w:t>Lab 11 — Wireless Concepts and Channel Survey   ·   Slide 202</w:t>
       </w:r>
     </w:p>
     <w:p>
@@ -5200,7 +5258,7 @@
           <w:color w:val="1F6FEB"/>
           <w:sz w:val="21"/>
         </w:rPr>
-        <w:t>Lab 12 — NAT and PAT with iptables   ·   Slide 207</w:t>
+        <w:t>Lab 12 — NAT and PAT with iptables   ·   Slide 209</w:t>
       </w:r>
     </w:p>
     <w:p>
@@ -5226,7 +5284,7 @@
           <w:color w:val="1F6FEB"/>
           <w:sz w:val="21"/>
         </w:rPr>
-        <w:t>Lab 13 — DHCP Server with isc-dhcp-server   ·   Slide 217</w:t>
+        <w:t>Lab 13 — DHCP Server with isc-dhcp-server   ·   Slide 219</w:t>
       </w:r>
     </w:p>
     <w:p>
@@ -5252,7 +5310,7 @@
           <w:color w:val="1F6FEB"/>
           <w:sz w:val="21"/>
         </w:rPr>
-        <w:t>Lab 14 — Authoritative DNS with BIND9   ·   Slide 223</w:t>
+        <w:t>Lab 14 — Authoritative DNS with BIND9   ·   Slide 225</w:t>
       </w:r>
     </w:p>
     <w:p>
@@ -5276,7 +5334,7 @@
         <w:pStyle w:val="Heading2"/>
       </w:pPr>
       <w:r>
-        <w:t>Domain 3.0 — Network Operations  (19%)   ·   Slides 233–261</w:t>
+        <w:t>Domain 3.0 — Network Operations  (19%)   ·   Slides 235–263</w:t>
       </w:r>
     </w:p>
     <w:p>
@@ -5291,7 +5349,7 @@
           <w:color w:val="1F6FEB"/>
           <w:sz w:val="21"/>
         </w:rPr>
-        <w:t>Lab 15 — SNMP Monitoring   ·   Slide 262</w:t>
+        <w:t>Lab 15 — SNMP Monitoring   ·   Slide 264</w:t>
       </w:r>
     </w:p>
     <w:p>
@@ -5317,7 +5375,7 @@
           <w:color w:val="1F6FEB"/>
           <w:sz w:val="21"/>
         </w:rPr>
-        <w:t>Lab 16 — NetFlow Analysis with nfdump   ·   Slide 268</w:t>
+        <w:t>Lab 16 — NetFlow Analysis with nfdump   ·   Slide 270</w:t>
       </w:r>
     </w:p>
     <w:p>
@@ -5343,7 +5401,7 @@
           <w:color w:val="1F6FEB"/>
           <w:sz w:val="21"/>
         </w:rPr>
-        <w:t>Lab 17 — Centralised Logging with Rsyslog   ·   Slide 275</w:t>
+        <w:t>Lab 17 — Centralised Logging with Rsyslog   ·   Slide 277</w:t>
       </w:r>
     </w:p>
     <w:p>
@@ -5369,7 +5427,7 @@
           <w:color w:val="1F6FEB"/>
           <w:sz w:val="21"/>
         </w:rPr>
-        <w:t>Lab 18 — Time Synchronisation with Chrony   ·   Slide 290</w:t>
+        <w:t>Lab 18 — Time Synchronisation with Chrony   ·   Slide 292</w:t>
       </w:r>
     </w:p>
     <w:p>
@@ -5395,7 +5453,7 @@
           <w:color w:val="1F6FEB"/>
           <w:sz w:val="21"/>
         </w:rPr>
-        <w:t>Lab 19 — Configuration Backup with Git   ·   Slide 296</w:t>
+        <w:t>Lab 19 — Configuration Backup with Git   ·   Slide 298</w:t>
       </w:r>
     </w:p>
     <w:p>
@@ -5421,7 +5479,7 @@
           <w:color w:val="1F6FEB"/>
           <w:sz w:val="21"/>
         </w:rPr>
-        <w:t>Lab 20 — Performance Baseline with iperf3   ·   Slide 303</w:t>
+        <w:t>Lab 20 — Performance Baseline with iperf3   ·   Slide 305</w:t>
       </w:r>
     </w:p>
     <w:p>
@@ -5445,7 +5503,7 @@
         <w:pStyle w:val="Heading2"/>
       </w:pPr>
       <w:r>
-        <w:t>Domain 4.0 — Network Security  (14%)   ·   Slides 322–335</w:t>
+        <w:t>Domain 4.0 — Network Security  (14%)   ·   Slides 324–337</w:t>
       </w:r>
     </w:p>
     <w:p>
@@ -5460,7 +5518,7 @@
           <w:color w:val="1F6FEB"/>
           <w:sz w:val="21"/>
         </w:rPr>
-        <w:t>Lab 21 — Host Firewall with UFW   ·   Slide 336</w:t>
+        <w:t>Lab 21 — Host Firewall with UFW   ·   Slide 338</w:t>
       </w:r>
     </w:p>
     <w:p>
@@ -5486,7 +5544,7 @@
           <w:color w:val="1F6FEB"/>
           <w:sz w:val="21"/>
         </w:rPr>
-        <w:t>Lab 22 — TLS Certificate with OpenSSL and Nginx   ·   Slide 348</w:t>
+        <w:t>Lab 22 — TLS Certificate with OpenSSL and Nginx   ·   Slide 350</w:t>
       </w:r>
     </w:p>
     <w:p>
@@ -5512,7 +5570,7 @@
           <w:color w:val="1F6FEB"/>
           <w:sz w:val="21"/>
         </w:rPr>
-        <w:t>Lab 23 — SSH Hardening with Key Authentication   ·   Slide 361</w:t>
+        <w:t>Lab 23 — SSH Hardening with Key Authentication   ·   Slide 363</w:t>
       </w:r>
     </w:p>
     <w:p>
@@ -5538,7 +5596,7 @@
           <w:color w:val="1F6FEB"/>
           <w:sz w:val="21"/>
         </w:rPr>
-        <w:t>Lab 24 — Site-to-Site VPN with WireGuard   ·   Slide 366</w:t>
+        <w:t>Lab 24 — Site-to-Site VPN with WireGuard   ·   Slide 368</w:t>
       </w:r>
     </w:p>
     <w:p>
@@ -5564,7 +5622,7 @@
           <w:color w:val="1F6FEB"/>
           <w:sz w:val="21"/>
         </w:rPr>
-        <w:t>Lab 25 — Port Scanning and Service Hardening   ·   Slide 374</w:t>
+        <w:t>Lab 25 — Port Scanning and Service Hardening   ·   Slide 376</w:t>
       </w:r>
     </w:p>
     <w:p>
@@ -5590,7 +5648,7 @@
           <w:color w:val="1F6FEB"/>
           <w:sz w:val="21"/>
         </w:rPr>
-        <w:t>Lab 26 — Intrusion Detection with Suricata   ·   Slide 390</w:t>
+        <w:t>Lab 26 — Intrusion Detection with Suricata   ·   Slide 392</w:t>
       </w:r>
     </w:p>
     <w:p>
@@ -5616,7 +5674,7 @@
           <w:color w:val="1F6FEB"/>
           <w:sz w:val="21"/>
         </w:rPr>
-        <w:t>Lab 27 — Building an ACL with iptables   ·   Slide 396</w:t>
+        <w:t>Lab 27 — Building an ACL with iptables   ·   Slide 398</w:t>
       </w:r>
     </w:p>
     <w:p>
@@ -5640,7 +5698,7 @@
         <w:pStyle w:val="Heading2"/>
       </w:pPr>
       <w:r>
-        <w:t>Domain 5.0 — Network Troubleshooting  (24%)   ·   Slides 405–432</w:t>
+        <w:t>Domain 5.0 — Network Troubleshooting  (24%)   ·   Slides 407–434</w:t>
       </w:r>
     </w:p>
     <w:p>
@@ -5655,7 +5713,7 @@
           <w:color w:val="1F6FEB"/>
           <w:sz w:val="21"/>
         </w:rPr>
-        <w:t>Lab 28 — Layer 1/2 Diagnostics with ip and ethtool   ·   Slide 433</w:t>
+        <w:t>Lab 28 — Layer 1/2 Diagnostics with ip and ethtool   ·   Slide 435</w:t>
       </w:r>
     </w:p>
     <w:p>
@@ -5681,7 +5739,7 @@
           <w:color w:val="1F6FEB"/>
           <w:sz w:val="21"/>
         </w:rPr>
-        <w:t>Lab 29 — Reachability with ping, traceroute and mtr   ·   Slide 442</w:t>
+        <w:t>Lab 29 — Reachability with ping, traceroute and mtr   ·   Slide 444</w:t>
       </w:r>
     </w:p>
     <w:p>
@@ -5707,7 +5765,7 @@
           <w:color w:val="1F6FEB"/>
           <w:sz w:val="21"/>
         </w:rPr>
-        <w:t>Lab 30 — DNS Troubleshooting with dig and resolvectl   ·   Slide 450</w:t>
+        <w:t>Lab 30 — DNS Troubleshooting with dig and resolvectl   ·   Slide 452</w:t>
       </w:r>
     </w:p>
     <w:p>
@@ -5733,7 +5791,7 @@
           <w:color w:val="1F6FEB"/>
           <w:sz w:val="21"/>
         </w:rPr>
-        <w:t>Lab 31 — ARP and the IPv6 Neighbour Table   ·   Slide 458</w:t>
+        <w:t>Lab 31 — ARP and the IPv6 Neighbour Table   ·   Slide 460</w:t>
       </w:r>
     </w:p>
     <w:p>
@@ -5759,7 +5817,7 @@
           <w:color w:val="1F6FEB"/>
           <w:sz w:val="21"/>
         </w:rPr>
-        <w:t>Lab 32 — Packet Capture with tcpdump and TIS PCAP Analyzer   ·   Slide 467</w:t>
+        <w:t>Lab 32 — Packet Capture with tcpdump and TIS PCAP Analyzer   ·   Slide 469</w:t>
       </w:r>
     </w:p>
     <w:p>
@@ -5785,7 +5843,7 @@
           <w:color w:val="1F6FEB"/>
           <w:sz w:val="21"/>
         </w:rPr>
-        <w:t>Lab 33 — MTU and Path-MTU Discovery   ·   Slide 474</w:t>
+        <w:t>Lab 33 — MTU and Path-MTU Discovery   ·   Slide 476</w:t>
       </w:r>
     </w:p>
     <w:p>
@@ -5811,7 +5869,7 @@
           <w:color w:val="1F6FEB"/>
           <w:sz w:val="21"/>
         </w:rPr>
-        <w:t>Lab 34 — Diagnosing Routing Problems   ·   Slide 484</w:t>
+        <w:t>Lab 34 — Diagnosing Routing Problems   ·   Slide 486</w:t>
       </w:r>
     </w:p>
     <w:p>
@@ -5837,7 +5895,7 @@
           <w:color w:val="1F6FEB"/>
           <w:sz w:val="21"/>
         </w:rPr>
-        <w:t>Lab 35 — Simulating Slow and Lossy Links with tc   ·   Slide 494</w:t>
+        <w:t>Lab 35 — Simulating Slow and Lossy Links with tc   ·   Slide 496</w:t>
       </w:r>
     </w:p>
     <w:p>
@@ -5863,7 +5921,7 @@
           <w:color w:val="1F6FEB"/>
           <w:sz w:val="21"/>
         </w:rPr>
-        <w:t>Lab 36 — Service Reachability Triage with curl, nc and openssl   ·   Slide 504</w:t>
+        <w:t>Lab 36 — Service Reachability Triage with curl, nc and openssl   ·   Slide 506</w:t>
       </w:r>
     </w:p>
     <w:p>
